--- a/plantillas/plantilla_acta_no_descargo.docx
+++ b/plantillas/plantilla_acta_no_descargo.docx
@@ -1,6 +1,6442 @@
 
-<file path=word/document.xml>OK [superior_dni corrige error (cajas 5-6)]: 2 ocurrencia(s) OK [testigo_nombres (2 cajas)]: 2 ocurrencia(s) OK [testigo_apellidos (2 cajas)]: 2 ocurrencia(s) OK [testigo_cip (2 cajas)]: 2 ocurrencia(s) OK [superior_nombres (cajas 1-4)]: 4 ocurrencia(s) OK [superior_grado (6 cajas)]: 6 ocurrencia(s) OK [superior_apellidos (6 cajas)]: 6 ocurrencia(s) OK [superior_cip (6 cajas)]: 6 ocurrencia(s) OK [superior_dni (cajas 1-4)]: 4 ocurrencia(s) OK [Fragmento DNI testigo 7/2955816]: 2 ocurrencia(s) OK [Fragmento Aldo Canzia/ni]: 2 ocurrencia(s) OK [Parrafo de cierre]: 1 ocurrencia(s) OK [Parrafo principal]: 1 ocurrencia(s) <?xml version="1.0" encoding="UTF-8" standalone="yes"?>
-<w:document xmlns:wpc="http://schemas.microsoft.com/office/word/2010/wordprocessingCanvas" xmlns:cx="http://schemas.microsoft.com/office/drawing/2014/chartex" xmlns:cx1="http://schemas.microsoft.com/office/drawing/2015/9/8/chartex" xmlns:cx2="http://schemas.microsoft.com/office/drawing/2015/10/21/chartex" xmlns:cx3="http://schemas.microsoft.com/office/drawing/2016/5/9/chartex" xmlns:cx4="http://schemas.microsoft.com/office/drawing/2016/5/10/chartex" xmlns:cx5="http://schemas.microsoft.com/office/drawing/2016/5/11/chartex" xmlns:cx6="http://schemas.microsoft.com/office/drawing/2016/5/12/chartex" xmlns:cx7="http://schemas.microsoft.com/office/drawing/2016/5/13/chartex" xmlns:cx8="http://schemas.microsoft.com/office/drawing/2016/5/14/chartex" xmlns:mc="http://schemas.openxmlformats.org/markup-compatibility/2006" xmlns:aink="http://schemas.microsoft.com/office/drawing/2016/ink" xmlns:am3d="http://schemas.microsoft.com/office/drawing/2017/model3d" xmlns:o="urn:schemas-microsoft-com:office:office" xmlns:oel="http://schemas.microsoft.com/office/2019/extlst" xmlns:r="http://schemas.openxmlformats.org/officeDocument/2006/relationships" xmlns:m="http://schemas.openxmlformats.org/officeDocument/2006/math" xmlns:v="urn:schemas-microsoft-com:vml" xmlns:wp14="http://schemas.microsoft.com/office/word/2010/wordprocessingDrawing" xmlns:wp="http://schemas.openxmlformats.org/drawingml/2006/wordprocessingDrawing" xmlns:w10="urn:schemas-microsoft-com:office:word" xmlns:w="http://schemas.openxmlformats.org/wordprocessingml/2006/main" xmlns:w14="http://schemas.microsoft.com/office/word/2010/wordml" xmlns:w15="http://schemas.microsoft.com/office/word/2012/wordml" xmlns:w16cei="http://schemas.microsoft.com/office/word/2026/wordml/cei" xmlns:w16cex="http://schemas.microsoft.com/office/word/2018/wordml/cex" xmlns:w16cid="http://schemas.microsoft.com/office/word/2016/wordml/cid" xmlns:w16="http://schemas.microsoft.com/office/word/2018/wordml" xmlns:w16du="http://schemas.microsoft.com/office/word/2023/wordml/word16du" xmlns:w16sdtdh="http://schemas.microsoft.com/office/word/2020/wordml/sdtdatahash" xmlns:w16sdtfl="http://schemas.microsoft.com/office/word/2024/wordml/sdtformatlock" xmlns:w16se="http://schemas.microsoft.com/office/word/2015/wordml/symex" xmlns:wpg="http://schemas.microsoft.com/office/word/2010/wordprocessingGroup" xmlns:wpi="http://schemas.microsoft.com/office/word/2010/wordprocessingInk" xmlns:wne="http://schemas.microsoft.com/office/word/2006/wordml" xmlns:wps="http://schemas.microsoft.com/office/word/2010/wordprocessingShape" mc:Ignorable="w14 w15 w16se w16cid w16 w16cex w16sdtdh w16sdtfl w16du wp14"><w:body><w:p><w:pPr><w:jc w:val="center"/><w:rPr><w:rFonts w:cs="Arial"/><w:b/><w:sz w:val="28"/><w:szCs w:val="28"/><w:u w:val="single"/><w:lang w:val="es-PE"/></w:rPr></w:pPr><w:r><w:rPr><w:rFonts w:cs="Arial"/><w:b/><w:sz w:val="28"/><w:szCs w:val="28"/><w:u w:val="single"/><w:lang w:val="es-PE"/></w:rPr><w:t xml:space="preserve"> </w:t></w:r><w:r><w:rPr><w:rFonts w:cs="Arial"/><w:b/><w:sz w:val="28"/><w:szCs w:val="28"/><w:u w:val="single"/><w:lang w:val="es-PE"/></w:rPr><w:t xml:space="preserve"> </w:t></w:r><w:r><w:rPr><w:rFonts w:cs="Arial"/><w:b/><w:sz w:val="28"/><w:szCs w:val="28"/><w:u w:val="single"/><w:lang w:val="es-PE"/></w:rPr><w:t>A</w:t></w:r><w:r><w:rPr><w:rFonts w:cs="Arial"/><w:b/><w:sz w:val="28"/><w:szCs w:val="28"/><w:u w:val="single"/><w:lang w:val="es-PE"/></w:rPr><w:t>CTA DE NO RECEPCIÓN DE DESCARGOS</w:t></w:r></w:p><w:p><w:pPr><w:jc w:val="both"/><w:rPr><w:rFonts w:cs="Arial"/><w:sz w:val="24"/><w:szCs w:val="24"/><w:lang w:val="es-PE"/></w:rPr></w:pPr></w:p><w:p><w:pPr><w:ind w:right="-51"/><w:jc w:val="both"/><w:rPr><w:rFonts w:cs="Arial"/><w:bCs/><w:sz w:val="24"/><w:szCs w:val="24"/><w:lang w:val="es-PE"/></w:rPr></w:pPr><w:r><w:rPr><w:rFonts w:cs="Arial"/><w:bCs/><w:sz w:val="24"/><w:szCs w:val="24"/><w:lang w:val="es-PE"/></w:rPr><w:t xml:space="preserve">--- En el distrito de Ventanilla, siendo las {hora_apertura} horas del día {fecha_larga}, en uno de los ambientes de la Comisaria PNP Ventanilla, presentes el </w:t></w:r><w:r><w:rPr><w:b/><w:bCs/></w:rPr><w:t>SUPERIOR QUE SANCIONA</w:t></w:r><w:r><w:rPr><w:rFonts w:cs="Arial"/><w:bCs/><w:sz w:val="24"/><w:szCs w:val="24"/><w:lang w:val="es-PE"/></w:rPr><w:t xml:space="preserve"> {superior_grado} PNP {superior_nombres} {superior_apellidos}, identificado con CIP N°{superior_cip} y DNI Nº{superior_dni}, perteneciente a la Comisaria PNP Ventanilla, en el procedimiento administrativo disciplinario por infracción leve, y el </w:t></w:r><w:r><w:rPr><w:b/><w:bCs/></w:rPr><w:t>TESTIGO</w:t></w:r><w:r><w:rPr><w:rFonts w:cs="Arial"/><w:bCs/><w:sz w:val="24"/><w:szCs w:val="24"/><w:lang w:val="es-PE"/></w:rPr><w:t xml:space="preserve"> S2 PNP {testigo_nombres} {testigo_apellidos}, identificado con CIP N° {testigo_cip} y DNI N° {testigo_dni}, prestando servicios en la Comisaria PNP Ventanilla, se procede a levantar la presente acta, luego de haber culminado el plazo de un (01) día hábil, no habiendo presentado descargo el </w:t></w:r><w:r><w:rPr><w:b/><w:sz w:val="24"/><w:szCs w:val="24"/></w:rPr><w:t>PRESUNTO INFRACTOR</w:t></w:r><w:r><w:rPr><w:rFonts w:cs="Arial"/><w:bCs/><w:sz w:val="24"/><w:szCs w:val="24"/><w:lang w:val="es-PE"/></w:rPr><w:t xml:space="preserve"> {investigado_grado} PNP {investigado_nombres} {investigado_apellidos}, identificado con CIP Nº{investigado_cip} y DNI Nº{investigado_dni}, continuándose con el procedimiento administrativo disciplinario.-</w:t></w:r></w:p><w:p><w:pPr><w:jc w:val="both"/><w:rPr><w:rFonts w:cs="Arial"/><w:bCs/><w:sz w:val="24"/><w:szCs w:val="24"/></w:rPr></w:pPr><w:r><w:rPr><w:rFonts w:cs="Arial"/><w:bCs/><w:sz w:val="24"/><w:szCs w:val="24"/></w:rPr><w:t xml:space="preserve"> </w:t></w:r></w:p><w:p><w:pPr><w:jc w:val="both"/><w:rPr><w:rFonts w:cs="Arial"/><w:bCs/><w:sz w:val="24"/><w:szCs w:val="24"/><w:lang w:val="es-PE"/></w:rPr></w:pPr><w:r><w:rPr><w:rFonts w:cs="Arial"/><w:bCs/><w:sz w:val="24"/><w:szCs w:val="24"/><w:lang w:val="es-PE"/></w:rPr><w:t xml:space="preserve">--- Siendo las {hora_cierre} horas de la misma fecha, se da por concluida la presente diligencia, firmando a continuación el Testigo y el superior que conduce el procedimiento por la presunta comisión de infracción leve. -</w:t></w:r></w:p><w:p><w:pPr><w:jc w:val="both"/><w:rPr><w:rFonts w:cs="Arial"/><w:bCs/><w:lang w:val="es-PE"/></w:rPr></w:pPr></w:p><w:p><w:pPr><w:jc w:val="both"/><w:rPr><w:rFonts w:cs="Arial"/><w:b/><w:u w:val="single"/><w:lang w:val="es-PE"/></w:rPr></w:pPr><w:r><w:rPr><w:rFonts w:cs="Arial"/><w:b/><w:noProof/><w:u w:val="single"/><w:lang w:val="es-PE"/></w:rPr><mc:AlternateContent><mc:Choice Requires="wpg"><w:drawing><wp:anchor distT="0" distB="0" distL="114300" distR="114300" simplePos="0" relativeHeight="251658240" behindDoc="0" locked="0" layoutInCell="1" allowOverlap="1" wp14:anchorId="4B4F4D3E" wp14:editId="4B22BCD5"><wp:simplePos x="0" y="0"/><wp:positionH relativeFrom="column"><wp:posOffset>2795270</wp:posOffset></wp:positionH><wp:positionV relativeFrom="paragraph"><wp:posOffset>191135</wp:posOffset></wp:positionV><wp:extent cx="2721610" cy="2445385"/><wp:effectExtent l="0" t="0" r="21590" b="12065"/><wp:wrapNone/><wp:docPr id="19" name="Grupo 19"/><wp:cNvGraphicFramePr/><a:graphic xmlns:a="http://schemas.openxmlformats.org/drawingml/2006/main"><a:graphicData uri="http://schemas.microsoft.com/office/word/2010/wordprocessingGroup"><wpg:wgp><wpg:cNvGrpSpPr/><wpg:grpSpPr><a:xfrm><a:off x="0" y="0"/><a:ext cx="2721610" cy="2445385"/><a:chOff x="0" y="0"/><a:chExt cx="2721610" cy="2445488"/></a:xfrm></wpg:grpSpPr><wps:wsp><wps:cNvPr id="21" name="Cuadro de texto 21"/><wps:cNvSpPr txBox="1"><a:spLocks noChangeArrowheads="1"/></wps:cNvSpPr><wps:spPr bwMode="auto"><a:xfrm><a:off x="0" y="0"/><a:ext cx="2721610" cy="2445488"/></a:xfrm><a:prstGeom prst="rect"><a:avLst/></a:prstGeom><a:solidFill><a:srgbClr val="FFFFFF"/></a:solidFill><a:ln w="19050"><a:solidFill><a:srgbClr val="000000"/></a:solidFill><a:miter lim="800000"/><a:headEnd/><a:tailEnd/></a:ln></wps:spPr><wps:txbx><w:txbxContent><w:p><w:pPr><w:jc w:val="center"/><w:rPr><w:rFonts w:cs="Arial"/><w:b/><w:sz w:val="24"/><w:szCs w:val="24"/><w:u w:val="single"/><w:lang w:val="es-PE"/></w:rPr></w:pPr><w:r><w:rPr><w:rFonts w:cs="Arial"/><w:b/><w:sz w:val="24"/><w:szCs w:val="24"/><w:u w:val="single"/><w:lang w:val="es-PE"/></w:rPr><w:t>TESTIGO</w:t></w:r></w:p><w:p><w:pPr><w:jc w:val="center"/><w:rPr><w:rFonts w:cs="Arial"/><w:b/><w:sz w:val="24"/><w:szCs w:val="24"/><w:u w:val="single"/><w:lang w:val="es-PE"/></w:rPr></w:pPr></w:p><w:p><w:pPr><w:jc w:val="center"/><w:rPr><w:rFonts w:cs="Arial"/><w:b/><w:sz w:val="24"/><w:szCs w:val="24"/><w:u w:val="single"/><w:lang w:val="es-PE"/></w:rPr></w:pPr></w:p><w:p><w:pPr><w:jc w:val="center"/><w:rPr><w:rFonts w:cs="Arial"/><w:sz w:val="24"/><w:szCs w:val="24"/><w:lang w:val="es-PE"/></w:rPr></w:pPr><w:r><w:rPr><w:rFonts w:cs="Arial"/><w:sz w:val="24"/><w:szCs w:val="24"/><w:lang w:val="es-PE"/></w:rPr><w:t>______</w:t></w:r><w:r><w:rPr><w:rFonts w:cs="Arial"/><w:sz w:val="24"/><w:szCs w:val="24"/><w:lang w:val="es-PE"/></w:rPr><w:t>___</w:t></w:r><w:r><w:rPr><w:rFonts w:cs="Arial"/><w:sz w:val="24"/><w:szCs w:val="24"/><w:lang w:val="es-PE"/></w:rPr><w:t>____________________</w:t></w:r></w:p><w:p><w:pPr><w:jc w:val="center"/><w:rPr><w:rFonts w:cs="Arial"/><w:sz w:val="24"/><w:szCs w:val="24"/><w:lang w:val="es-PE"/></w:rPr></w:pPr><w:r><w:rPr><w:rFonts w:cs="Arial"/><w:sz w:val="24"/><w:szCs w:val="24"/><w:lang w:val="es-PE"/></w:rPr><w:t>F</w:t></w:r><w:r><w:rPr><w:rFonts w:cs="Arial"/><w:sz w:val="24"/><w:szCs w:val="24"/><w:lang w:val="es-PE"/></w:rPr><w:t>irma</w:t></w:r></w:p><w:p><w:pPr><w:ind w:left="1560" w:hanging="1560"/><w:rPr><w:rFonts w:cs="Arial"/><w:sz w:val="24"/><w:szCs w:val="24"/><w:lang w:val="es-PE"/></w:rPr></w:pPr><w:r><w:rPr><w:rFonts w:cs="Arial"/><w:sz w:val="24"/><w:szCs w:val="24"/><w:lang w:val="es-PE"/></w:rPr><w:t>DNI: _________________________</w:t></w:r></w:p><w:p><w:pPr><w:rPr><w:rFonts w:cs="Arial"/><w:sz w:val="10"/><w:szCs w:val="24"/><w:lang w:val="es-PE"/></w:rPr></w:pPr></w:p><w:p><w:pPr><w:spacing w:line="276" w:lineRule="auto"/><w:ind w:left="1560" w:hanging="1560"/><w:rPr><w:rFonts w:cs="Arial"/><w:sz w:val="24"/><w:szCs w:val="24"/><w:lang w:val="es-PE"/></w:rPr></w:pPr><w:r><w:rPr><w:rFonts w:cs="Arial"/><w:sz w:val="24"/><w:szCs w:val="24"/><w:lang w:val="es-PE"/></w:rPr><w:t>CIP: _________________________</w:t></w:r></w:p><w:p><w:pPr><w:spacing w:line="276" w:lineRule="auto"/><w:rPr><w:rFonts w:cs="Arial"/><w:sz w:val="10"/><w:szCs w:val="24"/><w:lang w:val="es-PE"/></w:rPr></w:pPr></w:p><w:p><w:pPr><w:spacing w:line="276" w:lineRule="auto"/><w:rPr><w:rFonts w:cs="Arial"/><w:sz w:val="24"/><w:szCs w:val="24"/><w:lang w:val="es-PE"/></w:rPr></w:pPr><w:r><w:rPr><w:rFonts w:cs="Arial"/><w:sz w:val="24"/><w:szCs w:val="24"/><w:lang w:val="es-PE"/></w:rPr><w:t>Apellidos</w:t></w:r><w:r><w:rPr><w:rFonts w:cs="Arial"/><w:sz w:val="24"/><w:szCs w:val="24"/><w:lang w:val="es-PE"/></w:rPr><w:t>:</w:t></w:r><w:r><w:rPr><w:rFonts w:cs="Arial"/><w:sz w:val="24"/><w:szCs w:val="24"/><w:lang w:val="es-PE"/></w:rPr><w:t xml:space="preserve"> _____________________</w:t></w:r></w:p><w:p><w:pPr><w:rPr><w:rFonts w:cs="Arial"/><w:sz w:val="8"/><w:szCs w:val="24"/><w:lang w:val="es-PE"/></w:rPr></w:pPr></w:p><w:p><w:pPr><w:spacing w:line="276" w:lineRule="auto"/><w:rPr><w:rFonts w:cs="Arial"/><w:sz w:val="24"/><w:szCs w:val="24"/><w:lang w:val="es-PE"/></w:rPr></w:pPr><w:r><w:rPr><w:rFonts w:cs="Arial"/><w:sz w:val="24"/><w:szCs w:val="24"/><w:lang w:val="es-PE"/></w:rPr><w:t>Nombres: _____________________</w:t></w:r></w:p><w:p><w:pPr><w:rPr><w:rFonts w:cs="Arial"/><w:sz w:val="16"/><w:szCs w:val="16"/><w:lang w:val="es-PE"/></w:rPr></w:pPr></w:p><w:p><w:pPr><w:rPr><w:rFonts w:cs="Arial"/><w:b/><w:sz w:val="24"/><w:szCs w:val="24"/><w:u w:val="single"/><w:lang w:val="es-PE"/></w:rPr></w:pPr><w:r><w:rPr><w:rFonts w:cs="Arial"/><w:sz w:val="24"/><w:szCs w:val="24"/><w:lang w:val="es-PE"/></w:rPr><w:t>Grado</w:t></w:r><w:r><w:rPr><w:rFonts w:cs="Arial"/><w:sz w:val="24"/><w:szCs w:val="24"/><w:lang w:val="es-PE"/></w:rPr><w:t>:</w:t></w:r><w:r><w:rPr><w:rFonts w:cs="Arial"/><w:sz w:val="24"/><w:szCs w:val="24"/><w:lang w:val="es-PE"/></w:rPr><w:t xml:space="preserve"> _______________________</w:t></w:r></w:p></w:txbxContent></wps:txbx><wps:bodyPr rot="0" vert="horz" wrap="square" lIns="91440" tIns="45720" rIns="91440" bIns="45720" anchor="t" anchorCtr="0" upright="1"><a:noAutofit/></wps:bodyPr></wps:wsp><wps:wsp><wps:cNvPr id="28" name="Cuadro de texto 28"/><wps:cNvSpPr txBox="1"/><wps:spPr><a:xfrm><a:off x="413468" y="882595"/><a:ext cx="970059" cy="278157"/></a:xfrm><a:prstGeom prst="rect"><a:avLst/></a:prstGeom><a:noFill/><a:ln w="6350"><a:noFill/></a:ln></wps:spPr><wps:txbx><w:txbxContent><w:p><w:pPr><w:rPr><w:sz w:val="24"/><w:szCs w:val="18"/><w:lang w:val="es-PE"/></w:rPr></w:pPr><w:r><w:rPr><w:sz w:val="24"/><w:szCs w:val="18"/><w:lang w:val="es-PE"/></w:rPr><w:t>{testigo_dni}</w:t></w:r></w:p><w:p><w:pPr><w:rPr><w:sz w:val="24"/><w:szCs w:val="18"/><w:lang w:val="es-PE"/></w:rPr></w:pPr></w:p></w:txbxContent></wps:txbx><wps:bodyPr rot="0" spcFirstLastPara="0" vertOverflow="overflow" horzOverflow="overflow" vert="horz" wrap="square" lIns="91440" tIns="45720" rIns="91440" bIns="45720" numCol="1" spcCol="0" rtlCol="0" fromWordArt="0" anchor="t" anchorCtr="0" forceAA="0" compatLnSpc="1"><a:prstTxWarp prst="textNoShape"><a:avLst/></a:prstTxWarp><a:noAutofit/></wps:bodyPr></wps:wsp><wps:wsp><wps:cNvPr id="29" name="Cuadro de texto 29"/><wps:cNvSpPr txBox="1"/><wps:spPr><a:xfrm><a:off x="413468" y="1135463"/><a:ext cx="970059" cy="278157"/></a:xfrm><a:prstGeom prst="rect"><a:avLst/></a:prstGeom><a:noFill/><a:ln w="6350"><a:noFill/></a:ln></wps:spPr><wps:txbx><w:txbxContent><w:p><w:pPr><w:rPr><w:sz w:val="24"/><w:szCs w:val="18"/></w:rPr></w:pPr><w:r><w:rPr><w:sz w:val="24"/><w:szCs w:val="18"/></w:rPr><w:t>{testigo_cip}</w:t></w:r></w:p><w:p><w:pPr><w:rPr><w:sz w:val="24"/><w:szCs w:val="18"/></w:rPr></w:pPr></w:p></w:txbxContent></wps:txbx><wps:bodyPr rot="0" spcFirstLastPara="0" vertOverflow="overflow" horzOverflow="overflow" vert="horz" wrap="square" lIns="91440" tIns="45720" rIns="91440" bIns="45720" numCol="1" spcCol="0" rtlCol="0" fromWordArt="0" anchor="t" anchorCtr="0" forceAA="0" compatLnSpc="1"><a:prstTxWarp prst="textNoShape"><a:avLst/></a:prstTxWarp><a:noAutofit/></wps:bodyPr></wps:wsp><wps:wsp><wps:cNvPr id="30" name="Cuadro de texto 30"/><wps:cNvSpPr txBox="1"/><wps:spPr><a:xfrm><a:off x="715618" y="1439125"/><a:ext cx="1989482" cy="278157"/></a:xfrm><a:prstGeom prst="rect"><a:avLst/></a:prstGeom><a:noFill/><a:ln w="6350"><a:noFill/></a:ln></wps:spPr><wps:txbx><w:txbxContent><w:p><w:pPr><w:rPr><w:sz w:val="24"/><w:szCs w:val="18"/><w:lang w:val="es-PE"/></w:rPr></w:pPr><w:r><w:rPr><w:sz w:val="24"/><w:szCs w:val="18"/><w:lang w:val="es-PE"/></w:rPr><w:t>{testigo_apellidos}</w:t></w:r></w:p></w:txbxContent></wps:txbx><wps:bodyPr rot="0" spcFirstLastPara="0" vertOverflow="overflow" horzOverflow="overflow" vert="horz" wrap="square" lIns="91440" tIns="45720" rIns="91440" bIns="45720" numCol="1" spcCol="0" rtlCol="0" fromWordArt="0" anchor="t" anchorCtr="0" forceAA="0" compatLnSpc="1"><a:prstTxWarp prst="textNoShape"><a:avLst/></a:prstTxWarp><a:noAutofit/></wps:bodyPr></wps:wsp><wps:wsp><wps:cNvPr id="35" name="Cuadro de texto 35"/><wps:cNvSpPr txBox="1"/><wps:spPr><a:xfrm><a:off x="715618" y="1677725"/><a:ext cx="1725433" cy="278157"/></a:xfrm><a:prstGeom prst="rect"><a:avLst/></a:prstGeom><a:noFill/><a:ln w="6350"><a:noFill/></a:ln></wps:spPr><wps:txbx><w:txbxContent><w:p><w:pPr><w:rPr><w:sz w:val="24"/><w:szCs w:val="18"/><w:lang w:val="es-PE"/></w:rPr></w:pPr><w:r><w:rPr><w:sz w:val="24"/><w:szCs w:val="18"/><w:lang w:val="es-PE"/></w:rPr><w:t>{testigo_nombres}</w:t></w:r></w:p></w:txbxContent></wps:txbx><wps:bodyPr rot="0" spcFirstLastPara="0" vertOverflow="overflow" horzOverflow="overflow" vert="horz" wrap="square" lIns="91440" tIns="45720" rIns="91440" bIns="45720" numCol="1" spcCol="0" rtlCol="0" fromWordArt="0" anchor="t" anchorCtr="0" forceAA="0" compatLnSpc="1"><a:prstTxWarp prst="textNoShape"><a:avLst/></a:prstTxWarp><a:noAutofit/></wps:bodyPr></wps:wsp><wps:wsp><wps:cNvPr id="36" name="Cuadro de texto 36"/><wps:cNvSpPr txBox="1"/><wps:spPr><a:xfrm><a:off x="556592" y="1995777"/><a:ext cx="1725433" cy="278157"/></a:xfrm><a:prstGeom prst="rect"><a:avLst/></a:prstGeom><a:noFill/><a:ln w="6350"><a:noFill/></a:ln></wps:spPr><wps:txbx><w:txbxContent><w:p><w:pPr><w:rPr><w:sz w:val="24"/><w:szCs w:val="18"/></w:rPr></w:pPr><w:r><w:rPr><w:sz w:val="24"/><w:szCs w:val="18"/></w:rPr><w:t>S2 PNP</w:t></w:r></w:p></w:txbxContent></wps:txbx><wps:bodyPr rot="0" spcFirstLastPara="0" vertOverflow="overflow" horzOverflow="overflow" vert="horz" wrap="square" lIns="91440" tIns="45720" rIns="91440" bIns="45720" numCol="1" spcCol="0" rtlCol="0" fromWordArt="0" anchor="t" anchorCtr="0" forceAA="0" compatLnSpc="1"><a:prstTxWarp prst="textNoShape"><a:avLst/></a:prstTxWarp><a:noAutofit/></wps:bodyPr></wps:wsp></wpg:wgp></a:graphicData></a:graphic></wp:anchor></w:drawing></mc:Choice><mc:Fallback><w:pict><v:group w14:anchorId="4B4F4D3E" id="Grupo 19" o:spid="_x0000_s1026" style="position:absolute;left:0;text-align:left;margin-left:220.1pt;margin-top:15.05pt;width:214.3pt;height:192.55pt;z-index:251658240" coordsize="27216,24454" o:gfxdata="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"><v:shapetype id="_x0000_t202" coordsize="21600,21600" o:spt="202" path="m,l,21600r21600,l21600,xe"><v:stroke joinstyle="miter"/><v:path gradientshapeok="t" o:connecttype="rect"/></v:shapetype><v:shape id="Cuadro de texto 21" o:spid="_x0000_s1027" type="#_x0000_t202" style="position:absolute;width:27216;height:24454;visibility:visible;mso-wrap-style:square;v-text-anchor:top" o:gfxdata="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" strokeweight="1.5pt"><v:textbox><w:txbxContent><w:p><w:pPr><w:jc w:val="center"/><w:rPr><w:rFonts w:cs="Arial"/><w:b/><w:sz w:val="24"/><w:szCs w:val="24"/><w:u w:val="single"/><w:lang w:val="es-PE"/></w:rPr></w:pPr><w:r><w:rPr><w:rFonts w:cs="Arial"/><w:b/><w:sz w:val="24"/><w:szCs w:val="24"/><w:u w:val="single"/><w:lang w:val="es-PE"/></w:rPr><w:t>TESTIGO</w:t></w:r></w:p><w:p><w:pPr><w:jc w:val="center"/><w:rPr><w:rFonts w:cs="Arial"/><w:b/><w:sz w:val="24"/><w:szCs w:val="24"/><w:u w:val="single"/><w:lang w:val="es-PE"/></w:rPr></w:pPr></w:p><w:p><w:pPr><w:jc w:val="center"/><w:rPr><w:rFonts w:cs="Arial"/><w:b/><w:sz w:val="24"/><w:szCs w:val="24"/><w:u w:val="single"/><w:lang w:val="es-PE"/></w:rPr></w:pPr></w:p><w:p><w:pPr><w:jc w:val="center"/><w:rPr><w:rFonts w:cs="Arial"/><w:sz w:val="24"/><w:szCs w:val="24"/><w:lang w:val="es-PE"/></w:rPr></w:pPr><w:r><w:rPr><w:rFonts w:cs="Arial"/><w:sz w:val="24"/><w:szCs w:val="24"/><w:lang w:val="es-PE"/></w:rPr><w:t>______</w:t></w:r><w:r><w:rPr><w:rFonts w:cs="Arial"/><w:sz w:val="24"/><w:szCs w:val="24"/><w:lang w:val="es-PE"/></w:rPr><w:t>___</w:t></w:r><w:r><w:rPr><w:rFonts w:cs="Arial"/><w:sz w:val="24"/><w:szCs w:val="24"/><w:lang w:val="es-PE"/></w:rPr><w:t>____________________</w:t></w:r></w:p><w:p><w:pPr><w:jc w:val="center"/><w:rPr><w:rFonts w:cs="Arial"/><w:sz w:val="24"/><w:szCs w:val="24"/><w:lang w:val="es-PE"/></w:rPr></w:pPr><w:r><w:rPr><w:rFonts w:cs="Arial"/><w:sz w:val="24"/><w:szCs w:val="24"/><w:lang w:val="es-PE"/></w:rPr><w:t>F</w:t></w:r><w:r><w:rPr><w:rFonts w:cs="Arial"/><w:sz w:val="24"/><w:szCs w:val="24"/><w:lang w:val="es-PE"/></w:rPr><w:t>irma</w:t></w:r></w:p><w:p><w:pPr><w:ind w:left="1560" w:hanging="1560"/><w:rPr><w:rFonts w:cs="Arial"/><w:sz w:val="24"/><w:szCs w:val="24"/><w:lang w:val="es-PE"/></w:rPr></w:pPr><w:r><w:rPr><w:rFonts w:cs="Arial"/><w:sz w:val="24"/><w:szCs w:val="24"/><w:lang w:val="es-PE"/></w:rPr><w:t>DNI: _________________________</w:t></w:r></w:p><w:p><w:pPr><w:rPr><w:rFonts w:cs="Arial"/><w:sz w:val="10"/><w:szCs w:val="24"/><w:lang w:val="es-PE"/></w:rPr></w:pPr></w:p><w:p><w:pPr><w:spacing w:line="276" w:lineRule="auto"/><w:ind w:left="1560" w:hanging="1560"/><w:rPr><w:rFonts w:cs="Arial"/><w:sz w:val="24"/><w:szCs w:val="24"/><w:lang w:val="es-PE"/></w:rPr></w:pPr><w:r><w:rPr><w:rFonts w:cs="Arial"/><w:sz w:val="24"/><w:szCs w:val="24"/><w:lang w:val="es-PE"/></w:rPr><w:t>CIP: _________________________</w:t></w:r></w:p><w:p><w:pPr><w:spacing w:line="276" w:lineRule="auto"/><w:rPr><w:rFonts w:cs="Arial"/><w:sz w:val="10"/><w:szCs w:val="24"/><w:lang w:val="es-PE"/></w:rPr></w:pPr></w:p><w:p><w:pPr><w:spacing w:line="276" w:lineRule="auto"/><w:rPr><w:rFonts w:cs="Arial"/><w:sz w:val="24"/><w:szCs w:val="24"/><w:lang w:val="es-PE"/></w:rPr></w:pPr><w:r><w:rPr><w:rFonts w:cs="Arial"/><w:sz w:val="24"/><w:szCs w:val="24"/><w:lang w:val="es-PE"/></w:rPr><w:t>Apellidos</w:t></w:r><w:r><w:rPr><w:rFonts w:cs="Arial"/><w:sz w:val="24"/><w:szCs w:val="24"/><w:lang w:val="es-PE"/></w:rPr><w:t>:</w:t></w:r><w:r><w:rPr><w:rFonts w:cs="Arial"/><w:sz w:val="24"/><w:szCs w:val="24"/><w:lang w:val="es-PE"/></w:rPr><w:t xml:space="preserve"> _____________________</w:t></w:r></w:p><w:p><w:pPr><w:rPr><w:rFonts w:cs="Arial"/><w:sz w:val="8"/><w:szCs w:val="24"/><w:lang w:val="es-PE"/></w:rPr></w:pPr></w:p><w:p><w:pPr><w:spacing w:line="276" w:lineRule="auto"/><w:rPr><w:rFonts w:cs="Arial"/><w:sz w:val="24"/><w:szCs w:val="24"/><w:lang w:val="es-PE"/></w:rPr></w:pPr><w:r><w:rPr><w:rFonts w:cs="Arial"/><w:sz w:val="24"/><w:szCs w:val="24"/><w:lang w:val="es-PE"/></w:rPr><w:t>Nombres: _____________________</w:t></w:r></w:p><w:p><w:pPr><w:rPr><w:rFonts w:cs="Arial"/><w:sz w:val="16"/><w:szCs w:val="16"/><w:lang w:val="es-PE"/></w:rPr></w:pPr></w:p><w:p><w:pPr><w:rPr><w:rFonts w:cs="Arial"/><w:b/><w:sz w:val="24"/><w:szCs w:val="24"/><w:u w:val="single"/><w:lang w:val="es-PE"/></w:rPr></w:pPr><w:r><w:rPr><w:rFonts w:cs="Arial"/><w:sz w:val="24"/><w:szCs w:val="24"/><w:lang w:val="es-PE"/></w:rPr><w:t>Grado</w:t></w:r><w:r><w:rPr><w:rFonts w:cs="Arial"/><w:sz w:val="24"/><w:szCs w:val="24"/><w:lang w:val="es-PE"/></w:rPr><w:t>:</w:t></w:r><w:r><w:rPr><w:rFonts w:cs="Arial"/><w:sz w:val="24"/><w:szCs w:val="24"/><w:lang w:val="es-PE"/></w:rPr><w:t xml:space="preserve"> _______________________</w:t></w:r></w:p></w:txbxContent></v:textbox></v:shape><v:shape id="Cuadro de texto 28" o:spid="_x0000_s1028" type="#_x0000_t202" style="position:absolute;left:4134;top:8825;width:9701;height:2782;visibility:visible;mso-wrap-style:square;v-text-anchor:top" o:gfxdata="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" filled="f" stroked="f" strokeweight=".5pt"><v:textbox><w:txbxContent><w:p><w:pPr><w:rPr><w:sz w:val="24"/><w:szCs w:val="18"/><w:lang w:val="es-PE"/></w:rPr></w:pPr><w:r><w:rPr><w:sz w:val="24"/><w:szCs w:val="18"/><w:lang w:val="es-PE"/></w:rPr><w:t>{testigo_dni}</w:t></w:r></w:p><w:p><w:pPr><w:rPr><w:sz w:val="24"/><w:szCs w:val="18"/><w:lang w:val="es-PE"/></w:rPr></w:pPr></w:p></w:txbxContent></v:textbox></v:shape><v:shape id="Cuadro de texto 29" o:spid="_x0000_s1029" type="#_x0000_t202" style="position:absolute;left:4134;top:11354;width:9701;height:2782;visibility:visible;mso-wrap-style:square;v-text-anchor:top" o:gfxdata="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" filled="f" stroked="f" strokeweight=".5pt"><v:textbox><w:txbxContent><w:p><w:pPr><w:rPr><w:sz w:val="24"/><w:szCs w:val="18"/></w:rPr></w:pPr><w:r><w:rPr><w:sz w:val="24"/><w:szCs w:val="18"/></w:rPr><w:t>{testigo_cip}</w:t></w:r></w:p><w:p><w:pPr><w:rPr><w:sz w:val="24"/><w:szCs w:val="18"/></w:rPr></w:pPr></w:p></w:txbxContent></v:textbox></v:shape><v:shape id="Cuadro de texto 30" o:spid="_x0000_s1030" type="#_x0000_t202" style="position:absolute;left:7156;top:14391;width:19895;height:2781;visibility:visible;mso-wrap-style:square;v-text-anchor:top" o:gfxdata="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" filled="f" stroked="f" strokeweight=".5pt"><v:textbox><w:txbxContent><w:p><w:pPr><w:rPr><w:sz w:val="24"/><w:szCs w:val="18"/><w:lang w:val="es-PE"/></w:rPr></w:pPr><w:r><w:rPr><w:sz w:val="24"/><w:szCs w:val="18"/><w:lang w:val="es-PE"/></w:rPr><w:t>{testigo_apellidos}</w:t></w:r></w:p></w:txbxContent></v:textbox></v:shape><v:shape id="Cuadro de texto 35" o:spid="_x0000_s1031" type="#_x0000_t202" style="position:absolute;left:7156;top:16777;width:17254;height:2781;visibility:visible;mso-wrap-style:square;v-text-anchor:top" o:gfxdata="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" filled="f" stroked="f" strokeweight=".5pt"><v:textbox><w:txbxContent><w:p><w:pPr><w:rPr><w:sz w:val="24"/><w:szCs w:val="18"/><w:lang w:val="es-PE"/></w:rPr></w:pPr><w:r><w:rPr><w:sz w:val="24"/><w:szCs w:val="18"/><w:lang w:val="es-PE"/></w:rPr><w:t>{testigo_nombres}</w:t></w:r></w:p></w:txbxContent></v:textbox></v:shape><v:shape id="Cuadro de texto 36" o:spid="_x0000_s1032" type="#_x0000_t202" style="position:absolute;left:5565;top:19957;width:17255;height:2782;visibility:visible;mso-wrap-style:square;v-text-anchor:top" o:gfxdata="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" filled="f" stroked="f" strokeweight=".5pt"><v:textbox><w:txbxContent><w:p><w:pPr><w:rPr><w:sz w:val="24"/><w:szCs w:val="18"/></w:rPr></w:pPr><w:r><w:rPr><w:sz w:val="24"/><w:szCs w:val="18"/></w:rPr><w:t>S2 PNP</w:t></w:r></w:p></w:txbxContent></v:textbox></v:shape></v:group></w:pict></mc:Fallback></mc:AlternateContent></w:r></w:p><w:p><w:pPr><w:jc w:val="both"/><w:rPr><w:rFonts w:cs="Arial"/><w:b/><w:u w:val="single"/><w:lang w:val="es-PE"/></w:rPr></w:pPr><w:r><w:rPr><w:rFonts w:cs="Arial"/><w:b/><w:noProof/><w:u w:val="single"/><w:lang w:val="es-PE"/></w:rPr><mc:AlternateContent><mc:Choice Requires="wpg"><w:drawing><wp:anchor distT="0" distB="0" distL="114300" distR="114300" simplePos="0" relativeHeight="251683841" behindDoc="0" locked="0" layoutInCell="1" allowOverlap="1" wp14:anchorId="4ADCC757" wp14:editId="7C9D6662"><wp:simplePos x="0" y="0"/><wp:positionH relativeFrom="margin"><wp:posOffset>-3175</wp:posOffset></wp:positionH><wp:positionV relativeFrom="paragraph"><wp:posOffset>7620</wp:posOffset></wp:positionV><wp:extent cx="2721610" cy="2445385"/><wp:effectExtent l="0" t="0" r="21590" b="12065"/><wp:wrapNone/><wp:docPr id="2106470334" name="Grupo 2106470334"/><wp:cNvGraphicFramePr/><a:graphic xmlns:a="http://schemas.openxmlformats.org/drawingml/2006/main"><a:graphicData uri="http://schemas.microsoft.com/office/word/2010/wordprocessingGroup"><wpg:wgp><wpg:cNvGrpSpPr/><wpg:grpSpPr><a:xfrm><a:off x="0" y="0"/><a:ext cx="2721610" cy="2445385"/><a:chOff x="0" y="0"/><a:chExt cx="2721610" cy="2445488"/></a:xfrm></wpg:grpSpPr><wps:wsp><wps:cNvPr id="1096586737" name="Cuadro de texto 1096586737"/><wps:cNvSpPr txBox="1"><a:spLocks noChangeArrowheads="1"/></wps:cNvSpPr><wps:spPr bwMode="auto"><a:xfrm><a:off x="0" y="0"/><a:ext cx="2721610" cy="2445488"/></a:xfrm><a:prstGeom prst="rect"><a:avLst/></a:prstGeom><a:solidFill><a:srgbClr val="FFFFFF"/></a:solidFill><a:ln w="19050"><a:solidFill><a:srgbClr val="000000"/></a:solidFill><a:miter lim="800000"/><a:headEnd/><a:tailEnd/></a:ln></wps:spPr><wps:txbx><w:txbxContent><w:p><w:pPr><w:jc w:val="center"/><w:rPr><w:rFonts w:cs="Arial"/><w:b/><w:sz w:val="24"/><w:szCs w:val="24"/><w:u w:val="single"/><w:lang w:val="es-PE"/></w:rPr></w:pPr><w:r><w:rPr><w:rFonts w:cs="Arial"/><w:b/><w:sz w:val="24"/><w:szCs w:val="24"/><w:u w:val="single"/><w:lang w:val="es-PE"/></w:rPr><w:t>SUPERIOR CONDUCE P/A/D</w:t></w:r></w:p><w:p><w:pPr><w:jc w:val="center"/><w:rPr><w:rFonts w:cs="Arial"/><w:b/><w:sz w:val="24"/><w:szCs w:val="24"/><w:u w:val="single"/><w:lang w:val="es-PE"/></w:rPr></w:pPr></w:p><w:p><w:pPr><w:jc w:val="center"/><w:rPr><w:rFonts w:cs="Arial"/><w:b/><w:sz w:val="24"/><w:szCs w:val="24"/><w:u w:val="single"/><w:lang w:val="es-PE"/></w:rPr></w:pPr></w:p><w:p><w:pPr><w:jc w:val="center"/><w:rPr><w:rFonts w:cs="Arial"/><w:sz w:val="24"/><w:szCs w:val="24"/><w:lang w:val="es-PE"/></w:rPr></w:pPr><w:r><w:rPr><w:rFonts w:cs="Arial"/><w:sz w:val="24"/><w:szCs w:val="24"/><w:lang w:val="es-PE"/></w:rPr><w:t>______</w:t></w:r><w:r><w:rPr><w:rFonts w:cs="Arial"/><w:sz w:val="24"/><w:szCs w:val="24"/><w:lang w:val="es-PE"/></w:rPr><w:t>___</w:t></w:r><w:r><w:rPr><w:rFonts w:cs="Arial"/><w:sz w:val="24"/><w:szCs w:val="24"/><w:lang w:val="es-PE"/></w:rPr><w:t>____________________</w:t></w:r></w:p><w:p><w:pPr><w:jc w:val="center"/><w:rPr><w:rFonts w:cs="Arial"/><w:sz w:val="24"/><w:szCs w:val="24"/><w:lang w:val="es-PE"/></w:rPr></w:pPr><w:r><w:rPr><w:rFonts w:cs="Arial"/><w:sz w:val="24"/><w:szCs w:val="24"/><w:lang w:val="es-PE"/></w:rPr><w:t>F</w:t></w:r><w:r><w:rPr><w:rFonts w:cs="Arial"/><w:sz w:val="24"/><w:szCs w:val="24"/><w:lang w:val="es-PE"/></w:rPr><w:t>irma</w:t></w:r></w:p><w:p><w:pPr><w:ind w:left="1560" w:hanging="1560"/><w:rPr><w:rFonts w:cs="Arial"/><w:sz w:val="24"/><w:szCs w:val="24"/><w:lang w:val="es-PE"/></w:rPr></w:pPr><w:r><w:rPr><w:rFonts w:cs="Arial"/><w:sz w:val="24"/><w:szCs w:val="24"/><w:lang w:val="es-PE"/></w:rPr><w:t>DNI: _________________________</w:t></w:r></w:p><w:p><w:pPr><w:rPr><w:rFonts w:cs="Arial"/><w:sz w:val="10"/><w:szCs w:val="24"/><w:lang w:val="es-PE"/></w:rPr></w:pPr></w:p><w:p><w:pPr><w:spacing w:line="276" w:lineRule="auto"/><w:ind w:left="1560" w:hanging="1560"/><w:rPr><w:rFonts w:cs="Arial"/><w:sz w:val="24"/><w:szCs w:val="24"/><w:lang w:val="es-PE"/></w:rPr></w:pPr><w:r><w:rPr><w:rFonts w:cs="Arial"/><w:sz w:val="24"/><w:szCs w:val="24"/><w:lang w:val="es-PE"/></w:rPr><w:t>CIP: _________________________</w:t></w:r></w:p><w:p><w:pPr><w:spacing w:line="276" w:lineRule="auto"/><w:rPr><w:rFonts w:cs="Arial"/><w:sz w:val="10"/><w:szCs w:val="24"/><w:lang w:val="es-PE"/></w:rPr></w:pPr></w:p><w:p><w:pPr><w:spacing w:line="276" w:lineRule="auto"/><w:rPr><w:rFonts w:cs="Arial"/><w:sz w:val="24"/><w:szCs w:val="24"/><w:lang w:val="es-PE"/></w:rPr></w:pPr><w:r><w:rPr><w:rFonts w:cs="Arial"/><w:sz w:val="24"/><w:szCs w:val="24"/><w:lang w:val="es-PE"/></w:rPr><w:t>Apellidos</w:t></w:r><w:r><w:rPr><w:rFonts w:cs="Arial"/><w:sz w:val="24"/><w:szCs w:val="24"/><w:lang w:val="es-PE"/></w:rPr><w:t>:</w:t></w:r><w:r><w:rPr><w:rFonts w:cs="Arial"/><w:sz w:val="24"/><w:szCs w:val="24"/><w:lang w:val="es-PE"/></w:rPr><w:t xml:space="preserve"> _____________________</w:t></w:r></w:p><w:p><w:pPr><w:rPr><w:rFonts w:cs="Arial"/><w:sz w:val="8"/><w:szCs w:val="24"/><w:lang w:val="es-PE"/></w:rPr></w:pPr></w:p><w:p><w:pPr><w:spacing w:line="276" w:lineRule="auto"/><w:rPr><w:rFonts w:cs="Arial"/><w:sz w:val="24"/><w:szCs w:val="24"/><w:lang w:val="es-PE"/></w:rPr></w:pPr><w:r><w:rPr><w:rFonts w:cs="Arial"/><w:sz w:val="24"/><w:szCs w:val="24"/><w:lang w:val="es-PE"/></w:rPr><w:t>Nombres: _____________________</w:t></w:r></w:p><w:p><w:pPr><w:rPr><w:rFonts w:cs="Arial"/><w:sz w:val="16"/><w:szCs w:val="16"/><w:lang w:val="es-PE"/></w:rPr></w:pPr></w:p><w:p><w:pPr><w:rPr><w:rFonts w:cs="Arial"/><w:b/><w:sz w:val="24"/><w:szCs w:val="24"/><w:u w:val="single"/><w:lang w:val="es-PE"/></w:rPr></w:pPr><w:r><w:rPr><w:rFonts w:cs="Arial"/><w:sz w:val="24"/><w:szCs w:val="24"/><w:lang w:val="es-PE"/></w:rPr><w:t>Grado</w:t></w:r><w:r><w:rPr><w:rFonts w:cs="Arial"/><w:sz w:val="24"/><w:szCs w:val="24"/><w:lang w:val="es-PE"/></w:rPr><w:t>:</w:t></w:r><w:r><w:rPr><w:rFonts w:cs="Arial"/><w:sz w:val="24"/><w:szCs w:val="24"/><w:lang w:val="es-PE"/></w:rPr><w:t xml:space="preserve"> _______________________</w:t></w:r></w:p></w:txbxContent></wps:txbx><wps:bodyPr rot="0" vert="horz" wrap="square" lIns="91440" tIns="45720" rIns="91440" bIns="45720" anchor="t" anchorCtr="0" upright="1"><a:noAutofit/></wps:bodyPr></wps:wsp><wps:wsp><wps:cNvPr id="337128152" name="Cuadro de texto 337128152"/><wps:cNvSpPr txBox="1"/><wps:spPr><a:xfrm><a:off x="413468" y="882595"/><a:ext cx="970059" cy="278157"/></a:xfrm><a:prstGeom prst="rect"><a:avLst/></a:prstGeom><a:noFill/><a:ln w="6350"><a:noFill/></a:ln></wps:spPr><wps:txbx><w:txbxContent><w:p><w:pPr><w:rPr><w:sz w:val="24"/><w:szCs w:val="18"/><w:lang w:val="es-PE"/></w:rPr></w:pPr><w:r><w:rPr><w:sz w:val="24"/><w:szCs w:val="18"/><w:lang w:val="es-PE"/></w:rPr><w:t>{superior_dni}</w:t></w:r><w:r><w:rPr><w:sz w:val="24"/><w:szCs w:val="18"/><w:lang w:val="es-PE"/></w:rPr><w:tab/></w:r></w:p></w:txbxContent></wps:txbx><wps:bodyPr rot="0" spcFirstLastPara="0" vertOverflow="overflow" horzOverflow="overflow" vert="horz" wrap="square" lIns="91440" tIns="45720" rIns="91440" bIns="45720" numCol="1" spcCol="0" rtlCol="0" fromWordArt="0" anchor="t" anchorCtr="0" forceAA="0" compatLnSpc="1"><a:prstTxWarp prst="textNoShape"><a:avLst/></a:prstTxWarp><a:noAutofit/></wps:bodyPr></wps:wsp><wps:wsp><wps:cNvPr id="1151277308" name="Cuadro de texto 1151277308"/><wps:cNvSpPr txBox="1"/><wps:spPr><a:xfrm><a:off x="453225" y="1144988"/><a:ext cx="970059" cy="278157"/></a:xfrm><a:prstGeom prst="rect"><a:avLst/></a:prstGeom><a:noFill/><a:ln w="6350"><a:noFill/></a:ln></wps:spPr><wps:txbx><w:txbxContent><w:p><w:pPr><w:rPr><w:sz w:val="24"/><w:szCs w:val="18"/><w:lang w:val="es-PE"/></w:rPr></w:pPr><w:r><w:rPr><w:sz w:val="24"/><w:szCs w:val="18"/><w:lang w:val="es-PE"/></w:rPr><w:t>{superior_cip}</w:t></w:r></w:p></w:txbxContent></wps:txbx><wps:bodyPr rot="0" spcFirstLastPara="0" vertOverflow="overflow" horzOverflow="overflow" vert="horz" wrap="square" lIns="91440" tIns="45720" rIns="91440" bIns="45720" numCol="1" spcCol="0" rtlCol="0" fromWordArt="0" anchor="t" anchorCtr="0" forceAA="0" compatLnSpc="1"><a:prstTxWarp prst="textNoShape"><a:avLst/></a:prstTxWarp><a:noAutofit/></wps:bodyPr></wps:wsp><wps:wsp><wps:cNvPr id="587409326" name="Cuadro de texto 587409326"/><wps:cNvSpPr txBox="1"/><wps:spPr><a:xfrm><a:off x="715618" y="1423145"/><a:ext cx="1875182" cy="332600"/></a:xfrm><a:prstGeom prst="rect"><a:avLst/></a:prstGeom><a:noFill/><a:ln w="6350"><a:noFill/></a:ln></wps:spPr><wps:txbx><w:txbxContent><w:p><w:pPr><w:rPr><w:sz w:val="20"/><w:szCs w:val="14"/><w:lang w:val="es-PE"/></w:rPr></w:pPr><w:r><w:rPr><w:rFonts w:cs="Arial"/><w:bCs/><w:sz w:val="24"/><w:szCs w:val="24"/><w:lang w:val="es-PE"/></w:rPr><w:t>{superior_apellidos}</w:t></w:r></w:p><w:p><w:pPr><w:rPr><w:sz w:val="20"/><w:szCs w:val="14"/><w:lang w:val="es-PE"/></w:rPr></w:pPr></w:p><w:p><w:pPr><w:rPr><w:sz w:val="20"/><w:szCs w:val="14"/><w:lang w:val="es-PE"/></w:rPr></w:pPr></w:p><w:p><w:pPr><w:rPr><w:sz w:val="20"/><w:szCs w:val="14"/><w:lang w:val="es-PE"/></w:rPr></w:pPr></w:p><w:p><w:pPr><w:rPr><w:sz w:val="20"/><w:szCs w:val="14"/><w:lang w:val="es-PE"/></w:rPr></w:pPr></w:p><w:p><w:pPr><w:rPr><w:sz w:val="20"/><w:szCs w:val="14"/><w:lang w:val="es-PE"/></w:rPr></w:pPr></w:p><w:p><w:pPr><w:rPr><w:sz w:val="20"/><w:szCs w:val="14"/><w:lang w:val="es-PE"/></w:rPr></w:pPr></w:p><w:p><w:pPr><w:rPr><w:sz w:val="20"/><w:szCs w:val="14"/><w:lang w:val="es-PE"/></w:rPr></w:pPr></w:p><w:p><w:pPr><w:rPr><w:sz w:val="20"/><w:szCs w:val="14"/><w:lang w:val="es-PE"/></w:rPr></w:pPr></w:p><w:p><w:pPr><w:rPr><w:sz w:val="20"/><w:szCs w:val="14"/><w:lang w:val="es-PE"/></w:rPr></w:pPr></w:p><w:p><w:pPr><w:rPr><w:sz w:val="20"/><w:szCs w:val="14"/><w:lang w:val="es-PE"/></w:rPr></w:pPr></w:p><w:p><w:pPr><w:rPr><w:sz w:val="20"/><w:szCs w:val="14"/><w:lang w:val="es-PE"/></w:rPr></w:pPr></w:p><w:p><w:pPr><w:rPr><w:sz w:val="20"/><w:szCs w:val="14"/><w:lang w:val="es-PE"/></w:rPr></w:pPr></w:p><w:p><w:pPr><w:rPr><w:sz w:val="20"/><w:szCs w:val="14"/><w:lang w:val="es-PE"/></w:rPr></w:pPr></w:p><w:p><w:pPr><w:rPr><w:sz w:val="20"/><w:szCs w:val="14"/><w:lang w:val="es-PE"/></w:rPr></w:pPr></w:p><w:p><w:pPr><w:rPr><w:sz w:val="20"/><w:szCs w:val="14"/><w:lang w:val="es-PE"/></w:rPr></w:pPr></w:p><w:p><w:pPr><w:rPr><w:sz w:val="20"/><w:szCs w:val="14"/><w:lang w:val="es-PE"/></w:rPr></w:pPr></w:p><w:p><w:pPr><w:rPr><w:sz w:val="20"/><w:szCs w:val="14"/><w:lang w:val="es-PE"/></w:rPr></w:pPr></w:p><w:p><w:pPr><w:rPr><w:sz w:val="20"/><w:szCs w:val="14"/><w:lang w:val="es-PE"/></w:rPr></w:pPr></w:p><w:p><w:pPr><w:rPr><w:sz w:val="20"/><w:szCs w:val="14"/><w:lang w:val="es-PE"/></w:rPr></w:pPr></w:p><w:p><w:pPr><w:rPr><w:sz w:val="20"/><w:szCs w:val="14"/><w:lang w:val="es-PE"/></w:rPr></w:pPr></w:p><w:p><w:pPr><w:rPr><w:sz w:val="20"/><w:szCs w:val="14"/><w:lang w:val="es-PE"/></w:rPr></w:pPr></w:p><w:p><w:pPr><w:rPr><w:sz w:val="20"/><w:szCs w:val="14"/><w:lang w:val="es-PE"/></w:rPr></w:pPr></w:p><w:p><w:pPr><w:rPr><w:sz w:val="20"/><w:szCs w:val="14"/><w:lang w:val="es-PE"/></w:rPr></w:pPr></w:p><w:p><w:pPr><w:rPr><w:sz w:val="20"/><w:szCs w:val="14"/><w:lang w:val="es-PE"/></w:rPr></w:pPr></w:p><w:p><w:pPr><w:rPr><w:sz w:val="20"/><w:szCs w:val="14"/><w:lang w:val="es-PE"/></w:rPr></w:pPr></w:p><w:p><w:pPr><w:rPr><w:sz w:val="20"/><w:szCs w:val="14"/><w:lang w:val="es-PE"/></w:rPr></w:pPr></w:p><w:p><w:pPr><w:rPr><w:sz w:val="20"/><w:szCs w:val="14"/><w:lang w:val="es-PE"/></w:rPr></w:pPr></w:p><w:p><w:pPr><w:rPr><w:sz w:val="20"/><w:szCs w:val="14"/><w:lang w:val="es-PE"/></w:rPr></w:pPr></w:p><w:p><w:pPr><w:rPr><w:sz w:val="20"/><w:szCs w:val="14"/><w:lang w:val="es-PE"/></w:rPr></w:pPr></w:p><w:p><w:pPr><w:rPr><w:sz w:val="20"/><w:szCs w:val="14"/><w:lang w:val="es-PE"/></w:rPr></w:pPr></w:p><w:p><w:pPr><w:rPr><w:sz w:val="20"/><w:szCs w:val="14"/><w:lang w:val="es-PE"/></w:rPr></w:pPr></w:p><w:p><w:pPr><w:rPr><w:sz w:val="20"/><w:szCs w:val="14"/><w:lang w:val="es-PE"/></w:rPr></w:pPr></w:p><w:p><w:pPr><w:rPr><w:sz w:val="20"/><w:szCs w:val="14"/><w:lang w:val="es-PE"/></w:rPr></w:pPr></w:p><w:p><w:pPr><w:rPr><w:sz w:val="20"/><w:szCs w:val="14"/><w:lang w:val="es-PE"/></w:rPr></w:pPr></w:p></w:txbxContent></wps:txbx><wps:bodyPr rot="0" spcFirstLastPara="0" vertOverflow="overflow" horzOverflow="overflow" vert="horz" wrap="square" lIns="91440" tIns="45720" rIns="91440" bIns="45720" numCol="1" spcCol="0" rtlCol="0" fromWordArt="0" anchor="t" anchorCtr="0" forceAA="0" compatLnSpc="1"><a:prstTxWarp prst="textNoShape"><a:avLst/></a:prstTxWarp><a:noAutofit/></wps:bodyPr></wps:wsp><wps:wsp><wps:cNvPr id="142838111" name="Cuadro de texto 142838111"/><wps:cNvSpPr txBox="1"/><wps:spPr><a:xfrm><a:off x="715618" y="1677725"/><a:ext cx="1725433" cy="278157"/></a:xfrm><a:prstGeom prst="rect"><a:avLst/></a:prstGeom><a:noFill/><a:ln w="6350"><a:noFill/></a:ln></wps:spPr><wps:txbx><w:txbxContent><w:p><w:pPr><w:rPr><w:sz w:val="24"/><w:szCs w:val="18"/><w:lang w:val="es-PE"/></w:rPr></w:pPr><w:r><w:rPr><w:rFonts w:cs="Arial"/><w:bCs/><w:sz w:val="24"/><w:szCs w:val="24"/><w:lang w:val="es-PE"/></w:rPr><w:t>{superior_nombres}</w:t></w:r></w:p></w:txbxContent></wps:txbx><wps:bodyPr rot="0" spcFirstLastPara="0" vertOverflow="overflow" horzOverflow="overflow" vert="horz" wrap="square" lIns="91440" tIns="45720" rIns="91440" bIns="45720" numCol="1" spcCol="0" rtlCol="0" fromWordArt="0" anchor="t" anchorCtr="0" forceAA="0" compatLnSpc="1"><a:prstTxWarp prst="textNoShape"><a:avLst/></a:prstTxWarp><a:noAutofit/></wps:bodyPr></wps:wsp><wps:wsp><wps:cNvPr id="563029074" name="Cuadro de texto 563029074"/><wps:cNvSpPr txBox="1"/><wps:spPr><a:xfrm><a:off x="556592" y="1995777"/><a:ext cx="1725433" cy="278157"/></a:xfrm><a:prstGeom prst="rect"><a:avLst/></a:prstGeom><a:noFill/><a:ln w="6350"><a:noFill/></a:ln></wps:spPr><wps:txbx><w:txbxContent><w:p><w:pPr><w:rPr><w:sz w:val="24"/><w:szCs w:val="18"/></w:rPr></w:pPr><w:r><w:rPr><w:sz w:val="24"/><w:szCs w:val="18"/></w:rPr><w:t>{superior_grado}</w:t></w:r><w:r><w:rPr><w:sz w:val="24"/><w:szCs w:val="18"/></w:rPr><w:t xml:space="preserve"> PNP</w:t></w:r></w:p></w:txbxContent></wps:txbx><wps:bodyPr rot="0" spcFirstLastPara="0" vertOverflow="overflow" horzOverflow="overflow" vert="horz" wrap="square" lIns="91440" tIns="45720" rIns="91440" bIns="45720" numCol="1" spcCol="0" rtlCol="0" fromWordArt="0" anchor="t" anchorCtr="0" forceAA="0" compatLnSpc="1"><a:prstTxWarp prst="textNoShape"><a:avLst/></a:prstTxWarp><a:noAutofit/></wps:bodyPr></wps:wsp></wpg:wgp></a:graphicData></a:graphic><wp14:sizeRelV relativeFrom="margin"><wp14:pctHeight>0</wp14:pctHeight></wp14:sizeRelV></wp:anchor></w:drawing></mc:Choice><mc:Fallback><w:pict><v:group w14:anchorId="4ADCC757" id="Grupo 2106470334" o:spid="_x0000_s1033" style="position:absolute;left:0;text-align:left;margin-left:-.25pt;margin-top:.6pt;width:214.3pt;height:192.55pt;z-index:251683841;mso-position-horizontal-relative:margin;mso-height-relative:margin" coordsize="27216,24454" o:gfxdata="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"><v:shape id="Cuadro de texto 1096586737" o:spid="_x0000_s1034" type="#_x0000_t202" style="position:absolute;width:27216;height:24454;visibility:visible;mso-wrap-style:square;v-text-anchor:top" o:gfxdata="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" strokeweight="1.5pt"><v:textbox><w:txbxContent><w:p><w:pPr><w:jc w:val="center"/><w:rPr><w:rFonts w:cs="Arial"/><w:b/><w:sz w:val="24"/><w:szCs w:val="24"/><w:u w:val="single"/><w:lang w:val="es-PE"/></w:rPr></w:pPr><w:r><w:rPr><w:rFonts w:cs="Arial"/><w:b/><w:sz w:val="24"/><w:szCs w:val="24"/><w:u w:val="single"/><w:lang w:val="es-PE"/></w:rPr><w:t>SUPERIOR CONDUCE P/A/D</w:t></w:r></w:p><w:p><w:pPr><w:jc w:val="center"/><w:rPr><w:rFonts w:cs="Arial"/><w:b/><w:sz w:val="24"/><w:szCs w:val="24"/><w:u w:val="single"/><w:lang w:val="es-PE"/></w:rPr></w:pPr></w:p><w:p><w:pPr><w:jc w:val="center"/><w:rPr><w:rFonts w:cs="Arial"/><w:b/><w:sz w:val="24"/><w:szCs w:val="24"/><w:u w:val="single"/><w:lang w:val="es-PE"/></w:rPr></w:pPr></w:p><w:p><w:pPr><w:jc w:val="center"/><w:rPr><w:rFonts w:cs="Arial"/><w:sz w:val="24"/><w:szCs w:val="24"/><w:lang w:val="es-PE"/></w:rPr></w:pPr><w:r><w:rPr><w:rFonts w:cs="Arial"/><w:sz w:val="24"/><w:szCs w:val="24"/><w:lang w:val="es-PE"/></w:rPr><w:t>______</w:t></w:r><w:r><w:rPr><w:rFonts w:cs="Arial"/><w:sz w:val="24"/><w:szCs w:val="24"/><w:lang w:val="es-PE"/></w:rPr><w:t>___</w:t></w:r><w:r><w:rPr><w:rFonts w:cs="Arial"/><w:sz w:val="24"/><w:szCs w:val="24"/><w:lang w:val="es-PE"/></w:rPr><w:t>____________________</w:t></w:r></w:p><w:p><w:pPr><w:jc w:val="center"/><w:rPr><w:rFonts w:cs="Arial"/><w:sz w:val="24"/><w:szCs w:val="24"/><w:lang w:val="es-PE"/></w:rPr></w:pPr><w:r><w:rPr><w:rFonts w:cs="Arial"/><w:sz w:val="24"/><w:szCs w:val="24"/><w:lang w:val="es-PE"/></w:rPr><w:t>F</w:t></w:r><w:r><w:rPr><w:rFonts w:cs="Arial"/><w:sz w:val="24"/><w:szCs w:val="24"/><w:lang w:val="es-PE"/></w:rPr><w:t>irma</w:t></w:r></w:p><w:p><w:pPr><w:ind w:left="1560" w:hanging="1560"/><w:rPr><w:rFonts w:cs="Arial"/><w:sz w:val="24"/><w:szCs w:val="24"/><w:lang w:val="es-PE"/></w:rPr></w:pPr><w:r><w:rPr><w:rFonts w:cs="Arial"/><w:sz w:val="24"/><w:szCs w:val="24"/><w:lang w:val="es-PE"/></w:rPr><w:t>DNI: _________________________</w:t></w:r></w:p><w:p><w:pPr><w:rPr><w:rFonts w:cs="Arial"/><w:sz w:val="10"/><w:szCs w:val="24"/><w:lang w:val="es-PE"/></w:rPr></w:pPr></w:p><w:p><w:pPr><w:spacing w:line="276" w:lineRule="auto"/><w:ind w:left="1560" w:hanging="1560"/><w:rPr><w:rFonts w:cs="Arial"/><w:sz w:val="24"/><w:szCs w:val="24"/><w:lang w:val="es-PE"/></w:rPr></w:pPr><w:r><w:rPr><w:rFonts w:cs="Arial"/><w:sz w:val="24"/><w:szCs w:val="24"/><w:lang w:val="es-PE"/></w:rPr><w:t>CIP: _________________________</w:t></w:r></w:p><w:p><w:pPr><w:spacing w:line="276" w:lineRule="auto"/><w:rPr><w:rFonts w:cs="Arial"/><w:sz w:val="10"/><w:szCs w:val="24"/><w:lang w:val="es-PE"/></w:rPr></w:pPr></w:p><w:p><w:pPr><w:spacing w:line="276" w:lineRule="auto"/><w:rPr><w:rFonts w:cs="Arial"/><w:sz w:val="24"/><w:szCs w:val="24"/><w:lang w:val="es-PE"/></w:rPr></w:pPr><w:r><w:rPr><w:rFonts w:cs="Arial"/><w:sz w:val="24"/><w:szCs w:val="24"/><w:lang w:val="es-PE"/></w:rPr><w:t>Apellidos</w:t></w:r><w:r><w:rPr><w:rFonts w:cs="Arial"/><w:sz w:val="24"/><w:szCs w:val="24"/><w:lang w:val="es-PE"/></w:rPr><w:t>:</w:t></w:r><w:r><w:rPr><w:rFonts w:cs="Arial"/><w:sz w:val="24"/><w:szCs w:val="24"/><w:lang w:val="es-PE"/></w:rPr><w:t xml:space="preserve"> _____________________</w:t></w:r></w:p><w:p><w:pPr><w:rPr><w:rFonts w:cs="Arial"/><w:sz w:val="8"/><w:szCs w:val="24"/><w:lang w:val="es-PE"/></w:rPr></w:pPr></w:p><w:p><w:pPr><w:spacing w:line="276" w:lineRule="auto"/><w:rPr><w:rFonts w:cs="Arial"/><w:sz w:val="24"/><w:szCs w:val="24"/><w:lang w:val="es-PE"/></w:rPr></w:pPr><w:r><w:rPr><w:rFonts w:cs="Arial"/><w:sz w:val="24"/><w:szCs w:val="24"/><w:lang w:val="es-PE"/></w:rPr><w:t>Nombres: _____________________</w:t></w:r></w:p><w:p><w:pPr><w:rPr><w:rFonts w:cs="Arial"/><w:sz w:val="16"/><w:szCs w:val="16"/><w:lang w:val="es-PE"/></w:rPr></w:pPr></w:p><w:p><w:pPr><w:rPr><w:rFonts w:cs="Arial"/><w:b/><w:sz w:val="24"/><w:szCs w:val="24"/><w:u w:val="single"/><w:lang w:val="es-PE"/></w:rPr></w:pPr><w:r><w:rPr><w:rFonts w:cs="Arial"/><w:sz w:val="24"/><w:szCs w:val="24"/><w:lang w:val="es-PE"/></w:rPr><w:t>Grado</w:t></w:r><w:r><w:rPr><w:rFonts w:cs="Arial"/><w:sz w:val="24"/><w:szCs w:val="24"/><w:lang w:val="es-PE"/></w:rPr><w:t>:</w:t></w:r><w:r><w:rPr><w:rFonts w:cs="Arial"/><w:sz w:val="24"/><w:szCs w:val="24"/><w:lang w:val="es-PE"/></w:rPr><w:t xml:space="preserve"> _______________________</w:t></w:r></w:p></w:txbxContent></v:textbox></v:shape><v:shape id="Cuadro de texto 337128152" o:spid="_x0000_s1035" type="#_x0000_t202" style="position:absolute;left:4134;top:8825;width:9701;height:2782;visibility:visible;mso-wrap-style:square;v-text-anchor:top" o:gfxdata="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" filled="f" stroked="f" strokeweight=".5pt"><v:textbox><w:txbxContent><w:p><w:pPr><w:rPr><w:sz w:val="24"/><w:szCs w:val="18"/><w:lang w:val="es-PE"/></w:rPr></w:pPr><w:r><w:rPr><w:sz w:val="24"/><w:szCs w:val="18"/><w:lang w:val="es-PE"/></w:rPr><w:t>{superior_dni}</w:t></w:r><w:r><w:rPr><w:sz w:val="24"/><w:szCs w:val="18"/><w:lang w:val="es-PE"/></w:rPr><w:tab/></w:r></w:p></w:txbxContent></v:textbox></v:shape><v:shape id="Cuadro de texto 1151277308" o:spid="_x0000_s1036" type="#_x0000_t202" style="position:absolute;left:4532;top:11449;width:9700;height:2782;visibility:visible;mso-wrap-style:square;v-text-anchor:top" o:gfxdata="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" filled="f" stroked="f" strokeweight=".5pt"><v:textbox><w:txbxContent><w:p><w:pPr><w:rPr><w:sz w:val="24"/><w:szCs w:val="18"/><w:lang w:val="es-PE"/></w:rPr></w:pPr><w:r><w:rPr><w:sz w:val="24"/><w:szCs w:val="18"/><w:lang w:val="es-PE"/></w:rPr><w:t>{superior_cip}</w:t></w:r></w:p></w:txbxContent></v:textbox></v:shape><v:shape id="Cuadro de texto 587409326" o:spid="_x0000_s1037" type="#_x0000_t202" style="position:absolute;left:7156;top:14231;width:18752;height:3326;visibility:visible;mso-wrap-style:square;v-text-anchor:top" o:gfxdata="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" filled="f" stroked="f" strokeweight=".5pt"><v:textbox><w:txbxContent><w:p><w:pPr><w:rPr><w:sz w:val="20"/><w:szCs w:val="14"/><w:lang w:val="es-PE"/></w:rPr></w:pPr><w:r><w:rPr><w:rFonts w:cs="Arial"/><w:bCs/><w:sz w:val="24"/><w:szCs w:val="24"/><w:lang w:val="es-PE"/></w:rPr><w:t>{superior_apellidos}</w:t></w:r></w:p><w:p><w:pPr><w:rPr><w:sz w:val="20"/><w:szCs w:val="14"/><w:lang w:val="es-PE"/></w:rPr></w:pPr></w:p><w:p><w:pPr><w:rPr><w:sz w:val="20"/><w:szCs w:val="14"/><w:lang w:val="es-PE"/></w:rPr></w:pPr></w:p><w:p><w:pPr><w:rPr><w:sz w:val="20"/><w:szCs w:val="14"/><w:lang w:val="es-PE"/></w:rPr></w:pPr></w:p><w:p><w:pPr><w:rPr><w:sz w:val="20"/><w:szCs w:val="14"/><w:lang w:val="es-PE"/></w:rPr></w:pPr></w:p><w:p><w:pPr><w:rPr><w:sz w:val="20"/><w:szCs w:val="14"/><w:lang w:val="es-PE"/></w:rPr></w:pPr></w:p><w:p><w:pPr><w:rPr><w:sz w:val="20"/><w:szCs w:val="14"/><w:lang w:val="es-PE"/></w:rPr></w:pPr></w:p><w:p><w:pPr><w:rPr><w:sz w:val="20"/><w:szCs w:val="14"/><w:lang w:val="es-PE"/></w:rPr></w:pPr></w:p><w:p><w:pPr><w:rPr><w:sz w:val="20"/><w:szCs w:val="14"/><w:lang w:val="es-PE"/></w:rPr></w:pPr></w:p><w:p><w:pPr><w:rPr><w:sz w:val="20"/><w:szCs w:val="14"/><w:lang w:val="es-PE"/></w:rPr></w:pPr></w:p><w:p><w:pPr><w:rPr><w:sz w:val="20"/><w:szCs w:val="14"/><w:lang w:val="es-PE"/></w:rPr></w:pPr></w:p><w:p><w:pPr><w:rPr><w:sz w:val="20"/><w:szCs w:val="14"/><w:lang w:val="es-PE"/></w:rPr></w:pPr></w:p><w:p><w:pPr><w:rPr><w:sz w:val="20"/><w:szCs w:val="14"/><w:lang w:val="es-PE"/></w:rPr></w:pPr></w:p><w:p><w:pPr><w:rPr><w:sz w:val="20"/><w:szCs w:val="14"/><w:lang w:val="es-PE"/></w:rPr></w:pPr></w:p><w:p><w:pPr><w:rPr><w:sz w:val="20"/><w:szCs w:val="14"/><w:lang w:val="es-PE"/></w:rPr></w:pPr></w:p><w:p><w:pPr><w:rPr><w:sz w:val="20"/><w:szCs w:val="14"/><w:lang w:val="es-PE"/></w:rPr></w:pPr></w:p><w:p><w:pPr><w:rPr><w:sz w:val="20"/><w:szCs w:val="14"/><w:lang w:val="es-PE"/></w:rPr></w:pPr></w:p><w:p><w:pPr><w:rPr><w:sz w:val="20"/><w:szCs w:val="14"/><w:lang w:val="es-PE"/></w:rPr></w:pPr></w:p><w:p><w:pPr><w:rPr><w:sz w:val="20"/><w:szCs w:val="14"/><w:lang w:val="es-PE"/></w:rPr></w:pPr></w:p><w:p><w:pPr><w:rPr><w:sz w:val="20"/><w:szCs w:val="14"/><w:lang w:val="es-PE"/></w:rPr></w:pPr></w:p><w:p><w:pPr><w:rPr><w:sz w:val="20"/><w:szCs w:val="14"/><w:lang w:val="es-PE"/></w:rPr></w:pPr></w:p><w:p><w:pPr><w:rPr><w:sz w:val="20"/><w:szCs w:val="14"/><w:lang w:val="es-PE"/></w:rPr></w:pPr></w:p><w:p><w:pPr><w:rPr><w:sz w:val="20"/><w:szCs w:val="14"/><w:lang w:val="es-PE"/></w:rPr></w:pPr></w:p><w:p><w:pPr><w:rPr><w:sz w:val="20"/><w:szCs w:val="14"/><w:lang w:val="es-PE"/></w:rPr></w:pPr></w:p><w:p><w:pPr><w:rPr><w:sz w:val="20"/><w:szCs w:val="14"/><w:lang w:val="es-PE"/></w:rPr></w:pPr></w:p><w:p><w:pPr><w:rPr><w:sz w:val="20"/><w:szCs w:val="14"/><w:lang w:val="es-PE"/></w:rPr></w:pPr></w:p><w:p><w:pPr><w:rPr><w:sz w:val="20"/><w:szCs w:val="14"/><w:lang w:val="es-PE"/></w:rPr></w:pPr></w:p><w:p><w:pPr><w:rPr><w:sz w:val="20"/><w:szCs w:val="14"/><w:lang w:val="es-PE"/></w:rPr></w:pPr></w:p><w:p><w:pPr><w:rPr><w:sz w:val="20"/><w:szCs w:val="14"/><w:lang w:val="es-PE"/></w:rPr></w:pPr></w:p><w:p><w:pPr><w:rPr><w:sz w:val="20"/><w:szCs w:val="14"/><w:lang w:val="es-PE"/></w:rPr></w:pPr></w:p><w:p><w:pPr><w:rPr><w:sz w:val="20"/><w:szCs w:val="14"/><w:lang w:val="es-PE"/></w:rPr></w:pPr></w:p><w:p><w:pPr><w:rPr><w:sz w:val="20"/><w:szCs w:val="14"/><w:lang w:val="es-PE"/></w:rPr></w:pPr></w:p><w:p><w:pPr><w:rPr><w:sz w:val="20"/><w:szCs w:val="14"/><w:lang w:val="es-PE"/></w:rPr></w:pPr></w:p><w:p><w:pPr><w:rPr><w:sz w:val="20"/><w:szCs w:val="14"/><w:lang w:val="es-PE"/></w:rPr></w:pPr></w:p><w:p><w:pPr><w:rPr><w:sz w:val="20"/><w:szCs w:val="14"/><w:lang w:val="es-PE"/></w:rPr></w:pPr></w:p></w:txbxContent></v:textbox></v:shape><v:shape id="Cuadro de texto 142838111" o:spid="_x0000_s1038" type="#_x0000_t202" style="position:absolute;left:7156;top:16777;width:17254;height:2781;visibility:visible;mso-wrap-style:square;v-text-anchor:top" o:gfxdata="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" filled="f" stroked="f" strokeweight=".5pt"><v:textbox><w:txbxContent><w:p><w:pPr><w:rPr><w:sz w:val="24"/><w:szCs w:val="18"/><w:lang w:val="es-PE"/></w:rPr></w:pPr><w:r><w:rPr><w:rFonts w:cs="Arial"/><w:bCs/><w:sz w:val="24"/><w:szCs w:val="24"/><w:lang w:val="es-PE"/></w:rPr><w:t>{superior_nombres}</w:t></w:r></w:p></w:txbxContent></v:textbox></v:shape><v:shape id="Cuadro de texto 563029074" o:spid="_x0000_s1039" type="#_x0000_t202" style="position:absolute;left:5565;top:19957;width:17255;height:2782;visibility:visible;mso-wrap-style:square;v-text-anchor:top" o:gfxdata="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" filled="f" stroked="f" strokeweight=".5pt"><v:textbox><w:txbxContent><w:p><w:pPr><w:rPr><w:sz w:val="24"/><w:szCs w:val="18"/></w:rPr></w:pPr><w:r><w:rPr><w:sz w:val="24"/><w:szCs w:val="18"/></w:rPr><w:t>{superior_grado}</w:t></w:r><w:r><w:rPr><w:sz w:val="24"/><w:szCs w:val="18"/></w:rPr><w:t xml:space="preserve"> PNP</w:t></w:r></w:p></w:txbxContent></v:textbox></v:shape><w10:wrap anchorx="margin"/></v:group></w:pict></mc:Fallback></mc:AlternateContent></w:r><w:r><w:rPr><w:rFonts w:cs="Arial"/><w:b/><w:noProof/><w:u w:val="single"/><w:lang w:val="es-PE"/></w:rPr><mc:AlternateContent><mc:Choice Requires="wpg"><w:drawing><wp:anchor distT="0" distB="0" distL="114300" distR="114300" simplePos="0" relativeHeight="251681793" behindDoc="0" locked="0" layoutInCell="1" allowOverlap="1" wp14:anchorId="006A358E" wp14:editId="3126C719"><wp:simplePos x="0" y="0"/><wp:positionH relativeFrom="margin"><wp:align>left</wp:align></wp:positionH><wp:positionV relativeFrom="paragraph"><wp:posOffset>8255</wp:posOffset></wp:positionV><wp:extent cx="2721610" cy="2445385"/><wp:effectExtent l="0" t="0" r="21590" b="12065"/><wp:wrapNone/><wp:docPr id="1174315406" name="Grupo 1174315406"/><wp:cNvGraphicFramePr/><a:graphic xmlns:a="http://schemas.openxmlformats.org/drawingml/2006/main"><a:graphicData uri="http://schemas.microsoft.com/office/word/2010/wordprocessingGroup"><wpg:wgp><wpg:cNvGrpSpPr/><wpg:grpSpPr><a:xfrm><a:off x="0" y="0"/><a:ext cx="2721610" cy="2445385"/><a:chOff x="0" y="0"/><a:chExt cx="2721610" cy="2445488"/></a:xfrm></wpg:grpSpPr><wps:wsp><wps:cNvPr id="1379834038" name="Cuadro de texto 1379834038"/><wps:cNvSpPr txBox="1"><a:spLocks noChangeArrowheads="1"/></wps:cNvSpPr><wps:spPr bwMode="auto"><a:xfrm><a:off x="0" y="0"/><a:ext cx="2721610" cy="2445488"/></a:xfrm><a:prstGeom prst="rect"><a:avLst/></a:prstGeom><a:solidFill><a:srgbClr val="FFFFFF"/></a:solidFill><a:ln w="19050"><a:solidFill><a:srgbClr val="000000"/></a:solidFill><a:miter lim="800000"/><a:headEnd/><a:tailEnd/></a:ln></wps:spPr><wps:txbx><w:txbxContent><w:p><w:pPr><w:jc w:val="center"/><w:rPr><w:rFonts w:cs="Arial"/><w:b/><w:sz w:val="24"/><w:szCs w:val="24"/><w:u w:val="single"/><w:lang w:val="es-PE"/></w:rPr></w:pPr><w:r><w:rPr><w:rFonts w:cs="Arial"/><w:b/><w:sz w:val="24"/><w:szCs w:val="24"/><w:u w:val="single"/><w:lang w:val="es-PE"/></w:rPr><w:t>SUPERIOR CONDUCE P/A/D</w:t></w:r></w:p><w:p><w:pPr><w:jc w:val="center"/><w:rPr><w:rFonts w:cs="Arial"/><w:b/><w:sz w:val="24"/><w:szCs w:val="24"/><w:u w:val="single"/><w:lang w:val="es-PE"/></w:rPr></w:pPr></w:p><w:p><w:pPr><w:jc w:val="center"/><w:rPr><w:rFonts w:cs="Arial"/><w:b/><w:sz w:val="24"/><w:szCs w:val="24"/><w:u w:val="single"/><w:lang w:val="es-PE"/></w:rPr></w:pPr></w:p><w:p><w:pPr><w:jc w:val="center"/><w:rPr><w:rFonts w:cs="Arial"/><w:sz w:val="24"/><w:szCs w:val="24"/><w:lang w:val="es-PE"/></w:rPr></w:pPr><w:r><w:rPr><w:rFonts w:cs="Arial"/><w:sz w:val="24"/><w:szCs w:val="24"/><w:lang w:val="es-PE"/></w:rPr><w:t>______</w:t></w:r><w:r><w:rPr><w:rFonts w:cs="Arial"/><w:sz w:val="24"/><w:szCs w:val="24"/><w:lang w:val="es-PE"/></w:rPr><w:t>___</w:t></w:r><w:r><w:rPr><w:rFonts w:cs="Arial"/><w:sz w:val="24"/><w:szCs w:val="24"/><w:lang w:val="es-PE"/></w:rPr><w:t>____________________</w:t></w:r></w:p><w:p><w:pPr><w:jc w:val="center"/><w:rPr><w:rFonts w:cs="Arial"/><w:sz w:val="24"/><w:szCs w:val="24"/><w:lang w:val="es-PE"/></w:rPr></w:pPr><w:r><w:rPr><w:rFonts w:cs="Arial"/><w:sz w:val="24"/><w:szCs w:val="24"/><w:lang w:val="es-PE"/></w:rPr><w:t>F</w:t></w:r><w:r><w:rPr><w:rFonts w:cs="Arial"/><w:sz w:val="24"/><w:szCs w:val="24"/><w:lang w:val="es-PE"/></w:rPr><w:t>irma</w:t></w:r></w:p><w:p><w:pPr><w:ind w:left="1560" w:hanging="1560"/><w:rPr><w:rFonts w:cs="Arial"/><w:sz w:val="24"/><w:szCs w:val="24"/><w:lang w:val="es-PE"/></w:rPr></w:pPr><w:r><w:rPr><w:rFonts w:cs="Arial"/><w:sz w:val="24"/><w:szCs w:val="24"/><w:lang w:val="es-PE"/></w:rPr><w:t>DNI: _________________________</w:t></w:r></w:p><w:p><w:pPr><w:rPr><w:rFonts w:cs="Arial"/><w:sz w:val="10"/><w:szCs w:val="24"/><w:lang w:val="es-PE"/></w:rPr></w:pPr></w:p><w:p><w:pPr><w:spacing w:line="276" w:lineRule="auto"/><w:ind w:left="1560" w:hanging="1560"/><w:rPr><w:rFonts w:cs="Arial"/><w:sz w:val="24"/><w:szCs w:val="24"/><w:lang w:val="es-PE"/></w:rPr></w:pPr><w:r><w:rPr><w:rFonts w:cs="Arial"/><w:sz w:val="24"/><w:szCs w:val="24"/><w:lang w:val="es-PE"/></w:rPr><w:t>CIP: _________________________</w:t></w:r></w:p><w:p><w:pPr><w:spacing w:line="276" w:lineRule="auto"/><w:rPr><w:rFonts w:cs="Arial"/><w:sz w:val="10"/><w:szCs w:val="24"/><w:lang w:val="es-PE"/></w:rPr></w:pPr></w:p><w:p><w:pPr><w:spacing w:line="276" w:lineRule="auto"/><w:rPr><w:rFonts w:cs="Arial"/><w:sz w:val="24"/><w:szCs w:val="24"/><w:lang w:val="es-PE"/></w:rPr></w:pPr><w:r><w:rPr><w:rFonts w:cs="Arial"/><w:sz w:val="24"/><w:szCs w:val="24"/><w:lang w:val="es-PE"/></w:rPr><w:t>Apellidos</w:t></w:r><w:r><w:rPr><w:rFonts w:cs="Arial"/><w:sz w:val="24"/><w:szCs w:val="24"/><w:lang w:val="es-PE"/></w:rPr><w:t>:</w:t></w:r><w:r><w:rPr><w:rFonts w:cs="Arial"/><w:sz w:val="24"/><w:szCs w:val="24"/><w:lang w:val="es-PE"/></w:rPr><w:t xml:space="preserve"> _____________________</w:t></w:r></w:p><w:p><w:pPr><w:rPr><w:rFonts w:cs="Arial"/><w:sz w:val="8"/><w:szCs w:val="24"/><w:lang w:val="es-PE"/></w:rPr></w:pPr></w:p><w:p><w:pPr><w:spacing w:line="276" w:lineRule="auto"/><w:rPr><w:rFonts w:cs="Arial"/><w:sz w:val="24"/><w:szCs w:val="24"/><w:lang w:val="es-PE"/></w:rPr></w:pPr><w:r><w:rPr><w:rFonts w:cs="Arial"/><w:sz w:val="24"/><w:szCs w:val="24"/><w:lang w:val="es-PE"/></w:rPr><w:t>Nombres: _____________________</w:t></w:r></w:p><w:p><w:pPr><w:rPr><w:rFonts w:cs="Arial"/><w:sz w:val="16"/><w:szCs w:val="16"/><w:lang w:val="es-PE"/></w:rPr></w:pPr></w:p><w:p><w:pPr><w:rPr><w:rFonts w:cs="Arial"/><w:b/><w:sz w:val="24"/><w:szCs w:val="24"/><w:u w:val="single"/><w:lang w:val="es-PE"/></w:rPr></w:pPr><w:r><w:rPr><w:rFonts w:cs="Arial"/><w:sz w:val="24"/><w:szCs w:val="24"/><w:lang w:val="es-PE"/></w:rPr><w:t>Grado</w:t></w:r><w:r><w:rPr><w:rFonts w:cs="Arial"/><w:sz w:val="24"/><w:szCs w:val="24"/><w:lang w:val="es-PE"/></w:rPr><w:t>:</w:t></w:r><w:r><w:rPr><w:rFonts w:cs="Arial"/><w:sz w:val="24"/><w:szCs w:val="24"/><w:lang w:val="es-PE"/></w:rPr><w:t xml:space="preserve"> _______________________</w:t></w:r></w:p></w:txbxContent></wps:txbx><wps:bodyPr rot="0" vert="horz" wrap="square" lIns="91440" tIns="45720" rIns="91440" bIns="45720" anchor="t" anchorCtr="0" upright="1"><a:noAutofit/></wps:bodyPr></wps:wsp><wps:wsp><wps:cNvPr id="1182269669" name="Cuadro de texto 1182269669"/><wps:cNvSpPr txBox="1"/><wps:spPr><a:xfrm><a:off x="413468" y="882595"/><a:ext cx="970059" cy="278157"/></a:xfrm><a:prstGeom prst="rect"><a:avLst/></a:prstGeom><a:noFill/><a:ln w="6350"><a:noFill/></a:ln></wps:spPr><wps:txbx><w:txbxContent><w:p><w:pPr><w:rPr><w:sz w:val="24"/><w:szCs w:val="18"/><w:lang w:val="es-PE"/></w:rPr></w:pPr><w:r><w:rPr><w:sz w:val="24"/><w:szCs w:val="18"/><w:lang w:val="es-PE"/></w:rPr><w:t>{superior_dni}</w:t></w:r><w:r><w:rPr><w:sz w:val="24"/><w:szCs w:val="18"/><w:lang w:val="es-PE"/></w:rPr><w:tab/></w:r></w:p></w:txbxContent></wps:txbx><wps:bodyPr rot="0" spcFirstLastPara="0" vertOverflow="overflow" horzOverflow="overflow" vert="horz" wrap="square" lIns="91440" tIns="45720" rIns="91440" bIns="45720" numCol="1" spcCol="0" rtlCol="0" fromWordArt="0" anchor="t" anchorCtr="0" forceAA="0" compatLnSpc="1"><a:prstTxWarp prst="textNoShape"><a:avLst/></a:prstTxWarp><a:noAutofit/></wps:bodyPr></wps:wsp><wps:wsp><wps:cNvPr id="443298384" name="Cuadro de texto 443298384"/><wps:cNvSpPr txBox="1"/><wps:spPr><a:xfrm><a:off x="453225" y="1144988"/><a:ext cx="970059" cy="278157"/></a:xfrm><a:prstGeom prst="rect"><a:avLst/></a:prstGeom><a:noFill/><a:ln w="6350"><a:noFill/></a:ln></wps:spPr><wps:txbx><w:txbxContent><w:p><w:pPr><w:rPr><w:sz w:val="24"/><w:szCs w:val="18"/><w:lang w:val="es-PE"/></w:rPr></w:pPr><w:r><w:rPr><w:sz w:val="24"/><w:szCs w:val="18"/><w:lang w:val="es-PE"/></w:rPr><w:t>{superior_cip}</w:t></w:r></w:p></w:txbxContent></wps:txbx><wps:bodyPr rot="0" spcFirstLastPara="0" vertOverflow="overflow" horzOverflow="overflow" vert="horz" wrap="square" lIns="91440" tIns="45720" rIns="91440" bIns="45720" numCol="1" spcCol="0" rtlCol="0" fromWordArt="0" anchor="t" anchorCtr="0" forceAA="0" compatLnSpc="1"><a:prstTxWarp prst="textNoShape"><a:avLst/></a:prstTxWarp><a:noAutofit/></wps:bodyPr></wps:wsp><wps:wsp><wps:cNvPr id="211120580" name="Cuadro de texto 211120580"/><wps:cNvSpPr txBox="1"/><wps:spPr><a:xfrm><a:off x="715618" y="1423145"/><a:ext cx="1875182" cy="332600"/></a:xfrm><a:prstGeom prst="rect"><a:avLst/></a:prstGeom><a:noFill/><a:ln w="6350"><a:noFill/></a:ln></wps:spPr><wps:txbx><w:txbxContent><w:p><w:pPr><w:rPr><w:sz w:val="20"/><w:szCs w:val="14"/><w:lang w:val="es-PE"/></w:rPr></w:pPr><w:r><w:rPr><w:sz w:val="20"/><w:szCs w:val="14"/><w:lang w:val="es-PE"/></w:rPr><w:t>{superior_apellidos}</w:t></w:r></w:p><w:p><w:pPr><w:rPr><w:sz w:val="20"/><w:szCs w:val="14"/><w:lang w:val="es-PE"/></w:rPr></w:pPr></w:p><w:p><w:pPr><w:rPr><w:sz w:val="20"/><w:szCs w:val="14"/><w:lang w:val="es-PE"/></w:rPr></w:pPr></w:p><w:p><w:pPr><w:rPr><w:sz w:val="20"/><w:szCs w:val="14"/><w:lang w:val="es-PE"/></w:rPr></w:pPr></w:p><w:p><w:pPr><w:rPr><w:sz w:val="20"/><w:szCs w:val="14"/><w:lang w:val="es-PE"/></w:rPr></w:pPr></w:p><w:p><w:pPr><w:rPr><w:sz w:val="20"/><w:szCs w:val="14"/><w:lang w:val="es-PE"/></w:rPr></w:pPr></w:p><w:p><w:pPr><w:rPr><w:sz w:val="20"/><w:szCs w:val="14"/><w:lang w:val="es-PE"/></w:rPr></w:pPr></w:p><w:p><w:pPr><w:rPr><w:sz w:val="20"/><w:szCs w:val="14"/><w:lang w:val="es-PE"/></w:rPr></w:pPr></w:p><w:p><w:pPr><w:rPr><w:sz w:val="20"/><w:szCs w:val="14"/><w:lang w:val="es-PE"/></w:rPr></w:pPr></w:p><w:p><w:pPr><w:rPr><w:sz w:val="20"/><w:szCs w:val="14"/><w:lang w:val="es-PE"/></w:rPr></w:pPr></w:p><w:p><w:pPr><w:rPr><w:sz w:val="20"/><w:szCs w:val="14"/><w:lang w:val="es-PE"/></w:rPr></w:pPr></w:p><w:p><w:pPr><w:rPr><w:sz w:val="20"/><w:szCs w:val="14"/><w:lang w:val="es-PE"/></w:rPr></w:pPr></w:p><w:p><w:pPr><w:rPr><w:sz w:val="20"/><w:szCs w:val="14"/><w:lang w:val="es-PE"/></w:rPr></w:pPr></w:p><w:p><w:pPr><w:rPr><w:sz w:val="20"/><w:szCs w:val="14"/><w:lang w:val="es-PE"/></w:rPr></w:pPr></w:p><w:p><w:pPr><w:rPr><w:sz w:val="20"/><w:szCs w:val="14"/><w:lang w:val="es-PE"/></w:rPr></w:pPr></w:p><w:p><w:pPr><w:rPr><w:sz w:val="20"/><w:szCs w:val="14"/><w:lang w:val="es-PE"/></w:rPr></w:pPr></w:p><w:p><w:pPr><w:rPr><w:sz w:val="20"/><w:szCs w:val="14"/><w:lang w:val="es-PE"/></w:rPr></w:pPr></w:p><w:p><w:pPr><w:rPr><w:sz w:val="20"/><w:szCs w:val="14"/><w:lang w:val="es-PE"/></w:rPr></w:pPr></w:p><w:p><w:pPr><w:rPr><w:sz w:val="20"/><w:szCs w:val="14"/><w:lang w:val="es-PE"/></w:rPr></w:pPr></w:p><w:p><w:pPr><w:rPr><w:sz w:val="20"/><w:szCs w:val="14"/><w:lang w:val="es-PE"/></w:rPr></w:pPr></w:p><w:p><w:pPr><w:rPr><w:sz w:val="20"/><w:szCs w:val="14"/><w:lang w:val="es-PE"/></w:rPr></w:pPr></w:p><w:p><w:pPr><w:rPr><w:sz w:val="20"/><w:szCs w:val="14"/><w:lang w:val="es-PE"/></w:rPr></w:pPr></w:p><w:p><w:pPr><w:rPr><w:sz w:val="20"/><w:szCs w:val="14"/><w:lang w:val="es-PE"/></w:rPr></w:pPr></w:p><w:p><w:pPr><w:rPr><w:sz w:val="20"/><w:szCs w:val="14"/><w:lang w:val="es-PE"/></w:rPr></w:pPr></w:p><w:p><w:pPr><w:rPr><w:sz w:val="20"/><w:szCs w:val="14"/><w:lang w:val="es-PE"/></w:rPr></w:pPr></w:p><w:p><w:pPr><w:rPr><w:sz w:val="20"/><w:szCs w:val="14"/><w:lang w:val="es-PE"/></w:rPr></w:pPr></w:p><w:p><w:pPr><w:rPr><w:sz w:val="20"/><w:szCs w:val="14"/><w:lang w:val="es-PE"/></w:rPr></w:pPr></w:p><w:p><w:pPr><w:rPr><w:sz w:val="20"/><w:szCs w:val="14"/><w:lang w:val="es-PE"/></w:rPr></w:pPr></w:p><w:p><w:pPr><w:rPr><w:sz w:val="20"/><w:szCs w:val="14"/><w:lang w:val="es-PE"/></w:rPr></w:pPr></w:p><w:p><w:pPr><w:rPr><w:sz w:val="20"/><w:szCs w:val="14"/><w:lang w:val="es-PE"/></w:rPr></w:pPr></w:p><w:p><w:pPr><w:rPr><w:sz w:val="20"/><w:szCs w:val="14"/><w:lang w:val="es-PE"/></w:rPr></w:pPr></w:p><w:p><w:pPr><w:rPr><w:sz w:val="20"/><w:szCs w:val="14"/><w:lang w:val="es-PE"/></w:rPr></w:pPr></w:p><w:p><w:pPr><w:rPr><w:sz w:val="20"/><w:szCs w:val="14"/><w:lang w:val="es-PE"/></w:rPr></w:pPr></w:p><w:p><w:pPr><w:rPr><w:sz w:val="20"/><w:szCs w:val="14"/><w:lang w:val="es-PE"/></w:rPr></w:pPr></w:p><w:p><w:pPr><w:rPr><w:sz w:val="20"/><w:szCs w:val="14"/><w:lang w:val="es-PE"/></w:rPr></w:pPr></w:p></w:txbxContent></wps:txbx><wps:bodyPr rot="0" spcFirstLastPara="0" vertOverflow="overflow" horzOverflow="overflow" vert="horz" wrap="square" lIns="91440" tIns="45720" rIns="91440" bIns="45720" numCol="1" spcCol="0" rtlCol="0" fromWordArt="0" anchor="t" anchorCtr="0" forceAA="0" compatLnSpc="1"><a:prstTxWarp prst="textNoShape"><a:avLst/></a:prstTxWarp><a:noAutofit/></wps:bodyPr></wps:wsp><wps:wsp><wps:cNvPr id="789063120" name="Cuadro de texto 789063120"/><wps:cNvSpPr txBox="1"/><wps:spPr><a:xfrm><a:off x="715618" y="1677725"/><a:ext cx="1725433" cy="278157"/></a:xfrm><a:prstGeom prst="rect"><a:avLst/></a:prstGeom><a:noFill/><a:ln w="6350"><a:noFill/></a:ln></wps:spPr><wps:txbx><w:txbxContent><w:p><w:pPr><w:rPr><w:sz w:val="24"/><w:szCs w:val="18"/><w:lang w:val="es-PE"/></w:rPr></w:pPr><w:r><w:rPr><w:rFonts w:cs="Arial"/><w:bCs/><w:sz w:val="24"/><w:szCs w:val="24"/><w:lang w:val="es-PE"/></w:rPr><w:t>{superior_nombres}</w:t></w:r></w:p></w:txbxContent></wps:txbx><wps:bodyPr rot="0" spcFirstLastPara="0" vertOverflow="overflow" horzOverflow="overflow" vert="horz" wrap="square" lIns="91440" tIns="45720" rIns="91440" bIns="45720" numCol="1" spcCol="0" rtlCol="0" fromWordArt="0" anchor="t" anchorCtr="0" forceAA="0" compatLnSpc="1"><a:prstTxWarp prst="textNoShape"><a:avLst/></a:prstTxWarp><a:noAutofit/></wps:bodyPr></wps:wsp><wps:wsp><wps:cNvPr id="505123973" name="Cuadro de texto 505123973"/><wps:cNvSpPr txBox="1"/><wps:spPr><a:xfrm><a:off x="556592" y="1995777"/><a:ext cx="1725433" cy="278157"/></a:xfrm><a:prstGeom prst="rect"><a:avLst/></a:prstGeom><a:noFill/><a:ln w="6350"><a:noFill/></a:ln></wps:spPr><wps:txbx><w:txbxContent><w:p><w:pPr><w:rPr><w:sz w:val="24"/><w:szCs w:val="18"/></w:rPr></w:pPr><w:r><w:rPr><w:sz w:val="24"/><w:szCs w:val="18"/></w:rPr><w:t>{superior_grado}</w:t></w:r><w:r><w:rPr><w:sz w:val="24"/><w:szCs w:val="18"/></w:rPr><w:t xml:space="preserve"> PNP</w:t></w:r></w:p></w:txbxContent></wps:txbx><wps:bodyPr rot="0" spcFirstLastPara="0" vertOverflow="overflow" horzOverflow="overflow" vert="horz" wrap="square" lIns="91440" tIns="45720" rIns="91440" bIns="45720" numCol="1" spcCol="0" rtlCol="0" fromWordArt="0" anchor="t" anchorCtr="0" forceAA="0" compatLnSpc="1"><a:prstTxWarp prst="textNoShape"><a:avLst/></a:prstTxWarp><a:noAutofit/></wps:bodyPr></wps:wsp></wpg:wgp></a:graphicData></a:graphic><wp14:sizeRelV relativeFrom="margin"><wp14:pctHeight>0</wp14:pctHeight></wp14:sizeRelV></wp:anchor></w:drawing></mc:Choice><mc:Fallback><w:pict><v:group w14:anchorId="006A358E" id="Grupo 1174315406" o:spid="_x0000_s1040" style="position:absolute;left:0;text-align:left;margin-left:0;margin-top:.65pt;width:214.3pt;height:192.55pt;z-index:251681793;mso-position-horizontal:left;mso-position-horizontal-relative:margin;mso-height-relative:margin" coordsize="27216,24454" o:gfxdata="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"><v:shape id="Cuadro de texto 1379834038" o:spid="_x0000_s1041" type="#_x0000_t202" style="position:absolute;width:27216;height:24454;visibility:visible;mso-wrap-style:square;v-text-anchor:top" o:gfxdata="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" strokeweight="1.5pt"><v:textbox><w:txbxContent><w:p><w:pPr><w:jc w:val="center"/><w:rPr><w:rFonts w:cs="Arial"/><w:b/><w:sz w:val="24"/><w:szCs w:val="24"/><w:u w:val="single"/><w:lang w:val="es-PE"/></w:rPr></w:pPr><w:r><w:rPr><w:rFonts w:cs="Arial"/><w:b/><w:sz w:val="24"/><w:szCs w:val="24"/><w:u w:val="single"/><w:lang w:val="es-PE"/></w:rPr><w:t>SUPERIOR CONDUCE P/A/D</w:t></w:r></w:p><w:p><w:pPr><w:jc w:val="center"/><w:rPr><w:rFonts w:cs="Arial"/><w:b/><w:sz w:val="24"/><w:szCs w:val="24"/><w:u w:val="single"/><w:lang w:val="es-PE"/></w:rPr></w:pPr></w:p><w:p><w:pPr><w:jc w:val="center"/><w:rPr><w:rFonts w:cs="Arial"/><w:b/><w:sz w:val="24"/><w:szCs w:val="24"/><w:u w:val="single"/><w:lang w:val="es-PE"/></w:rPr></w:pPr></w:p><w:p><w:pPr><w:jc w:val="center"/><w:rPr><w:rFonts w:cs="Arial"/><w:sz w:val="24"/><w:szCs w:val="24"/><w:lang w:val="es-PE"/></w:rPr></w:pPr><w:r><w:rPr><w:rFonts w:cs="Arial"/><w:sz w:val="24"/><w:szCs w:val="24"/><w:lang w:val="es-PE"/></w:rPr><w:t>______</w:t></w:r><w:r><w:rPr><w:rFonts w:cs="Arial"/><w:sz w:val="24"/><w:szCs w:val="24"/><w:lang w:val="es-PE"/></w:rPr><w:t>___</w:t></w:r><w:r><w:rPr><w:rFonts w:cs="Arial"/><w:sz w:val="24"/><w:szCs w:val="24"/><w:lang w:val="es-PE"/></w:rPr><w:t>____________________</w:t></w:r></w:p><w:p><w:pPr><w:jc w:val="center"/><w:rPr><w:rFonts w:cs="Arial"/><w:sz w:val="24"/><w:szCs w:val="24"/><w:lang w:val="es-PE"/></w:rPr></w:pPr><w:r><w:rPr><w:rFonts w:cs="Arial"/><w:sz w:val="24"/><w:szCs w:val="24"/><w:lang w:val="es-PE"/></w:rPr><w:t>F</w:t></w:r><w:r><w:rPr><w:rFonts w:cs="Arial"/><w:sz w:val="24"/><w:szCs w:val="24"/><w:lang w:val="es-PE"/></w:rPr><w:t>irma</w:t></w:r></w:p><w:p><w:pPr><w:ind w:left="1560" w:hanging="1560"/><w:rPr><w:rFonts w:cs="Arial"/><w:sz w:val="24"/><w:szCs w:val="24"/><w:lang w:val="es-PE"/></w:rPr></w:pPr><w:r><w:rPr><w:rFonts w:cs="Arial"/><w:sz w:val="24"/><w:szCs w:val="24"/><w:lang w:val="es-PE"/></w:rPr><w:t>DNI: _________________________</w:t></w:r></w:p><w:p><w:pPr><w:rPr><w:rFonts w:cs="Arial"/><w:sz w:val="10"/><w:szCs w:val="24"/><w:lang w:val="es-PE"/></w:rPr></w:pPr></w:p><w:p><w:pPr><w:spacing w:line="276" w:lineRule="auto"/><w:ind w:left="1560" w:hanging="1560"/><w:rPr><w:rFonts w:cs="Arial"/><w:sz w:val="24"/><w:szCs w:val="24"/><w:lang w:val="es-PE"/></w:rPr></w:pPr><w:r><w:rPr><w:rFonts w:cs="Arial"/><w:sz w:val="24"/><w:szCs w:val="24"/><w:lang w:val="es-PE"/></w:rPr><w:t>CIP: _________________________</w:t></w:r></w:p><w:p><w:pPr><w:spacing w:line="276" w:lineRule="auto"/><w:rPr><w:rFonts w:cs="Arial"/><w:sz w:val="10"/><w:szCs w:val="24"/><w:lang w:val="es-PE"/></w:rPr></w:pPr></w:p><w:p><w:pPr><w:spacing w:line="276" w:lineRule="auto"/><w:rPr><w:rFonts w:cs="Arial"/><w:sz w:val="24"/><w:szCs w:val="24"/><w:lang w:val="es-PE"/></w:rPr></w:pPr><w:r><w:rPr><w:rFonts w:cs="Arial"/><w:sz w:val="24"/><w:szCs w:val="24"/><w:lang w:val="es-PE"/></w:rPr><w:t>Apellidos</w:t></w:r><w:r><w:rPr><w:rFonts w:cs="Arial"/><w:sz w:val="24"/><w:szCs w:val="24"/><w:lang w:val="es-PE"/></w:rPr><w:t>:</w:t></w:r><w:r><w:rPr><w:rFonts w:cs="Arial"/><w:sz w:val="24"/><w:szCs w:val="24"/><w:lang w:val="es-PE"/></w:rPr><w:t xml:space="preserve"> _____________________</w:t></w:r></w:p><w:p><w:pPr><w:rPr><w:rFonts w:cs="Arial"/><w:sz w:val="8"/><w:szCs w:val="24"/><w:lang w:val="es-PE"/></w:rPr></w:pPr></w:p><w:p><w:pPr><w:spacing w:line="276" w:lineRule="auto"/><w:rPr><w:rFonts w:cs="Arial"/><w:sz w:val="24"/><w:szCs w:val="24"/><w:lang w:val="es-PE"/></w:rPr></w:pPr><w:r><w:rPr><w:rFonts w:cs="Arial"/><w:sz w:val="24"/><w:szCs w:val="24"/><w:lang w:val="es-PE"/></w:rPr><w:t>Nombres: _____________________</w:t></w:r></w:p><w:p><w:pPr><w:rPr><w:rFonts w:cs="Arial"/><w:sz w:val="16"/><w:szCs w:val="16"/><w:lang w:val="es-PE"/></w:rPr></w:pPr></w:p><w:p><w:pPr><w:rPr><w:rFonts w:cs="Arial"/><w:b/><w:sz w:val="24"/><w:szCs w:val="24"/><w:u w:val="single"/><w:lang w:val="es-PE"/></w:rPr></w:pPr><w:r><w:rPr><w:rFonts w:cs="Arial"/><w:sz w:val="24"/><w:szCs w:val="24"/><w:lang w:val="es-PE"/></w:rPr><w:t>Grado</w:t></w:r><w:r><w:rPr><w:rFonts w:cs="Arial"/><w:sz w:val="24"/><w:szCs w:val="24"/><w:lang w:val="es-PE"/></w:rPr><w:t>:</w:t></w:r><w:r><w:rPr><w:rFonts w:cs="Arial"/><w:sz w:val="24"/><w:szCs w:val="24"/><w:lang w:val="es-PE"/></w:rPr><w:t xml:space="preserve"> _______________________</w:t></w:r></w:p></w:txbxContent></v:textbox></v:shape><v:shape id="Cuadro de texto 1182269669" o:spid="_x0000_s1042" type="#_x0000_t202" style="position:absolute;left:4134;top:8825;width:9701;height:2782;visibility:visible;mso-wrap-style:square;v-text-anchor:top" o:gfxdata="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" filled="f" stroked="f" strokeweight=".5pt"><v:textbox><w:txbxContent><w:p><w:pPr><w:rPr><w:sz w:val="24"/><w:szCs w:val="18"/><w:lang w:val="es-PE"/></w:rPr></w:pPr><w:r><w:rPr><w:sz w:val="24"/><w:szCs w:val="18"/><w:lang w:val="es-PE"/></w:rPr><w:t>{superior_dni}</w:t></w:r><w:r><w:rPr><w:sz w:val="24"/><w:szCs w:val="18"/><w:lang w:val="es-PE"/></w:rPr><w:tab/></w:r></w:p></w:txbxContent></v:textbox></v:shape><v:shape id="Cuadro de texto 443298384" o:spid="_x0000_s1043" type="#_x0000_t202" style="position:absolute;left:4532;top:11449;width:9700;height:2782;visibility:visible;mso-wrap-style:square;v-text-anchor:top" o:gfxdata="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" filled="f" stroked="f" strokeweight=".5pt"><v:textbox><w:txbxContent><w:p><w:pPr><w:rPr><w:sz w:val="24"/><w:szCs w:val="18"/><w:lang w:val="es-PE"/></w:rPr></w:pPr><w:r><w:rPr><w:sz w:val="24"/><w:szCs w:val="18"/><w:lang w:val="es-PE"/></w:rPr><w:t>{superior_cip}</w:t></w:r></w:p></w:txbxContent></v:textbox></v:shape><v:shape id="Cuadro de texto 211120580" o:spid="_x0000_s1044" type="#_x0000_t202" style="position:absolute;left:7156;top:14231;width:18752;height:3326;visibility:visible;mso-wrap-style:square;v-text-anchor:top" o:gfxdata="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" filled="f" stroked="f" strokeweight=".5pt"><v:textbox><w:txbxContent><w:p><w:pPr><w:rPr><w:sz w:val="20"/><w:szCs w:val="14"/><w:lang w:val="es-PE"/></w:rPr></w:pPr><w:r><w:rPr><w:sz w:val="20"/><w:szCs w:val="14"/><w:lang w:val="es-PE"/></w:rPr><w:t>{superior_apellidos}</w:t></w:r></w:p><w:p><w:pPr><w:rPr><w:sz w:val="20"/><w:szCs w:val="14"/><w:lang w:val="es-PE"/></w:rPr></w:pPr></w:p><w:p><w:pPr><w:rPr><w:sz w:val="20"/><w:szCs w:val="14"/><w:lang w:val="es-PE"/></w:rPr></w:pPr></w:p><w:p><w:pPr><w:rPr><w:sz w:val="20"/><w:szCs w:val="14"/><w:lang w:val="es-PE"/></w:rPr></w:pPr></w:p><w:p><w:pPr><w:rPr><w:sz w:val="20"/><w:szCs w:val="14"/><w:lang w:val="es-PE"/></w:rPr></w:pPr></w:p><w:p><w:pPr><w:rPr><w:sz w:val="20"/><w:szCs w:val="14"/><w:lang w:val="es-PE"/></w:rPr></w:pPr></w:p><w:p><w:pPr><w:rPr><w:sz w:val="20"/><w:szCs w:val="14"/><w:lang w:val="es-PE"/></w:rPr></w:pPr></w:p><w:p><w:pPr><w:rPr><w:sz w:val="20"/><w:szCs w:val="14"/><w:lang w:val="es-PE"/></w:rPr></w:pPr></w:p><w:p><w:pPr><w:rPr><w:sz w:val="20"/><w:szCs w:val="14"/><w:lang w:val="es-PE"/></w:rPr></w:pPr></w:p><w:p><w:pPr><w:rPr><w:sz w:val="20"/><w:szCs w:val="14"/><w:lang w:val="es-PE"/></w:rPr></w:pPr></w:p><w:p><w:pPr><w:rPr><w:sz w:val="20"/><w:szCs w:val="14"/><w:lang w:val="es-PE"/></w:rPr></w:pPr></w:p><w:p><w:pPr><w:rPr><w:sz w:val="20"/><w:szCs w:val="14"/><w:lang w:val="es-PE"/></w:rPr></w:pPr></w:p><w:p><w:pPr><w:rPr><w:sz w:val="20"/><w:szCs w:val="14"/><w:lang w:val="es-PE"/></w:rPr></w:pPr></w:p><w:p><w:pPr><w:rPr><w:sz w:val="20"/><w:szCs w:val="14"/><w:lang w:val="es-PE"/></w:rPr></w:pPr></w:p><w:p><w:pPr><w:rPr><w:sz w:val="20"/><w:szCs w:val="14"/><w:lang w:val="es-PE"/></w:rPr></w:pPr></w:p><w:p><w:pPr><w:rPr><w:sz w:val="20"/><w:szCs w:val="14"/><w:lang w:val="es-PE"/></w:rPr></w:pPr></w:p><w:p><w:pPr><w:rPr><w:sz w:val="20"/><w:szCs w:val="14"/><w:lang w:val="es-PE"/></w:rPr></w:pPr></w:p><w:p><w:pPr><w:rPr><w:sz w:val="20"/><w:szCs w:val="14"/><w:lang w:val="es-PE"/></w:rPr></w:pPr></w:p><w:p><w:pPr><w:rPr><w:sz w:val="20"/><w:szCs w:val="14"/><w:lang w:val="es-PE"/></w:rPr></w:pPr></w:p><w:p><w:pPr><w:rPr><w:sz w:val="20"/><w:szCs w:val="14"/><w:lang w:val="es-PE"/></w:rPr></w:pPr></w:p><w:p><w:pPr><w:rPr><w:sz w:val="20"/><w:szCs w:val="14"/><w:lang w:val="es-PE"/></w:rPr></w:pPr></w:p><w:p><w:pPr><w:rPr><w:sz w:val="20"/><w:szCs w:val="14"/><w:lang w:val="es-PE"/></w:rPr></w:pPr></w:p><w:p><w:pPr><w:rPr><w:sz w:val="20"/><w:szCs w:val="14"/><w:lang w:val="es-PE"/></w:rPr></w:pPr></w:p><w:p><w:pPr><w:rPr><w:sz w:val="20"/><w:szCs w:val="14"/><w:lang w:val="es-PE"/></w:rPr></w:pPr></w:p><w:p><w:pPr><w:rPr><w:sz w:val="20"/><w:szCs w:val="14"/><w:lang w:val="es-PE"/></w:rPr></w:pPr></w:p><w:p><w:pPr><w:rPr><w:sz w:val="20"/><w:szCs w:val="14"/><w:lang w:val="es-PE"/></w:rPr></w:pPr></w:p><w:p><w:pPr><w:rPr><w:sz w:val="20"/><w:szCs w:val="14"/><w:lang w:val="es-PE"/></w:rPr></w:pPr></w:p><w:p><w:pPr><w:rPr><w:sz w:val="20"/><w:szCs w:val="14"/><w:lang w:val="es-PE"/></w:rPr></w:pPr></w:p><w:p><w:pPr><w:rPr><w:sz w:val="20"/><w:szCs w:val="14"/><w:lang w:val="es-PE"/></w:rPr></w:pPr></w:p><w:p><w:pPr><w:rPr><w:sz w:val="20"/><w:szCs w:val="14"/><w:lang w:val="es-PE"/></w:rPr></w:pPr></w:p><w:p><w:pPr><w:rPr><w:sz w:val="20"/><w:szCs w:val="14"/><w:lang w:val="es-PE"/></w:rPr></w:pPr></w:p><w:p><w:pPr><w:rPr><w:sz w:val="20"/><w:szCs w:val="14"/><w:lang w:val="es-PE"/></w:rPr></w:pPr></w:p><w:p><w:pPr><w:rPr><w:sz w:val="20"/><w:szCs w:val="14"/><w:lang w:val="es-PE"/></w:rPr></w:pPr></w:p><w:p><w:pPr><w:rPr><w:sz w:val="20"/><w:szCs w:val="14"/><w:lang w:val="es-PE"/></w:rPr></w:pPr></w:p><w:p><w:pPr><w:rPr><w:sz w:val="20"/><w:szCs w:val="14"/><w:lang w:val="es-PE"/></w:rPr></w:pPr></w:p></w:txbxContent></v:textbox></v:shape><v:shape id="Cuadro de texto 789063120" o:spid="_x0000_s1045" type="#_x0000_t202" style="position:absolute;left:7156;top:16777;width:17254;height:2781;visibility:visible;mso-wrap-style:square;v-text-anchor:top" o:gfxdata="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" filled="f" stroked="f" strokeweight=".5pt"><v:textbox><w:txbxContent><w:p><w:pPr><w:rPr><w:sz w:val="24"/><w:szCs w:val="18"/><w:lang w:val="es-PE"/></w:rPr></w:pPr><w:r><w:rPr><w:rFonts w:cs="Arial"/><w:bCs/><w:sz w:val="24"/><w:szCs w:val="24"/><w:lang w:val="es-PE"/></w:rPr><w:t>{superior_nombres}</w:t></w:r></w:p></w:txbxContent></v:textbox></v:shape><v:shape id="Cuadro de texto 505123973" o:spid="_x0000_s1046" type="#_x0000_t202" style="position:absolute;left:5565;top:19957;width:17255;height:2782;visibility:visible;mso-wrap-style:square;v-text-anchor:top" o:gfxdata="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" filled="f" stroked="f" strokeweight=".5pt"><v:textbox><w:txbxContent><w:p><w:pPr><w:rPr><w:sz w:val="24"/><w:szCs w:val="18"/></w:rPr></w:pPr><w:r><w:rPr><w:sz w:val="24"/><w:szCs w:val="18"/></w:rPr><w:t>{superior_grado}</w:t></w:r><w:r><w:rPr><w:sz w:val="24"/><w:szCs w:val="18"/></w:rPr><w:t xml:space="preserve"> PNP</w:t></w:r></w:p></w:txbxContent></v:textbox></v:shape><w10:wrap anchorx="margin"/></v:group></w:pict></mc:Fallback></mc:AlternateContent></w:r><w:r><w:rPr><w:rFonts w:cs="Arial"/><w:b/><w:noProof/><w:u w:val="single"/><w:lang w:val="es-PE"/></w:rPr><mc:AlternateContent><mc:Choice Requires="wpg"><w:drawing><wp:anchor distT="0" distB="0" distL="114300" distR="114300" simplePos="0" relativeHeight="251658241" behindDoc="0" locked="0" layoutInCell="1" allowOverlap="1" wp14:anchorId="5E6EA9DE" wp14:editId="30B09E8F"><wp:simplePos x="0" y="0"/><wp:positionH relativeFrom="margin"><wp:posOffset>4445</wp:posOffset></wp:positionH><wp:positionV relativeFrom="paragraph"><wp:posOffset>11430</wp:posOffset></wp:positionV><wp:extent cx="2721610" cy="2445385"/><wp:effectExtent l="0" t="0" r="21590" b="12065"/><wp:wrapNone/><wp:docPr id="37" name="Grupo 37"/><wp:cNvGraphicFramePr/><a:graphic xmlns:a="http://schemas.openxmlformats.org/drawingml/2006/main"><a:graphicData uri="http://schemas.microsoft.com/office/word/2010/wordprocessingGroup"><wpg:wgp><wpg:cNvGrpSpPr/><wpg:grpSpPr><a:xfrm><a:off x="0" y="0"/><a:ext cx="2721610" cy="2445385"/><a:chOff x="0" y="0"/><a:chExt cx="2721610" cy="2445488"/></a:xfrm></wpg:grpSpPr><wps:wsp><wps:cNvPr id="38" name="Cuadro de texto 38"/><wps:cNvSpPr txBox="1"><a:spLocks noChangeArrowheads="1"/></wps:cNvSpPr><wps:spPr bwMode="auto"><a:xfrm><a:off x="0" y="0"/><a:ext cx="2721610" cy="2445488"/></a:xfrm><a:prstGeom prst="rect"><a:avLst/></a:prstGeom><a:solidFill><a:srgbClr val="FFFFFF"/></a:solidFill><a:ln w="19050"><a:solidFill><a:srgbClr val="000000"/></a:solidFill><a:miter lim="800000"/><a:headEnd/><a:tailEnd/></a:ln></wps:spPr><wps:txbx><w:txbxContent><w:p><w:pPr><w:jc w:val="center"/><w:rPr><w:rFonts w:cs="Arial"/><w:b/><w:sz w:val="24"/><w:szCs w:val="24"/><w:u w:val="single"/><w:lang w:val="es-PE"/></w:rPr></w:pPr><w:r><w:rPr><w:rFonts w:cs="Arial"/><w:b/><w:sz w:val="24"/><w:szCs w:val="24"/><w:u w:val="single"/><w:lang w:val="es-PE"/></w:rPr><w:t>SUPERIOR CONDUCE P/A/D</w:t></w:r></w:p><w:p><w:pPr><w:jc w:val="center"/><w:rPr><w:rFonts w:cs="Arial"/><w:b/><w:sz w:val="24"/><w:szCs w:val="24"/><w:u w:val="single"/><w:lang w:val="es-PE"/></w:rPr></w:pPr></w:p><w:p><w:pPr><w:jc w:val="center"/><w:rPr><w:rFonts w:cs="Arial"/><w:b/><w:sz w:val="24"/><w:szCs w:val="24"/><w:u w:val="single"/><w:lang w:val="es-PE"/></w:rPr></w:pPr></w:p><w:p><w:pPr><w:jc w:val="center"/><w:rPr><w:rFonts w:cs="Arial"/><w:sz w:val="24"/><w:szCs w:val="24"/><w:lang w:val="es-PE"/></w:rPr></w:pPr><w:r><w:rPr><w:rFonts w:cs="Arial"/><w:sz w:val="24"/><w:szCs w:val="24"/><w:lang w:val="es-PE"/></w:rPr><w:t>______</w:t></w:r><w:r><w:rPr><w:rFonts w:cs="Arial"/><w:sz w:val="24"/><w:szCs w:val="24"/><w:lang w:val="es-PE"/></w:rPr><w:t>___</w:t></w:r><w:r><w:rPr><w:rFonts w:cs="Arial"/><w:sz w:val="24"/><w:szCs w:val="24"/><w:lang w:val="es-PE"/></w:rPr><w:t>____________________</w:t></w:r></w:p><w:p><w:pPr><w:jc w:val="center"/><w:rPr><w:rFonts w:cs="Arial"/><w:sz w:val="24"/><w:szCs w:val="24"/><w:lang w:val="es-PE"/></w:rPr></w:pPr><w:r><w:rPr><w:rFonts w:cs="Arial"/><w:sz w:val="24"/><w:szCs w:val="24"/><w:lang w:val="es-PE"/></w:rPr><w:t>F</w:t></w:r><w:r><w:rPr><w:rFonts w:cs="Arial"/><w:sz w:val="24"/><w:szCs w:val="24"/><w:lang w:val="es-PE"/></w:rPr><w:t>irma</w:t></w:r></w:p><w:p><w:pPr><w:ind w:left="1560" w:hanging="1560"/><w:rPr><w:rFonts w:cs="Arial"/><w:sz w:val="24"/><w:szCs w:val="24"/><w:lang w:val="es-PE"/></w:rPr></w:pPr><w:r><w:rPr><w:rFonts w:cs="Arial"/><w:sz w:val="24"/><w:szCs w:val="24"/><w:lang w:val="es-PE"/></w:rPr><w:t>DNI: _________________________</w:t></w:r></w:p><w:p><w:pPr><w:rPr><w:rFonts w:cs="Arial"/><w:sz w:val="10"/><w:szCs w:val="24"/><w:lang w:val="es-PE"/></w:rPr></w:pPr></w:p><w:p><w:pPr><w:spacing w:line="276" w:lineRule="auto"/><w:ind w:left="1560" w:hanging="1560"/><w:rPr><w:rFonts w:cs="Arial"/><w:sz w:val="24"/><w:szCs w:val="24"/><w:lang w:val="es-PE"/></w:rPr></w:pPr><w:r><w:rPr><w:rFonts w:cs="Arial"/><w:sz w:val="24"/><w:szCs w:val="24"/><w:lang w:val="es-PE"/></w:rPr><w:t>CIP: _________________________</w:t></w:r></w:p><w:p><w:pPr><w:spacing w:line="276" w:lineRule="auto"/><w:rPr><w:rFonts w:cs="Arial"/><w:sz w:val="10"/><w:szCs w:val="24"/><w:lang w:val="es-PE"/></w:rPr></w:pPr></w:p><w:p><w:pPr><w:spacing w:line="276" w:lineRule="auto"/><w:rPr><w:rFonts w:cs="Arial"/><w:sz w:val="24"/><w:szCs w:val="24"/><w:lang w:val="es-PE"/></w:rPr></w:pPr><w:r><w:rPr><w:rFonts w:cs="Arial"/><w:sz w:val="24"/><w:szCs w:val="24"/><w:lang w:val="es-PE"/></w:rPr><w:t>Apellidos</w:t></w:r><w:r><w:rPr><w:rFonts w:cs="Arial"/><w:sz w:val="24"/><w:szCs w:val="24"/><w:lang w:val="es-PE"/></w:rPr><w:t>:</w:t></w:r><w:r><w:rPr><w:rFonts w:cs="Arial"/><w:sz w:val="24"/><w:szCs w:val="24"/><w:lang w:val="es-PE"/></w:rPr><w:t xml:space="preserve"> _____________________</w:t></w:r></w:p><w:p><w:pPr><w:rPr><w:rFonts w:cs="Arial"/><w:sz w:val="8"/><w:szCs w:val="24"/><w:lang w:val="es-PE"/></w:rPr></w:pPr></w:p><w:p><w:pPr><w:spacing w:line="276" w:lineRule="auto"/><w:rPr><w:rFonts w:cs="Arial"/><w:sz w:val="24"/><w:szCs w:val="24"/><w:lang w:val="es-PE"/></w:rPr></w:pPr><w:r><w:rPr><w:rFonts w:cs="Arial"/><w:sz w:val="24"/><w:szCs w:val="24"/><w:lang w:val="es-PE"/></w:rPr><w:t>Nombres: _____________________</w:t></w:r></w:p><w:p><w:pPr><w:rPr><w:rFonts w:cs="Arial"/><w:sz w:val="16"/><w:szCs w:val="16"/><w:lang w:val="es-PE"/></w:rPr></w:pPr></w:p><w:p><w:pPr><w:rPr><w:rFonts w:cs="Arial"/><w:b/><w:sz w:val="24"/><w:szCs w:val="24"/><w:u w:val="single"/><w:lang w:val="es-PE"/></w:rPr></w:pPr><w:r><w:rPr><w:rFonts w:cs="Arial"/><w:sz w:val="24"/><w:szCs w:val="24"/><w:lang w:val="es-PE"/></w:rPr><w:t>Grado</w:t></w:r><w:r><w:rPr><w:rFonts w:cs="Arial"/><w:sz w:val="24"/><w:szCs w:val="24"/><w:lang w:val="es-PE"/></w:rPr><w:t>:</w:t></w:r><w:r><w:rPr><w:rFonts w:cs="Arial"/><w:sz w:val="24"/><w:szCs w:val="24"/><w:lang w:val="es-PE"/></w:rPr><w:t xml:space="preserve"> _______________________</w:t></w:r></w:p></w:txbxContent></wps:txbx><wps:bodyPr rot="0" vert="horz" wrap="square" lIns="91440" tIns="45720" rIns="91440" bIns="45720" anchor="t" anchorCtr="0" upright="1"><a:noAutofit/></wps:bodyPr></wps:wsp><wps:wsp><wps:cNvPr id="39" name="Cuadro de texto 39"/><wps:cNvSpPr txBox="1"/><wps:spPr><a:xfrm><a:off x="413468" y="882595"/><a:ext cx="970059" cy="278157"/></a:xfrm><a:prstGeom prst="rect"><a:avLst/></a:prstGeom><a:noFill/><a:ln w="6350"><a:noFill/></a:ln></wps:spPr><wps:txbx><w:txbxContent><w:p><w:pPr><w:rPr><w:sz w:val="24"/><w:szCs w:val="18"/><w:lang w:val="es-PE"/></w:rPr></w:pPr><w:r><w:rPr><w:bCs/><w:sz w:val="24"/><w:szCs w:val="24"/></w:rPr><w:t>{superior_dni}</w:t></w:r><w:r><w:rPr><w:sz w:val="24"/><w:szCs w:val="18"/><w:lang w:val="es-PE"/></w:rPr><w:tab/></w:r></w:p></w:txbxContent></wps:txbx><wps:bodyPr rot="0" spcFirstLastPara="0" vertOverflow="overflow" horzOverflow="overflow" vert="horz" wrap="square" lIns="91440" tIns="45720" rIns="91440" bIns="45720" numCol="1" spcCol="0" rtlCol="0" fromWordArt="0" anchor="t" anchorCtr="0" forceAA="0" compatLnSpc="1"><a:prstTxWarp prst="textNoShape"><a:avLst/></a:prstTxWarp><a:noAutofit/></wps:bodyPr></wps:wsp><wps:wsp><wps:cNvPr id="40" name="Cuadro de texto 40"/><wps:cNvSpPr txBox="1"/><wps:spPr><a:xfrm><a:off x="453225" y="1144988"/><a:ext cx="970059" cy="278157"/></a:xfrm><a:prstGeom prst="rect"><a:avLst/></a:prstGeom><a:noFill/><a:ln w="6350"><a:noFill/></a:ln></wps:spPr><wps:txbx><w:txbxContent><w:p><w:pPr><w:rPr><w:sz w:val="24"/><w:szCs w:val="18"/><w:lang w:val="es-PE"/></w:rPr></w:pPr><w:r><w:rPr><w:rFonts w:cs="Arial"/><w:bCs/><w:sz w:val="24"/><w:szCs w:val="24"/><w:lang w:val="es-PE"/></w:rPr><w:t>{superior_cip}</w:t></w:r></w:p></w:txbxContent></wps:txbx><wps:bodyPr rot="0" spcFirstLastPara="0" vertOverflow="overflow" horzOverflow="overflow" vert="horz" wrap="square" lIns="91440" tIns="45720" rIns="91440" bIns="45720" numCol="1" spcCol="0" rtlCol="0" fromWordArt="0" anchor="t" anchorCtr="0" forceAA="0" compatLnSpc="1"><a:prstTxWarp prst="textNoShape"><a:avLst/></a:prstTxWarp><a:noAutofit/></wps:bodyPr></wps:wsp><wps:wsp><wps:cNvPr id="41" name="Cuadro de texto 41"/><wps:cNvSpPr txBox="1"/><wps:spPr><a:xfrm><a:off x="715618" y="1423145"/><a:ext cx="1875182" cy="332600"/></a:xfrm><a:prstGeom prst="rect"><a:avLst/></a:prstGeom><a:noFill/><a:ln w="6350"><a:noFill/></a:ln></wps:spPr><wps:txbx><w:txbxContent><w:p><w:pPr><w:rPr><w:sz w:val="20"/><w:szCs w:val="14"/><w:lang w:val="es-PE"/></w:rPr></w:pPr><w:r><w:rPr><w:rFonts w:cs="Arial"/><w:bCs/><w:sz w:val="24"/><w:szCs w:val="24"/><w:lang w:val="es-PE"/></w:rPr><w:t>{superior_apellidos}</w:t></w:r></w:p><w:p><w:pPr><w:rPr><w:sz w:val="20"/><w:szCs w:val="14"/><w:lang w:val="es-PE"/></w:rPr></w:pPr></w:p><w:p><w:pPr><w:rPr><w:sz w:val="20"/><w:szCs w:val="14"/><w:lang w:val="es-PE"/></w:rPr></w:pPr></w:p><w:p><w:pPr><w:rPr><w:sz w:val="20"/><w:szCs w:val="14"/><w:lang w:val="es-PE"/></w:rPr></w:pPr></w:p><w:p><w:pPr><w:rPr><w:sz w:val="20"/><w:szCs w:val="14"/><w:lang w:val="es-PE"/></w:rPr></w:pPr></w:p><w:p><w:pPr><w:rPr><w:sz w:val="20"/><w:szCs w:val="14"/><w:lang w:val="es-PE"/></w:rPr></w:pPr></w:p><w:p><w:pPr><w:rPr><w:sz w:val="20"/><w:szCs w:val="14"/><w:lang w:val="es-PE"/></w:rPr></w:pPr></w:p><w:p><w:pPr><w:rPr><w:sz w:val="20"/><w:szCs w:val="14"/><w:lang w:val="es-PE"/></w:rPr></w:pPr></w:p><w:p><w:pPr><w:rPr><w:sz w:val="20"/><w:szCs w:val="14"/><w:lang w:val="es-PE"/></w:rPr></w:pPr></w:p><w:p><w:pPr><w:rPr><w:sz w:val="20"/><w:szCs w:val="14"/><w:lang w:val="es-PE"/></w:rPr></w:pPr></w:p><w:p><w:pPr><w:rPr><w:sz w:val="20"/><w:szCs w:val="14"/><w:lang w:val="es-PE"/></w:rPr></w:pPr></w:p><w:p><w:pPr><w:rPr><w:sz w:val="20"/><w:szCs w:val="14"/><w:lang w:val="es-PE"/></w:rPr></w:pPr></w:p><w:p><w:pPr><w:rPr><w:sz w:val="20"/><w:szCs w:val="14"/><w:lang w:val="es-PE"/></w:rPr></w:pPr></w:p><w:p><w:pPr><w:rPr><w:sz w:val="20"/><w:szCs w:val="14"/><w:lang w:val="es-PE"/></w:rPr></w:pPr></w:p><w:p><w:pPr><w:rPr><w:sz w:val="20"/><w:szCs w:val="14"/><w:lang w:val="es-PE"/></w:rPr></w:pPr></w:p><w:p><w:pPr><w:rPr><w:sz w:val="20"/><w:szCs w:val="14"/><w:lang w:val="es-PE"/></w:rPr></w:pPr></w:p><w:p><w:pPr><w:rPr><w:sz w:val="20"/><w:szCs w:val="14"/><w:lang w:val="es-PE"/></w:rPr></w:pPr></w:p><w:p><w:pPr><w:rPr><w:sz w:val="20"/><w:szCs w:val="14"/><w:lang w:val="es-PE"/></w:rPr></w:pPr></w:p><w:p><w:pPr><w:rPr><w:sz w:val="20"/><w:szCs w:val="14"/><w:lang w:val="es-PE"/></w:rPr></w:pPr></w:p><w:p><w:pPr><w:rPr><w:sz w:val="20"/><w:szCs w:val="14"/><w:lang w:val="es-PE"/></w:rPr></w:pPr></w:p><w:p><w:pPr><w:rPr><w:sz w:val="20"/><w:szCs w:val="14"/><w:lang w:val="es-PE"/></w:rPr></w:pPr></w:p><w:p><w:pPr><w:rPr><w:sz w:val="20"/><w:szCs w:val="14"/><w:lang w:val="es-PE"/></w:rPr></w:pPr></w:p><w:p><w:pPr><w:rPr><w:sz w:val="20"/><w:szCs w:val="14"/><w:lang w:val="es-PE"/></w:rPr></w:pPr></w:p><w:p><w:pPr><w:rPr><w:sz w:val="20"/><w:szCs w:val="14"/><w:lang w:val="es-PE"/></w:rPr></w:pPr></w:p><w:p><w:pPr><w:rPr><w:sz w:val="20"/><w:szCs w:val="14"/><w:lang w:val="es-PE"/></w:rPr></w:pPr></w:p><w:p><w:pPr><w:rPr><w:sz w:val="20"/><w:szCs w:val="14"/><w:lang w:val="es-PE"/></w:rPr></w:pPr></w:p><w:p><w:pPr><w:rPr><w:sz w:val="20"/><w:szCs w:val="14"/><w:lang w:val="es-PE"/></w:rPr></w:pPr></w:p><w:p><w:pPr><w:rPr><w:sz w:val="20"/><w:szCs w:val="14"/><w:lang w:val="es-PE"/></w:rPr></w:pPr></w:p><w:p><w:pPr><w:rPr><w:sz w:val="20"/><w:szCs w:val="14"/><w:lang w:val="es-PE"/></w:rPr></w:pPr></w:p><w:p><w:pPr><w:rPr><w:sz w:val="20"/><w:szCs w:val="14"/><w:lang w:val="es-PE"/></w:rPr></w:pPr></w:p><w:p><w:pPr><w:rPr><w:sz w:val="20"/><w:szCs w:val="14"/><w:lang w:val="es-PE"/></w:rPr></w:pPr></w:p><w:p><w:pPr><w:rPr><w:sz w:val="20"/><w:szCs w:val="14"/><w:lang w:val="es-PE"/></w:rPr></w:pPr></w:p><w:p><w:pPr><w:rPr><w:sz w:val="20"/><w:szCs w:val="14"/><w:lang w:val="es-PE"/></w:rPr></w:pPr></w:p><w:p><w:pPr><w:rPr><w:sz w:val="20"/><w:szCs w:val="14"/><w:lang w:val="es-PE"/></w:rPr></w:pPr></w:p></w:txbxContent></wps:txbx><wps:bodyPr rot="0" spcFirstLastPara="0" vertOverflow="overflow" horzOverflow="overflow" vert="horz" wrap="square" lIns="91440" tIns="45720" rIns="91440" bIns="45720" numCol="1" spcCol="0" rtlCol="0" fromWordArt="0" anchor="t" anchorCtr="0" forceAA="0" compatLnSpc="1"><a:prstTxWarp prst="textNoShape"><a:avLst/></a:prstTxWarp><a:noAutofit/></wps:bodyPr></wps:wsp><wps:wsp><wps:cNvPr id="42" name="Cuadro de texto 42"/><wps:cNvSpPr txBox="1"/><wps:spPr><a:xfrm><a:off x="715618" y="1677725"/><a:ext cx="1725433" cy="278157"/></a:xfrm><a:prstGeom prst="rect"><a:avLst/></a:prstGeom><a:noFill/><a:ln w="6350"><a:noFill/></a:ln></wps:spPr><wps:txbx><w:txbxContent><w:p><w:pPr><w:rPr><w:sz w:val="24"/><w:szCs w:val="18"/><w:lang w:val="es-PE"/></w:rPr></w:pPr><w:r><w:rPr><w:rFonts w:cs="Arial"/><w:bCs/><w:sz w:val="24"/><w:szCs w:val="24"/><w:lang w:val="es-PE"/></w:rPr><w:t>{superior_nombres}</w:t></w:r></w:p></w:txbxContent></wps:txbx><wps:bodyPr rot="0" spcFirstLastPara="0" vertOverflow="overflow" horzOverflow="overflow" vert="horz" wrap="square" lIns="91440" tIns="45720" rIns="91440" bIns="45720" numCol="1" spcCol="0" rtlCol="0" fromWordArt="0" anchor="t" anchorCtr="0" forceAA="0" compatLnSpc="1"><a:prstTxWarp prst="textNoShape"><a:avLst/></a:prstTxWarp><a:noAutofit/></wps:bodyPr></wps:wsp><wps:wsp><wps:cNvPr id="43" name="Cuadro de texto 43"/><wps:cNvSpPr txBox="1"/><wps:spPr><a:xfrm><a:off x="556592" y="1995777"/><a:ext cx="1725433" cy="278157"/></a:xfrm><a:prstGeom prst="rect"><a:avLst/></a:prstGeom><a:noFill/><a:ln w="6350"><a:noFill/></a:ln></wps:spPr><wps:txbx><w:txbxContent><w:p><w:pPr><w:rPr><w:sz w:val="24"/><w:szCs w:val="18"/></w:rPr></w:pPr><w:r><w:rPr><w:sz w:val="24"/><w:szCs w:val="18"/></w:rPr><w:t>{superior_grado}</w:t></w:r><w:r><w:rPr><w:sz w:val="24"/><w:szCs w:val="18"/></w:rPr><w:t xml:space="preserve"> PNP</w:t></w:r></w:p></w:txbxContent></wps:txbx><wps:bodyPr rot="0" spcFirstLastPara="0" vertOverflow="overflow" horzOverflow="overflow" vert="horz" wrap="square" lIns="91440" tIns="45720" rIns="91440" bIns="45720" numCol="1" spcCol="0" rtlCol="0" fromWordArt="0" anchor="t" anchorCtr="0" forceAA="0" compatLnSpc="1"><a:prstTxWarp prst="textNoShape"><a:avLst/></a:prstTxWarp><a:noAutofit/></wps:bodyPr></wps:wsp></wpg:wgp></a:graphicData></a:graphic><wp14:sizeRelV relativeFrom="margin"><wp14:pctHeight>0</wp14:pctHeight></wp14:sizeRelV></wp:anchor></w:drawing></mc:Choice><mc:Fallback><w:pict><v:group w14:anchorId="5E6EA9DE" id="Grupo 37" o:spid="_x0000_s1047" style="position:absolute;left:0;text-align:left;margin-left:.35pt;margin-top:.9pt;width:214.3pt;height:192.55pt;z-index:251658241;mso-position-horizontal-relative:margin;mso-height-relative:margin" coordsize="27216,24454" o:gfxdata="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"><v:shape id="Cuadro de texto 38" o:spid="_x0000_s1048" type="#_x0000_t202" style="position:absolute;width:27216;height:24454;visibility:visible;mso-wrap-style:square;v-text-anchor:top" o:gfxdata="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" strokeweight="1.5pt"><v:textbox><w:txbxContent><w:p><w:pPr><w:jc w:val="center"/><w:rPr><w:rFonts w:cs="Arial"/><w:b/><w:sz w:val="24"/><w:szCs w:val="24"/><w:u w:val="single"/><w:lang w:val="es-PE"/></w:rPr></w:pPr><w:r><w:rPr><w:rFonts w:cs="Arial"/><w:b/><w:sz w:val="24"/><w:szCs w:val="24"/><w:u w:val="single"/><w:lang w:val="es-PE"/></w:rPr><w:t>SUPERIOR CONDUCE P/A/D</w:t></w:r></w:p><w:p><w:pPr><w:jc w:val="center"/><w:rPr><w:rFonts w:cs="Arial"/><w:b/><w:sz w:val="24"/><w:szCs w:val="24"/><w:u w:val="single"/><w:lang w:val="es-PE"/></w:rPr></w:pPr></w:p><w:p><w:pPr><w:jc w:val="center"/><w:rPr><w:rFonts w:cs="Arial"/><w:b/><w:sz w:val="24"/><w:szCs w:val="24"/><w:u w:val="single"/><w:lang w:val="es-PE"/></w:rPr></w:pPr></w:p><w:p><w:pPr><w:jc w:val="center"/><w:rPr><w:rFonts w:cs="Arial"/><w:sz w:val="24"/><w:szCs w:val="24"/><w:lang w:val="es-PE"/></w:rPr></w:pPr><w:r><w:rPr><w:rFonts w:cs="Arial"/><w:sz w:val="24"/><w:szCs w:val="24"/><w:lang w:val="es-PE"/></w:rPr><w:t>______</w:t></w:r><w:r><w:rPr><w:rFonts w:cs="Arial"/><w:sz w:val="24"/><w:szCs w:val="24"/><w:lang w:val="es-PE"/></w:rPr><w:t>___</w:t></w:r><w:r><w:rPr><w:rFonts w:cs="Arial"/><w:sz w:val="24"/><w:szCs w:val="24"/><w:lang w:val="es-PE"/></w:rPr><w:t>____________________</w:t></w:r></w:p><w:p><w:pPr><w:jc w:val="center"/><w:rPr><w:rFonts w:cs="Arial"/><w:sz w:val="24"/><w:szCs w:val="24"/><w:lang w:val="es-PE"/></w:rPr></w:pPr><w:r><w:rPr><w:rFonts w:cs="Arial"/><w:sz w:val="24"/><w:szCs w:val="24"/><w:lang w:val="es-PE"/></w:rPr><w:t>F</w:t></w:r><w:r><w:rPr><w:rFonts w:cs="Arial"/><w:sz w:val="24"/><w:szCs w:val="24"/><w:lang w:val="es-PE"/></w:rPr><w:t>irma</w:t></w:r></w:p><w:p><w:pPr><w:ind w:left="1560" w:hanging="1560"/><w:rPr><w:rFonts w:cs="Arial"/><w:sz w:val="24"/><w:szCs w:val="24"/><w:lang w:val="es-PE"/></w:rPr></w:pPr><w:r><w:rPr><w:rFonts w:cs="Arial"/><w:sz w:val="24"/><w:szCs w:val="24"/><w:lang w:val="es-PE"/></w:rPr><w:t>DNI: _________________________</w:t></w:r></w:p><w:p><w:pPr><w:rPr><w:rFonts w:cs="Arial"/><w:sz w:val="10"/><w:szCs w:val="24"/><w:lang w:val="es-PE"/></w:rPr></w:pPr></w:p><w:p><w:pPr><w:spacing w:line="276" w:lineRule="auto"/><w:ind w:left="1560" w:hanging="1560"/><w:rPr><w:rFonts w:cs="Arial"/><w:sz w:val="24"/><w:szCs w:val="24"/><w:lang w:val="es-PE"/></w:rPr></w:pPr><w:r><w:rPr><w:rFonts w:cs="Arial"/><w:sz w:val="24"/><w:szCs w:val="24"/><w:lang w:val="es-PE"/></w:rPr><w:t>CIP: _________________________</w:t></w:r></w:p><w:p><w:pPr><w:spacing w:line="276" w:lineRule="auto"/><w:rPr><w:rFonts w:cs="Arial"/><w:sz w:val="10"/><w:szCs w:val="24"/><w:lang w:val="es-PE"/></w:rPr></w:pPr></w:p><w:p><w:pPr><w:spacing w:line="276" w:lineRule="auto"/><w:rPr><w:rFonts w:cs="Arial"/><w:sz w:val="24"/><w:szCs w:val="24"/><w:lang w:val="es-PE"/></w:rPr></w:pPr><w:r><w:rPr><w:rFonts w:cs="Arial"/><w:sz w:val="24"/><w:szCs w:val="24"/><w:lang w:val="es-PE"/></w:rPr><w:t>Apellidos</w:t></w:r><w:r><w:rPr><w:rFonts w:cs="Arial"/><w:sz w:val="24"/><w:szCs w:val="24"/><w:lang w:val="es-PE"/></w:rPr><w:t>:</w:t></w:r><w:r><w:rPr><w:rFonts w:cs="Arial"/><w:sz w:val="24"/><w:szCs w:val="24"/><w:lang w:val="es-PE"/></w:rPr><w:t xml:space="preserve"> _____________________</w:t></w:r></w:p><w:p><w:pPr><w:rPr><w:rFonts w:cs="Arial"/><w:sz w:val="8"/><w:szCs w:val="24"/><w:lang w:val="es-PE"/></w:rPr></w:pPr></w:p><w:p><w:pPr><w:spacing w:line="276" w:lineRule="auto"/><w:rPr><w:rFonts w:cs="Arial"/><w:sz w:val="24"/><w:szCs w:val="24"/><w:lang w:val="es-PE"/></w:rPr></w:pPr><w:r><w:rPr><w:rFonts w:cs="Arial"/><w:sz w:val="24"/><w:szCs w:val="24"/><w:lang w:val="es-PE"/></w:rPr><w:t>Nombres: _____________________</w:t></w:r></w:p><w:p><w:pPr><w:rPr><w:rFonts w:cs="Arial"/><w:sz w:val="16"/><w:szCs w:val="16"/><w:lang w:val="es-PE"/></w:rPr></w:pPr></w:p><w:p><w:pPr><w:rPr><w:rFonts w:cs="Arial"/><w:b/><w:sz w:val="24"/><w:szCs w:val="24"/><w:u w:val="single"/><w:lang w:val="es-PE"/></w:rPr></w:pPr><w:r><w:rPr><w:rFonts w:cs="Arial"/><w:sz w:val="24"/><w:szCs w:val="24"/><w:lang w:val="es-PE"/></w:rPr><w:t>Grado</w:t></w:r><w:r><w:rPr><w:rFonts w:cs="Arial"/><w:sz w:val="24"/><w:szCs w:val="24"/><w:lang w:val="es-PE"/></w:rPr><w:t>:</w:t></w:r><w:r><w:rPr><w:rFonts w:cs="Arial"/><w:sz w:val="24"/><w:szCs w:val="24"/><w:lang w:val="es-PE"/></w:rPr><w:t xml:space="preserve"> _______________________</w:t></w:r></w:p></w:txbxContent></v:textbox></v:shape><v:shape id="Cuadro de texto 39" o:spid="_x0000_s1049" type="#_x0000_t202" style="position:absolute;left:4134;top:8825;width:9701;height:2782;visibility:visible;mso-wrap-style:square;v-text-anchor:top" o:gfxdata="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" filled="f" stroked="f" strokeweight=".5pt"><v:textbox><w:txbxContent><w:p><w:pPr><w:rPr><w:sz w:val="24"/><w:szCs w:val="18"/><w:lang w:val="es-PE"/></w:rPr></w:pPr><w:r><w:rPr><w:bCs/><w:sz w:val="24"/><w:szCs w:val="24"/></w:rPr><w:t>{superior_dni}</w:t></w:r><w:r><w:rPr><w:sz w:val="24"/><w:szCs w:val="18"/><w:lang w:val="es-PE"/></w:rPr><w:tab/></w:r></w:p></w:txbxContent></v:textbox></v:shape><v:shape id="Cuadro de texto 40" o:spid="_x0000_s1050" type="#_x0000_t202" style="position:absolute;left:4532;top:11449;width:9700;height:2782;visibility:visible;mso-wrap-style:square;v-text-anchor:top" o:gfxdata="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" filled="f" stroked="f" strokeweight=".5pt"><v:textbox><w:txbxContent><w:p><w:pPr><w:rPr><w:sz w:val="24"/><w:szCs w:val="18"/><w:lang w:val="es-PE"/></w:rPr></w:pPr><w:r><w:rPr><w:rFonts w:cs="Arial"/><w:bCs/><w:sz w:val="24"/><w:szCs w:val="24"/><w:lang w:val="es-PE"/></w:rPr><w:t>{superior_cip}</w:t></w:r></w:p></w:txbxContent></v:textbox></v:shape><v:shape id="Cuadro de texto 41" o:spid="_x0000_s1051" type="#_x0000_t202" style="position:absolute;left:7156;top:14231;width:18752;height:3326;visibility:visible;mso-wrap-style:square;v-text-anchor:top" o:gfxdata="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" filled="f" stroked="f" strokeweight=".5pt"><v:textbox><w:txbxContent><w:p><w:pPr><w:rPr><w:sz w:val="20"/><w:szCs w:val="14"/><w:lang w:val="es-PE"/></w:rPr></w:pPr><w:r><w:rPr><w:rFonts w:cs="Arial"/><w:bCs/><w:sz w:val="24"/><w:szCs w:val="24"/><w:lang w:val="es-PE"/></w:rPr><w:t>{superior_apellidos}</w:t></w:r></w:p><w:p><w:pPr><w:rPr><w:sz w:val="20"/><w:szCs w:val="14"/><w:lang w:val="es-PE"/></w:rPr></w:pPr></w:p><w:p><w:pPr><w:rPr><w:sz w:val="20"/><w:szCs w:val="14"/><w:lang w:val="es-PE"/></w:rPr></w:pPr></w:p><w:p><w:pPr><w:rPr><w:sz w:val="20"/><w:szCs w:val="14"/><w:lang w:val="es-PE"/></w:rPr></w:pPr></w:p><w:p><w:pPr><w:rPr><w:sz w:val="20"/><w:szCs w:val="14"/><w:lang w:val="es-PE"/></w:rPr></w:pPr></w:p><w:p><w:pPr><w:rPr><w:sz w:val="20"/><w:szCs w:val="14"/><w:lang w:val="es-PE"/></w:rPr></w:pPr></w:p><w:p><w:pPr><w:rPr><w:sz w:val="20"/><w:szCs w:val="14"/><w:lang w:val="es-PE"/></w:rPr></w:pPr></w:p><w:p><w:pPr><w:rPr><w:sz w:val="20"/><w:szCs w:val="14"/><w:lang w:val="es-PE"/></w:rPr></w:pPr></w:p><w:p><w:pPr><w:rPr><w:sz w:val="20"/><w:szCs w:val="14"/><w:lang w:val="es-PE"/></w:rPr></w:pPr></w:p><w:p><w:pPr><w:rPr><w:sz w:val="20"/><w:szCs w:val="14"/><w:lang w:val="es-PE"/></w:rPr></w:pPr></w:p><w:p><w:pPr><w:rPr><w:sz w:val="20"/><w:szCs w:val="14"/><w:lang w:val="es-PE"/></w:rPr></w:pPr></w:p><w:p><w:pPr><w:rPr><w:sz w:val="20"/><w:szCs w:val="14"/><w:lang w:val="es-PE"/></w:rPr></w:pPr></w:p><w:p><w:pPr><w:rPr><w:sz w:val="20"/><w:szCs w:val="14"/><w:lang w:val="es-PE"/></w:rPr></w:pPr></w:p><w:p><w:pPr><w:rPr><w:sz w:val="20"/><w:szCs w:val="14"/><w:lang w:val="es-PE"/></w:rPr></w:pPr></w:p><w:p><w:pPr><w:rPr><w:sz w:val="20"/><w:szCs w:val="14"/><w:lang w:val="es-PE"/></w:rPr></w:pPr></w:p><w:p><w:pPr><w:rPr><w:sz w:val="20"/><w:szCs w:val="14"/><w:lang w:val="es-PE"/></w:rPr></w:pPr></w:p><w:p><w:pPr><w:rPr><w:sz w:val="20"/><w:szCs w:val="14"/><w:lang w:val="es-PE"/></w:rPr></w:pPr></w:p><w:p><w:pPr><w:rPr><w:sz w:val="20"/><w:szCs w:val="14"/><w:lang w:val="es-PE"/></w:rPr></w:pPr></w:p><w:p><w:pPr><w:rPr><w:sz w:val="20"/><w:szCs w:val="14"/><w:lang w:val="es-PE"/></w:rPr></w:pPr></w:p><w:p><w:pPr><w:rPr><w:sz w:val="20"/><w:szCs w:val="14"/><w:lang w:val="es-PE"/></w:rPr></w:pPr></w:p><w:p><w:pPr><w:rPr><w:sz w:val="20"/><w:szCs w:val="14"/><w:lang w:val="es-PE"/></w:rPr></w:pPr></w:p><w:p><w:pPr><w:rPr><w:sz w:val="20"/><w:szCs w:val="14"/><w:lang w:val="es-PE"/></w:rPr></w:pPr></w:p><w:p><w:pPr><w:rPr><w:sz w:val="20"/><w:szCs w:val="14"/><w:lang w:val="es-PE"/></w:rPr></w:pPr></w:p><w:p><w:pPr><w:rPr><w:sz w:val="20"/><w:szCs w:val="14"/><w:lang w:val="es-PE"/></w:rPr></w:pPr></w:p><w:p><w:pPr><w:rPr><w:sz w:val="20"/><w:szCs w:val="14"/><w:lang w:val="es-PE"/></w:rPr></w:pPr></w:p><w:p><w:pPr><w:rPr><w:sz w:val="20"/><w:szCs w:val="14"/><w:lang w:val="es-PE"/></w:rPr></w:pPr></w:p><w:p><w:pPr><w:rPr><w:sz w:val="20"/><w:szCs w:val="14"/><w:lang w:val="es-PE"/></w:rPr></w:pPr></w:p><w:p><w:pPr><w:rPr><w:sz w:val="20"/><w:szCs w:val="14"/><w:lang w:val="es-PE"/></w:rPr></w:pPr></w:p><w:p><w:pPr><w:rPr><w:sz w:val="20"/><w:szCs w:val="14"/><w:lang w:val="es-PE"/></w:rPr></w:pPr></w:p><w:p><w:pPr><w:rPr><w:sz w:val="20"/><w:szCs w:val="14"/><w:lang w:val="es-PE"/></w:rPr></w:pPr></w:p><w:p><w:pPr><w:rPr><w:sz w:val="20"/><w:szCs w:val="14"/><w:lang w:val="es-PE"/></w:rPr></w:pPr></w:p><w:p><w:pPr><w:rPr><w:sz w:val="20"/><w:szCs w:val="14"/><w:lang w:val="es-PE"/></w:rPr></w:pPr></w:p><w:p><w:pPr><w:rPr><w:sz w:val="20"/><w:szCs w:val="14"/><w:lang w:val="es-PE"/></w:rPr></w:pPr></w:p><w:p><w:pPr><w:rPr><w:sz w:val="20"/><w:szCs w:val="14"/><w:lang w:val="es-PE"/></w:rPr></w:pPr></w:p></w:txbxContent></v:textbox></v:shape><v:shape id="Cuadro de texto 42" o:spid="_x0000_s1052" type="#_x0000_t202" style="position:absolute;left:7156;top:16777;width:17254;height:2781;visibility:visible;mso-wrap-style:square;v-text-anchor:top" o:gfxdata="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" filled="f" stroked="f" strokeweight=".5pt"><v:textbox><w:txbxContent><w:p><w:pPr><w:rPr><w:sz w:val="24"/><w:szCs w:val="18"/><w:lang w:val="es-PE"/></w:rPr></w:pPr><w:r><w:rPr><w:rFonts w:cs="Arial"/><w:bCs/><w:sz w:val="24"/><w:szCs w:val="24"/><w:lang w:val="es-PE"/></w:rPr><w:t>{superior_nombres}</w:t></w:r></w:p></w:txbxContent></v:textbox></v:shape><v:shape id="Cuadro de texto 43" o:spid="_x0000_s1053" type="#_x0000_t202" style="position:absolute;left:5565;top:19957;width:17255;height:2782;visibility:visible;mso-wrap-style:square;v-text-anchor:top" o:gfxdata="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" filled="f" stroked="f" strokeweight=".5pt"><v:textbox><w:txbxContent><w:p><w:pPr><w:rPr><w:sz w:val="24"/><w:szCs w:val="18"/></w:rPr></w:pPr><w:r><w:rPr><w:sz w:val="24"/><w:szCs w:val="18"/></w:rPr><w:t>{superior_grado}</w:t></w:r><w:r><w:rPr><w:sz w:val="24"/><w:szCs w:val="18"/></w:rPr><w:t xml:space="preserve"> PNP</w:t></w:r></w:p></w:txbxContent></v:textbox></v:shape><w10:wrap anchorx="margin"/></v:group></w:pict></mc:Fallback></mc:AlternateContent></w:r></w:p><w:p><w:pPr><w:jc w:val="both"/><w:rPr><w:rFonts w:cs="Arial"/><w:b/><w:u w:val="single"/><w:lang w:val="es-PE"/></w:rPr></w:pPr></w:p><w:p><w:pPr><w:jc w:val="both"/><w:rPr><w:rFonts w:cs="Arial"/><w:b/><w:u w:val="single"/><w:lang w:val="es-PE"/></w:rPr></w:pPr></w:p><w:p><w:pPr><w:jc w:val="both"/><w:rPr><w:rFonts w:cs="Arial"/><w:b/><w:u w:val="single"/><w:lang w:val="es-PE"/></w:rPr></w:pPr></w:p><w:p><w:pPr><w:jc w:val="both"/><w:rPr><w:rFonts w:cs="Arial"/><w:b/><w:u w:val="single"/><w:lang w:val="es-PE"/></w:rPr></w:pPr></w:p><w:p><w:pPr><w:jc w:val="center"/><w:rPr><w:b/><w:bCs/><w:sz w:val="24"/><w:u w:val="single"/></w:rPr></w:pPr></w:p><w:p><w:pPr><w:jc w:val="center"/><w:rPr><w:b/><w:bCs/><w:sz w:val="24"/><w:u w:val="single"/></w:rPr></w:pPr></w:p><w:p><w:pPr><w:jc w:val="center"/><w:rPr><w:b/><w:bCs/><w:sz w:val="24"/><w:u w:val="single"/></w:rPr></w:pPr></w:p><w:p><w:pPr><w:jc w:val="center"/><w:rPr><w:b/><w:bCs/><w:sz w:val="24"/><w:u w:val="single"/></w:rPr></w:pPr></w:p><w:p><w:pPr><w:jc w:val="center"/><w:rPr><w:b/><w:bCs/><w:sz w:val="24"/><w:u w:val="single"/></w:rPr></w:pPr></w:p><w:p><w:pPr><w:jc w:val="center"/><w:rPr><w:b/><w:bCs/><w:sz w:val="24"/><w:u w:val="single"/></w:rPr></w:pPr></w:p><w:p/><w:p/><w:p/><w:p/><w:p/><w:p><w:pPr><w:tabs><w:tab w:val="left" w:pos="1716"/></w:tabs></w:pPr><w:r><w:tab/></w:r></w:p><w:p><w:pPr><w:tabs><w:tab w:val="left" w:pos="1716"/></w:tabs></w:pPr></w:p><w:p><w:pPr><w:tabs><w:tab w:val="left" w:pos="1716"/></w:tabs></w:pPr></w:p><w:p><w:pPr><w:tabs><w:tab w:val="left" w:pos="1716"/></w:tabs></w:pPr></w:p><w:p><w:pPr><w:tabs><w:tab w:val="left" w:pos="1716"/></w:tabs></w:pPr></w:p><w:p><w:pPr><w:tabs><w:tab w:val="left" w:pos="1716"/></w:tabs></w:pPr></w:p><w:p><w:pPr><w:tabs><w:tab w:val="left" w:pos="1716"/></w:tabs></w:pPr></w:p><w:p><w:pPr><w:tabs><w:tab w:val="left" w:pos="1716"/></w:tabs></w:pPr></w:p><w:p/><w:p><w:pPr><w:tabs><w:tab w:val="left" w:pos="3255"/></w:tabs></w:pPr></w:p><w:sectPr><w:headerReference w:type="default" r:id="rId6"/><w:footerReference w:type="default" r:id="rId7"/><w:pgSz w:w="11906" w:h="16838"/><w:pgMar w:top="1985" w:right="1134" w:bottom="1134" w:left="1985" w:header="708" w:footer="1247" w:gutter="0"/><w:cols w:space="708"/><w:docGrid w:linePitch="360"/></w:sectPr></w:body></w:document>
+<file path=word/document.xml><?xml version="1.0" encoding="utf-8"?>
+<w:document xmlns:wpc="http://schemas.microsoft.com/office/word/2010/wordprocessingCanvas" xmlns:cx="http://schemas.microsoft.com/office/drawing/2014/chartex" xmlns:cx1="http://schemas.microsoft.com/office/drawing/2015/9/8/chartex" xmlns:cx2="http://schemas.microsoft.com/office/drawing/2015/10/21/chartex" xmlns:cx3="http://schemas.microsoft.com/office/drawing/2016/5/9/chartex" xmlns:cx4="http://schemas.microsoft.com/office/drawing/2016/5/10/chartex" xmlns:cx5="http://schemas.microsoft.com/office/drawing/2016/5/11/chartex" xmlns:cx6="http://schemas.microsoft.com/office/drawing/2016/5/12/chartex" xmlns:cx7="http://schemas.microsoft.com/office/drawing/2016/5/13/chartex" xmlns:cx8="http://schemas.microsoft.com/office/drawing/2016/5/14/chartex" xmlns:mc="http://schemas.openxmlformats.org/markup-compatibility/2006" xmlns:aink="http://schemas.microsoft.com/office/drawing/2016/ink" xmlns:am3d="http://schemas.microsoft.com/office/drawing/2017/model3d" xmlns:o="urn:schemas-microsoft-com:office:office" xmlns:oel="http://schemas.microsoft.com/office/2019/extlst" xmlns:r="http://schemas.openxmlformats.org/officeDocument/2006/relationships" xmlns:m="http://schemas.openxmlformats.org/officeDocument/2006/math" xmlns:v="urn:schemas-microsoft-com:vml" xmlns:wp14="http://schemas.microsoft.com/office/word/2010/wordprocessingDrawing" xmlns:wp="http://schemas.openxmlformats.org/drawingml/2006/wordprocessingDrawing" xmlns:w10="urn:schemas-microsoft-com:office:word" xmlns:w="http://schemas.openxmlformats.org/wordprocessingml/2006/main" xmlns:w14="http://schemas.microsoft.com/office/word/2010/wordml" xmlns:w15="http://schemas.microsoft.com/office/word/2012/wordml" xmlns:w16cei="http://schemas.microsoft.com/office/word/2026/wordml/cei" xmlns:w16cex="http://schemas.microsoft.com/office/word/2018/wordml/cex" xmlns:w16cid="http://schemas.microsoft.com/office/word/2016/wordml/cid" xmlns:w16="http://schemas.microsoft.com/office/word/2018/wordml" xmlns:w16du="http://schemas.microsoft.com/office/word/2023/wordml/word16du" xmlns:w16sdtdh="http://schemas.microsoft.com/office/word/2020/wordml/sdtdatahash" xmlns:w16sdtfl="http://schemas.microsoft.com/office/word/2024/wordml/sdtformatlock" xmlns:w16se="http://schemas.microsoft.com/office/word/2015/wordml/symex" xmlns:wpg="http://schemas.microsoft.com/office/word/2010/wordprocessingGroup" xmlns:wpi="http://schemas.microsoft.com/office/word/2010/wordprocessingInk" xmlns:wne="http://schemas.microsoft.com/office/word/2006/wordml" xmlns:wps="http://schemas.microsoft.com/office/word/2010/wordprocessingShape" mc:Ignorable="w14 w15 w16se w16cid w16 w16cex w16sdtdh w16sdtfl w16du wp14">
+  <w:body>
+    <w:p>
+      <w:pPr>
+        <w:jc w:val="center"/>
+        <w:rPr>
+          <w:rFonts w:cs="Arial"/>
+          <w:b/>
+          <w:sz w:val="28"/>
+          <w:szCs w:val="28"/>
+          <w:u w:val="single"/>
+          <w:lang w:val="es-PE"/>
+        </w:rPr>
+      </w:pPr>
+      <w:r>
+        <w:rPr>
+          <w:rFonts w:cs="Arial"/>
+          <w:b/>
+          <w:sz w:val="28"/>
+          <w:szCs w:val="28"/>
+          <w:u w:val="single"/>
+          <w:lang w:val="es-PE"/>
+        </w:rPr>
+        <w:t xml:space="preserve"> </w:t>
+      </w:r>
+      <w:r>
+        <w:rPr>
+          <w:rFonts w:cs="Arial"/>
+          <w:b/>
+          <w:sz w:val="28"/>
+          <w:szCs w:val="28"/>
+          <w:u w:val="single"/>
+          <w:lang w:val="es-PE"/>
+        </w:rPr>
+        <w:t xml:space="preserve"> </w:t>
+      </w:r>
+      <w:r>
+        <w:rPr>
+          <w:rFonts w:cs="Arial"/>
+          <w:b/>
+          <w:sz w:val="28"/>
+          <w:szCs w:val="28"/>
+          <w:u w:val="single"/>
+          <w:lang w:val="es-PE"/>
+        </w:rPr>
+        <w:t>A</w:t>
+      </w:r>
+      <w:r>
+        <w:rPr>
+          <w:rFonts w:cs="Arial"/>
+          <w:b/>
+          <w:sz w:val="28"/>
+          <w:szCs w:val="28"/>
+          <w:u w:val="single"/>
+          <w:lang w:val="es-PE"/>
+        </w:rPr>
+        <w:t>CTA DE NO RECEPCIÓN DE DESCARGOS</w:t>
+      </w:r>
+    </w:p>
+    <w:p>
+      <w:pPr>
+        <w:jc w:val="both"/>
+        <w:rPr>
+          <w:rFonts w:cs="Arial"/>
+          <w:sz w:val="24"/>
+          <w:szCs w:val="24"/>
+          <w:lang w:val="es-PE"/>
+        </w:rPr>
+      </w:pPr>
+    </w:p>
+    <w:p>
+      <w:pPr>
+        <w:ind w:right="-51"/>
+        <w:jc w:val="both"/>
+        <w:rPr>
+          <w:rFonts w:cs="Arial"/>
+          <w:bCs/>
+          <w:sz w:val="24"/>
+          <w:szCs w:val="24"/>
+          <w:lang w:val="es-PE"/>
+        </w:rPr>
+      </w:pPr>
+      <w:r>
+        <w:rPr>
+          <w:rFonts w:cs="Arial"/>
+          <w:bCs/>
+          <w:sz w:val="24"/>
+          <w:szCs w:val="24"/>
+          <w:lang w:val="es-PE"/>
+        </w:rPr>
+        <w:t xml:space="preserve">--- En el distrito de Ventanilla, siendo las {hora_apertura} horas del día {fecha_larga}, en uno de los ambientes de la Comisaria PNP Ventanilla, presentes el </w:t>
+      </w:r>
+      <w:r>
+        <w:rPr>
+          <w:b/>
+          <w:bCs/>
+        </w:rPr>
+        <w:t>SUPERIOR QUE SANCIONA</w:t>
+      </w:r>
+      <w:r>
+        <w:rPr>
+          <w:rFonts w:cs="Arial"/>
+          <w:bCs/>
+          <w:sz w:val="24"/>
+          <w:szCs w:val="24"/>
+          <w:lang w:val="es-PE"/>
+        </w:rPr>
+        <w:t xml:space="preserve"> {superior_grado} PNP {superior_nombres} {superior_apellidos}, identificado con CIP N°{superior_cip} y DNI Nº{superior_dni}, perteneciente a la Comisaria PNP Ventanilla, en el procedimiento administrativo disciplinario por infracción leve, y el </w:t>
+      </w:r>
+      <w:r>
+        <w:rPr>
+          <w:b/>
+          <w:bCs/>
+        </w:rPr>
+        <w:t>TESTIGO</w:t>
+      </w:r>
+      <w:r>
+        <w:rPr>
+          <w:rFonts w:cs="Arial"/>
+          <w:bCs/>
+          <w:sz w:val="24"/>
+          <w:szCs w:val="24"/>
+          <w:lang w:val="es-PE"/>
+        </w:rPr>
+        <w:t xml:space="preserve"> S2 PNP {testigo_nombres} {testigo_apellidos}, identificado con CIP N° {testigo_cip} y DNI N° {testigo_dni}, prestando servicios en la Comisaria PNP Ventanilla, se procede a levantar la presente acta, luego de haber culminado el plazo de un (01) día hábil, no habiendo presentado descargo el </w:t>
+      </w:r>
+      <w:r>
+        <w:rPr>
+          <w:b/>
+          <w:sz w:val="24"/>
+          <w:szCs w:val="24"/>
+        </w:rPr>
+        <w:t>PRESUNTO INFRACTOR</w:t>
+      </w:r>
+      <w:r>
+        <w:rPr>
+          <w:rFonts w:cs="Arial"/>
+          <w:bCs/>
+          <w:sz w:val="24"/>
+          <w:szCs w:val="24"/>
+          <w:lang w:val="es-PE"/>
+        </w:rPr>
+        <w:t xml:space="preserve"> {investigado_grado} PNP {investigado_nombres} {investigado_apellidos}, identificado con CIP Nº{investigado_cip} y DNI Nº{investigado_dni}, continuándose con el procedimiento administrativo disciplinario.-</w:t>
+      </w:r>
+    </w:p>
+    <w:p>
+      <w:pPr>
+        <w:jc w:val="both"/>
+        <w:rPr>
+          <w:rFonts w:cs="Arial"/>
+          <w:bCs/>
+          <w:sz w:val="24"/>
+          <w:szCs w:val="24"/>
+        </w:rPr>
+      </w:pPr>
+      <w:r>
+        <w:rPr>
+          <w:rFonts w:cs="Arial"/>
+          <w:bCs/>
+          <w:sz w:val="24"/>
+          <w:szCs w:val="24"/>
+        </w:rPr>
+        <w:t xml:space="preserve"> </w:t>
+      </w:r>
+    </w:p>
+    <w:p>
+      <w:pPr>
+        <w:jc w:val="both"/>
+        <w:rPr>
+          <w:rFonts w:cs="Arial"/>
+          <w:bCs/>
+          <w:sz w:val="24"/>
+          <w:szCs w:val="24"/>
+          <w:lang w:val="es-PE"/>
+        </w:rPr>
+      </w:pPr>
+      <w:r>
+        <w:rPr>
+          <w:rFonts w:cs="Arial"/>
+          <w:bCs/>
+          <w:sz w:val="24"/>
+          <w:szCs w:val="24"/>
+          <w:lang w:val="es-PE"/>
+        </w:rPr>
+        <w:t xml:space="preserve">--- Siendo las {hora_cierre} horas de la misma fecha, se da por concluida la presente diligencia, firmando a continuación el Testigo y el superior que conduce el procedimiento por la presunta comisión de infracción leve. -</w:t>
+      </w:r>
+    </w:p>
+    <w:p>
+      <w:pPr>
+        <w:jc w:val="both"/>
+        <w:rPr>
+          <w:rFonts w:cs="Arial"/>
+          <w:bCs/>
+          <w:lang w:val="es-PE"/>
+        </w:rPr>
+      </w:pPr>
+    </w:p>
+    <w:p>
+      <w:pPr>
+        <w:jc w:val="both"/>
+        <w:rPr>
+          <w:rFonts w:cs="Arial"/>
+          <w:b/>
+          <w:u w:val="single"/>
+          <w:lang w:val="es-PE"/>
+        </w:rPr>
+      </w:pPr>
+      <w:r>
+        <w:rPr>
+          <w:rFonts w:cs="Arial"/>
+          <w:b/>
+          <w:noProof/>
+          <w:u w:val="single"/>
+          <w:lang w:val="es-PE"/>
+        </w:rPr>
+        <mc:AlternateContent>
+          <mc:Choice Requires="wpg">
+            <w:drawing>
+              <wp:anchor distT="0" distB="0" distL="114300" distR="114300" simplePos="0" relativeHeight="251658240" behindDoc="0" locked="0" layoutInCell="1" allowOverlap="1" wp14:anchorId="4B4F4D3E" wp14:editId="4B22BCD5">
+                <wp:simplePos x="0" y="0"/>
+                <wp:positionH relativeFrom="column">
+                  <wp:posOffset>2795270</wp:posOffset>
+                </wp:positionH>
+                <wp:positionV relativeFrom="paragraph">
+                  <wp:posOffset>191135</wp:posOffset>
+                </wp:positionV>
+                <wp:extent cx="2721610" cy="2445385"/>
+                <wp:effectExtent l="0" t="0" r="21590" b="12065"/>
+                <wp:wrapNone/>
+                <wp:docPr id="19" name="Grupo 19"/>
+                <wp:cNvGraphicFramePr/>
+                <a:graphic xmlns:a="http://schemas.openxmlformats.org/drawingml/2006/main">
+                  <a:graphicData uri="http://schemas.microsoft.com/office/word/2010/wordprocessingGroup">
+                    <wpg:wgp>
+                      <wpg:cNvGrpSpPr/>
+                      <wpg:grpSpPr>
+                        <a:xfrm>
+                          <a:off x="0" y="0"/>
+                          <a:ext cx="2721610" cy="2445385"/>
+                          <a:chOff x="0" y="0"/>
+                          <a:chExt cx="2721610" cy="2445488"/>
+                        </a:xfrm>
+                      </wpg:grpSpPr>
+                      <wps:wsp>
+                        <wps:cNvPr id="21" name="Cuadro de texto 21"/>
+                        <wps:cNvSpPr txBox="1">
+                          <a:spLocks noChangeArrowheads="1"/>
+                        </wps:cNvSpPr>
+                        <wps:spPr bwMode="auto">
+                          <a:xfrm>
+                            <a:off x="0" y="0"/>
+                            <a:ext cx="2721610" cy="2445488"/>
+                          </a:xfrm>
+                          <a:prstGeom prst="rect">
+                            <a:avLst/>
+                          </a:prstGeom>
+                          <a:solidFill>
+                            <a:srgbClr val="FFFFFF"/>
+                          </a:solidFill>
+                          <a:ln w="19050">
+                            <a:solidFill>
+                              <a:srgbClr val="000000"/>
+                            </a:solidFill>
+                            <a:miter lim="800000"/>
+                            <a:headEnd/>
+                            <a:tailEnd/>
+                          </a:ln>
+                        </wps:spPr>
+                        <wps:txbx>
+                          <w:txbxContent>
+                            <w:p>
+                              <w:pPr>
+                                <w:jc w:val="center"/>
+                                <w:rPr>
+                                  <w:rFonts w:cs="Arial"/>
+                                  <w:b/>
+                                  <w:sz w:val="24"/>
+                                  <w:szCs w:val="24"/>
+                                  <w:u w:val="single"/>
+                                  <w:lang w:val="es-PE"/>
+                                </w:rPr>
+                              </w:pPr>
+                              <w:r>
+                                <w:rPr>
+                                  <w:rFonts w:cs="Arial"/>
+                                  <w:b/>
+                                  <w:sz w:val="24"/>
+                                  <w:szCs w:val="24"/>
+                                  <w:u w:val="single"/>
+                                  <w:lang w:val="es-PE"/>
+                                </w:rPr>
+                                <w:t>TESTIGO</w:t>
+                              </w:r>
+                            </w:p>
+                            <w:p>
+                              <w:pPr>
+                                <w:jc w:val="center"/>
+                                <w:rPr>
+                                  <w:rFonts w:cs="Arial"/>
+                                  <w:b/>
+                                  <w:sz w:val="24"/>
+                                  <w:szCs w:val="24"/>
+                                  <w:u w:val="single"/>
+                                  <w:lang w:val="es-PE"/>
+                                </w:rPr>
+                              </w:pPr>
+                            </w:p>
+                            <w:p>
+                              <w:pPr>
+                                <w:jc w:val="center"/>
+                                <w:rPr>
+                                  <w:rFonts w:cs="Arial"/>
+                                  <w:b/>
+                                  <w:sz w:val="24"/>
+                                  <w:szCs w:val="24"/>
+                                  <w:u w:val="single"/>
+                                  <w:lang w:val="es-PE"/>
+                                </w:rPr>
+                              </w:pPr>
+                            </w:p>
+                            <w:p>
+                              <w:pPr>
+                                <w:jc w:val="center"/>
+                                <w:rPr>
+                                  <w:rFonts w:cs="Arial"/>
+                                  <w:sz w:val="24"/>
+                                  <w:szCs w:val="24"/>
+                                  <w:lang w:val="es-PE"/>
+                                </w:rPr>
+                              </w:pPr>
+                              <w:r>
+                                <w:rPr>
+                                  <w:rFonts w:cs="Arial"/>
+                                  <w:sz w:val="24"/>
+                                  <w:szCs w:val="24"/>
+                                  <w:lang w:val="es-PE"/>
+                                </w:rPr>
+                                <w:t>______</w:t>
+                              </w:r>
+                              <w:r>
+                                <w:rPr>
+                                  <w:rFonts w:cs="Arial"/>
+                                  <w:sz w:val="24"/>
+                                  <w:szCs w:val="24"/>
+                                  <w:lang w:val="es-PE"/>
+                                </w:rPr>
+                                <w:t>___</w:t>
+                              </w:r>
+                              <w:r>
+                                <w:rPr>
+                                  <w:rFonts w:cs="Arial"/>
+                                  <w:sz w:val="24"/>
+                                  <w:szCs w:val="24"/>
+                                  <w:lang w:val="es-PE"/>
+                                </w:rPr>
+                                <w:t>____________________</w:t>
+                              </w:r>
+                            </w:p>
+                            <w:p>
+                              <w:pPr>
+                                <w:jc w:val="center"/>
+                                <w:rPr>
+                                  <w:rFonts w:cs="Arial"/>
+                                  <w:sz w:val="24"/>
+                                  <w:szCs w:val="24"/>
+                                  <w:lang w:val="es-PE"/>
+                                </w:rPr>
+                              </w:pPr>
+                              <w:r>
+                                <w:rPr>
+                                  <w:rFonts w:cs="Arial"/>
+                                  <w:sz w:val="24"/>
+                                  <w:szCs w:val="24"/>
+                                  <w:lang w:val="es-PE"/>
+                                </w:rPr>
+                                <w:t>F</w:t>
+                              </w:r>
+                              <w:r>
+                                <w:rPr>
+                                  <w:rFonts w:cs="Arial"/>
+                                  <w:sz w:val="24"/>
+                                  <w:szCs w:val="24"/>
+                                  <w:lang w:val="es-PE"/>
+                                </w:rPr>
+                                <w:t>irma</w:t>
+                              </w:r>
+                            </w:p>
+                            <w:p>
+                              <w:pPr>
+                                <w:ind w:left="1560" w:hanging="1560"/>
+                                <w:rPr>
+                                  <w:rFonts w:cs="Arial"/>
+                                  <w:sz w:val="24"/>
+                                  <w:szCs w:val="24"/>
+                                  <w:lang w:val="es-PE"/>
+                                </w:rPr>
+                              </w:pPr>
+                              <w:r>
+                                <w:rPr>
+                                  <w:rFonts w:cs="Arial"/>
+                                  <w:sz w:val="24"/>
+                                  <w:szCs w:val="24"/>
+                                  <w:lang w:val="es-PE"/>
+                                </w:rPr>
+                                <w:t>DNI: _________________________</w:t>
+                              </w:r>
+                            </w:p>
+                            <w:p>
+                              <w:pPr>
+                                <w:rPr>
+                                  <w:rFonts w:cs="Arial"/>
+                                  <w:sz w:val="10"/>
+                                  <w:szCs w:val="24"/>
+                                  <w:lang w:val="es-PE"/>
+                                </w:rPr>
+                              </w:pPr>
+                            </w:p>
+                            <w:p>
+                              <w:pPr>
+                                <w:spacing w:line="276" w:lineRule="auto"/>
+                                <w:ind w:left="1560" w:hanging="1560"/>
+                                <w:rPr>
+                                  <w:rFonts w:cs="Arial"/>
+                                  <w:sz w:val="24"/>
+                                  <w:szCs w:val="24"/>
+                                  <w:lang w:val="es-PE"/>
+                                </w:rPr>
+                              </w:pPr>
+                              <w:r>
+                                <w:rPr>
+                                  <w:rFonts w:cs="Arial"/>
+                                  <w:sz w:val="24"/>
+                                  <w:szCs w:val="24"/>
+                                  <w:lang w:val="es-PE"/>
+                                </w:rPr>
+                                <w:t>CIP: _________________________</w:t>
+                              </w:r>
+                            </w:p>
+                            <w:p>
+                              <w:pPr>
+                                <w:spacing w:line="276" w:lineRule="auto"/>
+                                <w:rPr>
+                                  <w:rFonts w:cs="Arial"/>
+                                  <w:sz w:val="10"/>
+                                  <w:szCs w:val="24"/>
+                                  <w:lang w:val="es-PE"/>
+                                </w:rPr>
+                              </w:pPr>
+                            </w:p>
+                            <w:p>
+                              <w:pPr>
+                                <w:spacing w:line="276" w:lineRule="auto"/>
+                                <w:rPr>
+                                  <w:rFonts w:cs="Arial"/>
+                                  <w:sz w:val="24"/>
+                                  <w:szCs w:val="24"/>
+                                  <w:lang w:val="es-PE"/>
+                                </w:rPr>
+                              </w:pPr>
+                              <w:r>
+                                <w:rPr>
+                                  <w:rFonts w:cs="Arial"/>
+                                  <w:sz w:val="24"/>
+                                  <w:szCs w:val="24"/>
+                                  <w:lang w:val="es-PE"/>
+                                </w:rPr>
+                                <w:t>Apellidos</w:t>
+                              </w:r>
+                              <w:r>
+                                <w:rPr>
+                                  <w:rFonts w:cs="Arial"/>
+                                  <w:sz w:val="24"/>
+                                  <w:szCs w:val="24"/>
+                                  <w:lang w:val="es-PE"/>
+                                </w:rPr>
+                                <w:t>:</w:t>
+                              </w:r>
+                              <w:r>
+                                <w:rPr>
+                                  <w:rFonts w:cs="Arial"/>
+                                  <w:sz w:val="24"/>
+                                  <w:szCs w:val="24"/>
+                                  <w:lang w:val="es-PE"/>
+                                </w:rPr>
+                                <w:t xml:space="preserve"> _____________________</w:t>
+                              </w:r>
+                            </w:p>
+                            <w:p>
+                              <w:pPr>
+                                <w:rPr>
+                                  <w:rFonts w:cs="Arial"/>
+                                  <w:sz w:val="8"/>
+                                  <w:szCs w:val="24"/>
+                                  <w:lang w:val="es-PE"/>
+                                </w:rPr>
+                              </w:pPr>
+                            </w:p>
+                            <w:p>
+                              <w:pPr>
+                                <w:spacing w:line="276" w:lineRule="auto"/>
+                                <w:rPr>
+                                  <w:rFonts w:cs="Arial"/>
+                                  <w:sz w:val="24"/>
+                                  <w:szCs w:val="24"/>
+                                  <w:lang w:val="es-PE"/>
+                                </w:rPr>
+                              </w:pPr>
+                              <w:r>
+                                <w:rPr>
+                                  <w:rFonts w:cs="Arial"/>
+                                  <w:sz w:val="24"/>
+                                  <w:szCs w:val="24"/>
+                                  <w:lang w:val="es-PE"/>
+                                </w:rPr>
+                                <w:t>Nombres: _____________________</w:t>
+                              </w:r>
+                            </w:p>
+                            <w:p>
+                              <w:pPr>
+                                <w:rPr>
+                                  <w:rFonts w:cs="Arial"/>
+                                  <w:sz w:val="16"/>
+                                  <w:szCs w:val="16"/>
+                                  <w:lang w:val="es-PE"/>
+                                </w:rPr>
+                              </w:pPr>
+                            </w:p>
+                            <w:p>
+                              <w:pPr>
+                                <w:rPr>
+                                  <w:rFonts w:cs="Arial"/>
+                                  <w:b/>
+                                  <w:sz w:val="24"/>
+                                  <w:szCs w:val="24"/>
+                                  <w:u w:val="single"/>
+                                  <w:lang w:val="es-PE"/>
+                                </w:rPr>
+                              </w:pPr>
+                              <w:r>
+                                <w:rPr>
+                                  <w:rFonts w:cs="Arial"/>
+                                  <w:sz w:val="24"/>
+                                  <w:szCs w:val="24"/>
+                                  <w:lang w:val="es-PE"/>
+                                </w:rPr>
+                                <w:t>Grado</w:t>
+                              </w:r>
+                              <w:r>
+                                <w:rPr>
+                                  <w:rFonts w:cs="Arial"/>
+                                  <w:sz w:val="24"/>
+                                  <w:szCs w:val="24"/>
+                                  <w:lang w:val="es-PE"/>
+                                </w:rPr>
+                                <w:t>:</w:t>
+                              </w:r>
+                              <w:r>
+                                <w:rPr>
+                                  <w:rFonts w:cs="Arial"/>
+                                  <w:sz w:val="24"/>
+                                  <w:szCs w:val="24"/>
+                                  <w:lang w:val="es-PE"/>
+                                </w:rPr>
+                                <w:t xml:space="preserve"> _______________________</w:t>
+                              </w:r>
+                            </w:p>
+                          </w:txbxContent>
+                        </wps:txbx>
+                        <wps:bodyPr rot="0" vert="horz" wrap="square" lIns="91440" tIns="45720" rIns="91440" bIns="45720" anchor="t" anchorCtr="0" upright="1">
+                          <a:noAutofit/>
+                        </wps:bodyPr>
+                      </wps:wsp>
+                      <wps:wsp>
+                        <wps:cNvPr id="28" name="Cuadro de texto 28"/>
+                        <wps:cNvSpPr txBox="1"/>
+                        <wps:spPr>
+                          <a:xfrm>
+                            <a:off x="413468" y="882595"/>
+                            <a:ext cx="970059" cy="278157"/>
+                          </a:xfrm>
+                          <a:prstGeom prst="rect">
+                            <a:avLst/>
+                          </a:prstGeom>
+                          <a:noFill/>
+                          <a:ln w="6350">
+                            <a:noFill/>
+                          </a:ln>
+                        </wps:spPr>
+                        <wps:txbx>
+                          <w:txbxContent>
+                            <w:p>
+                              <w:pPr>
+                                <w:rPr>
+                                  <w:sz w:val="24"/>
+                                  <w:szCs w:val="18"/>
+                                  <w:lang w:val="es-PE"/>
+                                </w:rPr>
+                              </w:pPr>
+                              <w:r>
+                                <w:rPr>
+                                  <w:sz w:val="24"/>
+                                  <w:szCs w:val="18"/>
+                                  <w:lang w:val="es-PE"/>
+                                </w:rPr>
+                                <w:t>{testigo_dni}</w:t>
+                              </w:r>
+                            </w:p>
+                            <w:p>
+                              <w:pPr>
+                                <w:rPr>
+                                  <w:sz w:val="24"/>
+                                  <w:szCs w:val="18"/>
+                                  <w:lang w:val="es-PE"/>
+                                </w:rPr>
+                              </w:pPr>
+                            </w:p>
+                          </w:txbxContent>
+                        </wps:txbx>
+                        <wps:bodyPr rot="0" spcFirstLastPara="0" vertOverflow="overflow" horzOverflow="overflow" vert="horz" wrap="square" lIns="91440" tIns="45720" rIns="91440" bIns="45720" numCol="1" spcCol="0" rtlCol="0" fromWordArt="0" anchor="t" anchorCtr="0" forceAA="0" compatLnSpc="1">
+                          <a:prstTxWarp prst="textNoShape">
+                            <a:avLst/>
+                          </a:prstTxWarp>
+                          <a:noAutofit/>
+                        </wps:bodyPr>
+                      </wps:wsp>
+                      <wps:wsp>
+                        <wps:cNvPr id="29" name="Cuadro de texto 29"/>
+                        <wps:cNvSpPr txBox="1"/>
+                        <wps:spPr>
+                          <a:xfrm>
+                            <a:off x="413468" y="1135463"/>
+                            <a:ext cx="970059" cy="278157"/>
+                          </a:xfrm>
+                          <a:prstGeom prst="rect">
+                            <a:avLst/>
+                          </a:prstGeom>
+                          <a:noFill/>
+                          <a:ln w="6350">
+                            <a:noFill/>
+                          </a:ln>
+                        </wps:spPr>
+                        <wps:txbx>
+                          <w:txbxContent>
+                            <w:p>
+                              <w:pPr>
+                                <w:rPr>
+                                  <w:sz w:val="24"/>
+                                  <w:szCs w:val="18"/>
+                                </w:rPr>
+                              </w:pPr>
+                              <w:r>
+                                <w:rPr>
+                                  <w:sz w:val="24"/>
+                                  <w:szCs w:val="18"/>
+                                </w:rPr>
+                                <w:t>{testigo_cip}</w:t>
+                              </w:r>
+                            </w:p>
+                            <w:p>
+                              <w:pPr>
+                                <w:rPr>
+                                  <w:sz w:val="24"/>
+                                  <w:szCs w:val="18"/>
+                                </w:rPr>
+                              </w:pPr>
+                            </w:p>
+                          </w:txbxContent>
+                        </wps:txbx>
+                        <wps:bodyPr rot="0" spcFirstLastPara="0" vertOverflow="overflow" horzOverflow="overflow" vert="horz" wrap="square" lIns="91440" tIns="45720" rIns="91440" bIns="45720" numCol="1" spcCol="0" rtlCol="0" fromWordArt="0" anchor="t" anchorCtr="0" forceAA="0" compatLnSpc="1">
+                          <a:prstTxWarp prst="textNoShape">
+                            <a:avLst/>
+                          </a:prstTxWarp>
+                          <a:noAutofit/>
+                        </wps:bodyPr>
+                      </wps:wsp>
+                      <wps:wsp>
+                        <wps:cNvPr id="30" name="Cuadro de texto 30"/>
+                        <wps:cNvSpPr txBox="1"/>
+                        <wps:spPr>
+                          <a:xfrm>
+                            <a:off x="715618" y="1439125"/>
+                            <a:ext cx="1989482" cy="278157"/>
+                          </a:xfrm>
+                          <a:prstGeom prst="rect">
+                            <a:avLst/>
+                          </a:prstGeom>
+                          <a:noFill/>
+                          <a:ln w="6350">
+                            <a:noFill/>
+                          </a:ln>
+                        </wps:spPr>
+                        <wps:txbx>
+                          <w:txbxContent>
+                            <w:p>
+                              <w:pPr>
+                                <w:rPr>
+                                  <w:sz w:val="24"/>
+                                  <w:szCs w:val="18"/>
+                                  <w:lang w:val="es-PE"/>
+                                </w:rPr>
+                              </w:pPr>
+                              <w:r>
+                                <w:rPr>
+                                  <w:sz w:val="24"/>
+                                  <w:szCs w:val="18"/>
+                                  <w:lang w:val="es-PE"/>
+                                </w:rPr>
+                                <w:t>{testigo_apellidos}</w:t>
+                              </w:r>
+                            </w:p>
+                          </w:txbxContent>
+                        </wps:txbx>
+                        <wps:bodyPr rot="0" spcFirstLastPara="0" vertOverflow="overflow" horzOverflow="overflow" vert="horz" wrap="square" lIns="91440" tIns="45720" rIns="91440" bIns="45720" numCol="1" spcCol="0" rtlCol="0" fromWordArt="0" anchor="t" anchorCtr="0" forceAA="0" compatLnSpc="1">
+                          <a:prstTxWarp prst="textNoShape">
+                            <a:avLst/>
+                          </a:prstTxWarp>
+                          <a:noAutofit/>
+                        </wps:bodyPr>
+                      </wps:wsp>
+                      <wps:wsp>
+                        <wps:cNvPr id="35" name="Cuadro de texto 35"/>
+                        <wps:cNvSpPr txBox="1"/>
+                        <wps:spPr>
+                          <a:xfrm>
+                            <a:off x="715618" y="1677725"/>
+                            <a:ext cx="1725433" cy="278157"/>
+                          </a:xfrm>
+                          <a:prstGeom prst="rect">
+                            <a:avLst/>
+                          </a:prstGeom>
+                          <a:noFill/>
+                          <a:ln w="6350">
+                            <a:noFill/>
+                          </a:ln>
+                        </wps:spPr>
+                        <wps:txbx>
+                          <w:txbxContent>
+                            <w:p>
+                              <w:pPr>
+                                <w:rPr>
+                                  <w:sz w:val="24"/>
+                                  <w:szCs w:val="18"/>
+                                  <w:lang w:val="es-PE"/>
+                                </w:rPr>
+                              </w:pPr>
+                              <w:r>
+                                <w:rPr>
+                                  <w:sz w:val="24"/>
+                                  <w:szCs w:val="18"/>
+                                  <w:lang w:val="es-PE"/>
+                                </w:rPr>
+                                <w:t>{testigo_nombres}</w:t>
+                              </w:r>
+                            </w:p>
+                          </w:txbxContent>
+                        </wps:txbx>
+                        <wps:bodyPr rot="0" spcFirstLastPara="0" vertOverflow="overflow" horzOverflow="overflow" vert="horz" wrap="square" lIns="91440" tIns="45720" rIns="91440" bIns="45720" numCol="1" spcCol="0" rtlCol="0" fromWordArt="0" anchor="t" anchorCtr="0" forceAA="0" compatLnSpc="1">
+                          <a:prstTxWarp prst="textNoShape">
+                            <a:avLst/>
+                          </a:prstTxWarp>
+                          <a:noAutofit/>
+                        </wps:bodyPr>
+                      </wps:wsp>
+                      <wps:wsp>
+                        <wps:cNvPr id="36" name="Cuadro de texto 36"/>
+                        <wps:cNvSpPr txBox="1"/>
+                        <wps:spPr>
+                          <a:xfrm>
+                            <a:off x="556592" y="1995777"/>
+                            <a:ext cx="1725433" cy="278157"/>
+                          </a:xfrm>
+                          <a:prstGeom prst="rect">
+                            <a:avLst/>
+                          </a:prstGeom>
+                          <a:noFill/>
+                          <a:ln w="6350">
+                            <a:noFill/>
+                          </a:ln>
+                        </wps:spPr>
+                        <wps:txbx>
+                          <w:txbxContent>
+                            <w:p>
+                              <w:pPr>
+                                <w:rPr>
+                                  <w:sz w:val="24"/>
+                                  <w:szCs w:val="18"/>
+                                </w:rPr>
+                              </w:pPr>
+                              <w:r>
+                                <w:rPr>
+                                  <w:sz w:val="24"/>
+                                  <w:szCs w:val="18"/>
+                                </w:rPr>
+                                <w:t>S2 PNP</w:t>
+                              </w:r>
+                            </w:p>
+                          </w:txbxContent>
+                        </wps:txbx>
+                        <wps:bodyPr rot="0" spcFirstLastPara="0" vertOverflow="overflow" horzOverflow="overflow" vert="horz" wrap="square" lIns="91440" tIns="45720" rIns="91440" bIns="45720" numCol="1" spcCol="0" rtlCol="0" fromWordArt="0" anchor="t" anchorCtr="0" forceAA="0" compatLnSpc="1">
+                          <a:prstTxWarp prst="textNoShape">
+                            <a:avLst/>
+                          </a:prstTxWarp>
+                          <a:noAutofit/>
+                        </wps:bodyPr>
+                      </wps:wsp>
+                    </wpg:wgp>
+                  </a:graphicData>
+                </a:graphic>
+              </wp:anchor>
+            </w:drawing>
+          </mc:Choice>
+          <mc:Fallback>
+            <w:pict>
+              <v:group w14:anchorId="4B4F4D3E" id="Grupo 19" o:spid="_x0000_s1026" style="position:absolute;left:0;text-align:left;margin-left:220.1pt;margin-top:15.05pt;width:214.3pt;height:192.55pt;z-index:251658240" coordsize="27216,24454" o:gfxdata="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">
+                <v:shapetype id="_x0000_t202" coordsize="21600,21600" o:spt="202" path="m,l,21600r21600,l21600,xe">
+                  <v:stroke joinstyle="miter"/>
+                  <v:path gradientshapeok="t" o:connecttype="rect"/>
+                </v:shapetype>
+                <v:shape id="Cuadro de texto 21" o:spid="_x0000_s1027" type="#_x0000_t202" style="position:absolute;width:27216;height:24454;visibility:visible;mso-wrap-style:square;v-text-anchor:top" o:gfxdata="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" strokeweight="1.5pt">
+                  <v:textbox>
+                    <w:txbxContent>
+                      <w:p>
+                        <w:pPr>
+                          <w:jc w:val="center"/>
+                          <w:rPr>
+                            <w:rFonts w:cs="Arial"/>
+                            <w:b/>
+                            <w:sz w:val="24"/>
+                            <w:szCs w:val="24"/>
+                            <w:u w:val="single"/>
+                            <w:lang w:val="es-PE"/>
+                          </w:rPr>
+                        </w:pPr>
+                        <w:r>
+                          <w:rPr>
+                            <w:rFonts w:cs="Arial"/>
+                            <w:b/>
+                            <w:sz w:val="24"/>
+                            <w:szCs w:val="24"/>
+                            <w:u w:val="single"/>
+                            <w:lang w:val="es-PE"/>
+                          </w:rPr>
+                          <w:t>TESTIGO</w:t>
+                        </w:r>
+                      </w:p>
+                      <w:p>
+                        <w:pPr>
+                          <w:jc w:val="center"/>
+                          <w:rPr>
+                            <w:rFonts w:cs="Arial"/>
+                            <w:b/>
+                            <w:sz w:val="24"/>
+                            <w:szCs w:val="24"/>
+                            <w:u w:val="single"/>
+                            <w:lang w:val="es-PE"/>
+                          </w:rPr>
+                        </w:pPr>
+                      </w:p>
+                      <w:p>
+                        <w:pPr>
+                          <w:jc w:val="center"/>
+                          <w:rPr>
+                            <w:rFonts w:cs="Arial"/>
+                            <w:b/>
+                            <w:sz w:val="24"/>
+                            <w:szCs w:val="24"/>
+                            <w:u w:val="single"/>
+                            <w:lang w:val="es-PE"/>
+                          </w:rPr>
+                        </w:pPr>
+                      </w:p>
+                      <w:p>
+                        <w:pPr>
+                          <w:jc w:val="center"/>
+                          <w:rPr>
+                            <w:rFonts w:cs="Arial"/>
+                            <w:sz w:val="24"/>
+                            <w:szCs w:val="24"/>
+                            <w:lang w:val="es-PE"/>
+                          </w:rPr>
+                        </w:pPr>
+                        <w:r>
+                          <w:rPr>
+                            <w:rFonts w:cs="Arial"/>
+                            <w:sz w:val="24"/>
+                            <w:szCs w:val="24"/>
+                            <w:lang w:val="es-PE"/>
+                          </w:rPr>
+                          <w:t>______</w:t>
+                        </w:r>
+                        <w:r>
+                          <w:rPr>
+                            <w:rFonts w:cs="Arial"/>
+                            <w:sz w:val="24"/>
+                            <w:szCs w:val="24"/>
+                            <w:lang w:val="es-PE"/>
+                          </w:rPr>
+                          <w:t>___</w:t>
+                        </w:r>
+                        <w:r>
+                          <w:rPr>
+                            <w:rFonts w:cs="Arial"/>
+                            <w:sz w:val="24"/>
+                            <w:szCs w:val="24"/>
+                            <w:lang w:val="es-PE"/>
+                          </w:rPr>
+                          <w:t>____________________</w:t>
+                        </w:r>
+                      </w:p>
+                      <w:p>
+                        <w:pPr>
+                          <w:jc w:val="center"/>
+                          <w:rPr>
+                            <w:rFonts w:cs="Arial"/>
+                            <w:sz w:val="24"/>
+                            <w:szCs w:val="24"/>
+                            <w:lang w:val="es-PE"/>
+                          </w:rPr>
+                        </w:pPr>
+                        <w:r>
+                          <w:rPr>
+                            <w:rFonts w:cs="Arial"/>
+                            <w:sz w:val="24"/>
+                            <w:szCs w:val="24"/>
+                            <w:lang w:val="es-PE"/>
+                          </w:rPr>
+                          <w:t>F</w:t>
+                        </w:r>
+                        <w:r>
+                          <w:rPr>
+                            <w:rFonts w:cs="Arial"/>
+                            <w:sz w:val="24"/>
+                            <w:szCs w:val="24"/>
+                            <w:lang w:val="es-PE"/>
+                          </w:rPr>
+                          <w:t>irma</w:t>
+                        </w:r>
+                      </w:p>
+                      <w:p>
+                        <w:pPr>
+                          <w:ind w:left="1560" w:hanging="1560"/>
+                          <w:rPr>
+                            <w:rFonts w:cs="Arial"/>
+                            <w:sz w:val="24"/>
+                            <w:szCs w:val="24"/>
+                            <w:lang w:val="es-PE"/>
+                          </w:rPr>
+                        </w:pPr>
+                        <w:r>
+                          <w:rPr>
+                            <w:rFonts w:cs="Arial"/>
+                            <w:sz w:val="24"/>
+                            <w:szCs w:val="24"/>
+                            <w:lang w:val="es-PE"/>
+                          </w:rPr>
+                          <w:t>DNI: _________________________</w:t>
+                        </w:r>
+                      </w:p>
+                      <w:p>
+                        <w:pPr>
+                          <w:rPr>
+                            <w:rFonts w:cs="Arial"/>
+                            <w:sz w:val="10"/>
+                            <w:szCs w:val="24"/>
+                            <w:lang w:val="es-PE"/>
+                          </w:rPr>
+                        </w:pPr>
+                      </w:p>
+                      <w:p>
+                        <w:pPr>
+                          <w:spacing w:line="276" w:lineRule="auto"/>
+                          <w:ind w:left="1560" w:hanging="1560"/>
+                          <w:rPr>
+                            <w:rFonts w:cs="Arial"/>
+                            <w:sz w:val="24"/>
+                            <w:szCs w:val="24"/>
+                            <w:lang w:val="es-PE"/>
+                          </w:rPr>
+                        </w:pPr>
+                        <w:r>
+                          <w:rPr>
+                            <w:rFonts w:cs="Arial"/>
+                            <w:sz w:val="24"/>
+                            <w:szCs w:val="24"/>
+                            <w:lang w:val="es-PE"/>
+                          </w:rPr>
+                          <w:t>CIP: _________________________</w:t>
+                        </w:r>
+                      </w:p>
+                      <w:p>
+                        <w:pPr>
+                          <w:spacing w:line="276" w:lineRule="auto"/>
+                          <w:rPr>
+                            <w:rFonts w:cs="Arial"/>
+                            <w:sz w:val="10"/>
+                            <w:szCs w:val="24"/>
+                            <w:lang w:val="es-PE"/>
+                          </w:rPr>
+                        </w:pPr>
+                      </w:p>
+                      <w:p>
+                        <w:pPr>
+                          <w:spacing w:line="276" w:lineRule="auto"/>
+                          <w:rPr>
+                            <w:rFonts w:cs="Arial"/>
+                            <w:sz w:val="24"/>
+                            <w:szCs w:val="24"/>
+                            <w:lang w:val="es-PE"/>
+                          </w:rPr>
+                        </w:pPr>
+                        <w:r>
+                          <w:rPr>
+                            <w:rFonts w:cs="Arial"/>
+                            <w:sz w:val="24"/>
+                            <w:szCs w:val="24"/>
+                            <w:lang w:val="es-PE"/>
+                          </w:rPr>
+                          <w:t>Apellidos</w:t>
+                        </w:r>
+                        <w:r>
+                          <w:rPr>
+                            <w:rFonts w:cs="Arial"/>
+                            <w:sz w:val="24"/>
+                            <w:szCs w:val="24"/>
+                            <w:lang w:val="es-PE"/>
+                          </w:rPr>
+                          <w:t>:</w:t>
+                        </w:r>
+                        <w:r>
+                          <w:rPr>
+                            <w:rFonts w:cs="Arial"/>
+                            <w:sz w:val="24"/>
+                            <w:szCs w:val="24"/>
+                            <w:lang w:val="es-PE"/>
+                          </w:rPr>
+                          <w:t xml:space="preserve"> _____________________</w:t>
+                        </w:r>
+                      </w:p>
+                      <w:p>
+                        <w:pPr>
+                          <w:rPr>
+                            <w:rFonts w:cs="Arial"/>
+                            <w:sz w:val="8"/>
+                            <w:szCs w:val="24"/>
+                            <w:lang w:val="es-PE"/>
+                          </w:rPr>
+                        </w:pPr>
+                      </w:p>
+                      <w:p>
+                        <w:pPr>
+                          <w:spacing w:line="276" w:lineRule="auto"/>
+                          <w:rPr>
+                            <w:rFonts w:cs="Arial"/>
+                            <w:sz w:val="24"/>
+                            <w:szCs w:val="24"/>
+                            <w:lang w:val="es-PE"/>
+                          </w:rPr>
+                        </w:pPr>
+                        <w:r>
+                          <w:rPr>
+                            <w:rFonts w:cs="Arial"/>
+                            <w:sz w:val="24"/>
+                            <w:szCs w:val="24"/>
+                            <w:lang w:val="es-PE"/>
+                          </w:rPr>
+                          <w:t>Nombres: _____________________</w:t>
+                        </w:r>
+                      </w:p>
+                      <w:p>
+                        <w:pPr>
+                          <w:rPr>
+                            <w:rFonts w:cs="Arial"/>
+                            <w:sz w:val="16"/>
+                            <w:szCs w:val="16"/>
+                            <w:lang w:val="es-PE"/>
+                          </w:rPr>
+                        </w:pPr>
+                      </w:p>
+                      <w:p>
+                        <w:pPr>
+                          <w:rPr>
+                            <w:rFonts w:cs="Arial"/>
+                            <w:b/>
+                            <w:sz w:val="24"/>
+                            <w:szCs w:val="24"/>
+                            <w:u w:val="single"/>
+                            <w:lang w:val="es-PE"/>
+                          </w:rPr>
+                        </w:pPr>
+                        <w:r>
+                          <w:rPr>
+                            <w:rFonts w:cs="Arial"/>
+                            <w:sz w:val="24"/>
+                            <w:szCs w:val="24"/>
+                            <w:lang w:val="es-PE"/>
+                          </w:rPr>
+                          <w:t>Grado</w:t>
+                        </w:r>
+                        <w:r>
+                          <w:rPr>
+                            <w:rFonts w:cs="Arial"/>
+                            <w:sz w:val="24"/>
+                            <w:szCs w:val="24"/>
+                            <w:lang w:val="es-PE"/>
+                          </w:rPr>
+                          <w:t>:</w:t>
+                        </w:r>
+                        <w:r>
+                          <w:rPr>
+                            <w:rFonts w:cs="Arial"/>
+                            <w:sz w:val="24"/>
+                            <w:szCs w:val="24"/>
+                            <w:lang w:val="es-PE"/>
+                          </w:rPr>
+                          <w:t xml:space="preserve"> _______________________</w:t>
+                        </w:r>
+                      </w:p>
+                    </w:txbxContent>
+                  </v:textbox>
+                </v:shape>
+                <v:shape id="Cuadro de texto 28" o:spid="_x0000_s1028" type="#_x0000_t202" style="position:absolute;left:4134;top:8825;width:9701;height:2782;visibility:visible;mso-wrap-style:square;v-text-anchor:top" o:gfxdata="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" filled="f" stroked="f" strokeweight=".5pt">
+                  <v:textbox>
+                    <w:txbxContent>
+                      <w:p>
+                        <w:pPr>
+                          <w:rPr>
+                            <w:sz w:val="24"/>
+                            <w:szCs w:val="18"/>
+                            <w:lang w:val="es-PE"/>
+                          </w:rPr>
+                        </w:pPr>
+                        <w:r>
+                          <w:rPr>
+                            <w:sz w:val="24"/>
+                            <w:szCs w:val="18"/>
+                            <w:lang w:val="es-PE"/>
+                          </w:rPr>
+                          <w:t>{testigo_dni}</w:t>
+                        </w:r>
+                      </w:p>
+                      <w:p>
+                        <w:pPr>
+                          <w:rPr>
+                            <w:sz w:val="24"/>
+                            <w:szCs w:val="18"/>
+                            <w:lang w:val="es-PE"/>
+                          </w:rPr>
+                        </w:pPr>
+                      </w:p>
+                    </w:txbxContent>
+                  </v:textbox>
+                </v:shape>
+                <v:shape id="Cuadro de texto 29" o:spid="_x0000_s1029" type="#_x0000_t202" style="position:absolute;left:4134;top:11354;width:9701;height:2782;visibility:visible;mso-wrap-style:square;v-text-anchor:top" o:gfxdata="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" filled="f" stroked="f" strokeweight=".5pt">
+                  <v:textbox>
+                    <w:txbxContent>
+                      <w:p>
+                        <w:pPr>
+                          <w:rPr>
+                            <w:sz w:val="24"/>
+                            <w:szCs w:val="18"/>
+                          </w:rPr>
+                        </w:pPr>
+                        <w:r>
+                          <w:rPr>
+                            <w:sz w:val="24"/>
+                            <w:szCs w:val="18"/>
+                          </w:rPr>
+                          <w:t>{testigo_cip}</w:t>
+                        </w:r>
+                      </w:p>
+                      <w:p>
+                        <w:pPr>
+                          <w:rPr>
+                            <w:sz w:val="24"/>
+                            <w:szCs w:val="18"/>
+                          </w:rPr>
+                        </w:pPr>
+                      </w:p>
+                    </w:txbxContent>
+                  </v:textbox>
+                </v:shape>
+                <v:shape id="Cuadro de texto 30" o:spid="_x0000_s1030" type="#_x0000_t202" style="position:absolute;left:7156;top:14391;width:19895;height:2781;visibility:visible;mso-wrap-style:square;v-text-anchor:top" o:gfxdata="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" filled="f" stroked="f" strokeweight=".5pt">
+                  <v:textbox>
+                    <w:txbxContent>
+                      <w:p>
+                        <w:pPr>
+                          <w:rPr>
+                            <w:sz w:val="24"/>
+                            <w:szCs w:val="18"/>
+                            <w:lang w:val="es-PE"/>
+                          </w:rPr>
+                        </w:pPr>
+                        <w:r>
+                          <w:rPr>
+                            <w:sz w:val="24"/>
+                            <w:szCs w:val="18"/>
+                            <w:lang w:val="es-PE"/>
+                          </w:rPr>
+                          <w:t>{testigo_apellidos}</w:t>
+                        </w:r>
+                      </w:p>
+                    </w:txbxContent>
+                  </v:textbox>
+                </v:shape>
+                <v:shape id="Cuadro de texto 35" o:spid="_x0000_s1031" type="#_x0000_t202" style="position:absolute;left:7156;top:16777;width:17254;height:2781;visibility:visible;mso-wrap-style:square;v-text-anchor:top" o:gfxdata="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" filled="f" stroked="f" strokeweight=".5pt">
+                  <v:textbox>
+                    <w:txbxContent>
+                      <w:p>
+                        <w:pPr>
+                          <w:rPr>
+                            <w:sz w:val="24"/>
+                            <w:szCs w:val="18"/>
+                            <w:lang w:val="es-PE"/>
+                          </w:rPr>
+                        </w:pPr>
+                        <w:r>
+                          <w:rPr>
+                            <w:sz w:val="24"/>
+                            <w:szCs w:val="18"/>
+                            <w:lang w:val="es-PE"/>
+                          </w:rPr>
+                          <w:t>{testigo_nombres}</w:t>
+                        </w:r>
+                      </w:p>
+                    </w:txbxContent>
+                  </v:textbox>
+                </v:shape>
+                <v:shape id="Cuadro de texto 36" o:spid="_x0000_s1032" type="#_x0000_t202" style="position:absolute;left:5565;top:19957;width:17255;height:2782;visibility:visible;mso-wrap-style:square;v-text-anchor:top" o:gfxdata="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" filled="f" stroked="f" strokeweight=".5pt">
+                  <v:textbox>
+                    <w:txbxContent>
+                      <w:p>
+                        <w:pPr>
+                          <w:rPr>
+                            <w:sz w:val="24"/>
+                            <w:szCs w:val="18"/>
+                          </w:rPr>
+                        </w:pPr>
+                        <w:r>
+                          <w:rPr>
+                            <w:sz w:val="24"/>
+                            <w:szCs w:val="18"/>
+                          </w:rPr>
+                          <w:t>S2 PNP</w:t>
+                        </w:r>
+                      </w:p>
+                    </w:txbxContent>
+                  </v:textbox>
+                </v:shape>
+              </v:group>
+            </w:pict>
+          </mc:Fallback>
+        </mc:AlternateContent>
+      </w:r>
+    </w:p>
+    <w:p>
+      <w:pPr>
+        <w:jc w:val="both"/>
+        <w:rPr>
+          <w:rFonts w:cs="Arial"/>
+          <w:b/>
+          <w:u w:val="single"/>
+          <w:lang w:val="es-PE"/>
+        </w:rPr>
+      </w:pPr>
+      <w:r>
+        <w:rPr>
+          <w:rFonts w:cs="Arial"/>
+          <w:b/>
+          <w:noProof/>
+          <w:u w:val="single"/>
+          <w:lang w:val="es-PE"/>
+        </w:rPr>
+        <mc:AlternateContent>
+          <mc:Choice Requires="wpg">
+            <w:drawing>
+              <wp:anchor distT="0" distB="0" distL="114300" distR="114300" simplePos="0" relativeHeight="251683841" behindDoc="0" locked="0" layoutInCell="1" allowOverlap="1" wp14:anchorId="4ADCC757" wp14:editId="7C9D6662">
+                <wp:simplePos x="0" y="0"/>
+                <wp:positionH relativeFrom="margin">
+                  <wp:posOffset>-3175</wp:posOffset>
+                </wp:positionH>
+                <wp:positionV relativeFrom="paragraph">
+                  <wp:posOffset>7620</wp:posOffset>
+                </wp:positionV>
+                <wp:extent cx="2721610" cy="2445385"/>
+                <wp:effectExtent l="0" t="0" r="21590" b="12065"/>
+                <wp:wrapNone/>
+                <wp:docPr id="2106470334" name="Grupo 2106470334"/>
+                <wp:cNvGraphicFramePr/>
+                <a:graphic xmlns:a="http://schemas.openxmlformats.org/drawingml/2006/main">
+                  <a:graphicData uri="http://schemas.microsoft.com/office/word/2010/wordprocessingGroup">
+                    <wpg:wgp>
+                      <wpg:cNvGrpSpPr/>
+                      <wpg:grpSpPr>
+                        <a:xfrm>
+                          <a:off x="0" y="0"/>
+                          <a:ext cx="2721610" cy="2445385"/>
+                          <a:chOff x="0" y="0"/>
+                          <a:chExt cx="2721610" cy="2445488"/>
+                        </a:xfrm>
+                      </wpg:grpSpPr>
+                      <wps:wsp>
+                        <wps:cNvPr id="1096586737" name="Cuadro de texto 1096586737"/>
+                        <wps:cNvSpPr txBox="1">
+                          <a:spLocks noChangeArrowheads="1"/>
+                        </wps:cNvSpPr>
+                        <wps:spPr bwMode="auto">
+                          <a:xfrm>
+                            <a:off x="0" y="0"/>
+                            <a:ext cx="2721610" cy="2445488"/>
+                          </a:xfrm>
+                          <a:prstGeom prst="rect">
+                            <a:avLst/>
+                          </a:prstGeom>
+                          <a:solidFill>
+                            <a:srgbClr val="FFFFFF"/>
+                          </a:solidFill>
+                          <a:ln w="19050">
+                            <a:solidFill>
+                              <a:srgbClr val="000000"/>
+                            </a:solidFill>
+                            <a:miter lim="800000"/>
+                            <a:headEnd/>
+                            <a:tailEnd/>
+                          </a:ln>
+                        </wps:spPr>
+                        <wps:txbx>
+                          <w:txbxContent>
+                            <w:p>
+                              <w:pPr>
+                                <w:jc w:val="center"/>
+                                <w:rPr>
+                                  <w:rFonts w:cs="Arial"/>
+                                  <w:b/>
+                                  <w:sz w:val="24"/>
+                                  <w:szCs w:val="24"/>
+                                  <w:u w:val="single"/>
+                                  <w:lang w:val="es-PE"/>
+                                </w:rPr>
+                              </w:pPr>
+                              <w:r>
+                                <w:rPr>
+                                  <w:rFonts w:cs="Arial"/>
+                                  <w:b/>
+                                  <w:sz w:val="24"/>
+                                  <w:szCs w:val="24"/>
+                                  <w:u w:val="single"/>
+                                  <w:lang w:val="es-PE"/>
+                                </w:rPr>
+                                <w:t>SUPERIOR CONDUCE P/A/D</w:t>
+                              </w:r>
+                            </w:p>
+                            <w:p>
+                              <w:pPr>
+                                <w:jc w:val="center"/>
+                                <w:rPr>
+                                  <w:rFonts w:cs="Arial"/>
+                                  <w:b/>
+                                  <w:sz w:val="24"/>
+                                  <w:szCs w:val="24"/>
+                                  <w:u w:val="single"/>
+                                  <w:lang w:val="es-PE"/>
+                                </w:rPr>
+                              </w:pPr>
+                            </w:p>
+                            <w:p>
+                              <w:pPr>
+                                <w:jc w:val="center"/>
+                                <w:rPr>
+                                  <w:rFonts w:cs="Arial"/>
+                                  <w:b/>
+                                  <w:sz w:val="24"/>
+                                  <w:szCs w:val="24"/>
+                                  <w:u w:val="single"/>
+                                  <w:lang w:val="es-PE"/>
+                                </w:rPr>
+                              </w:pPr>
+                            </w:p>
+                            <w:p>
+                              <w:pPr>
+                                <w:jc w:val="center"/>
+                                <w:rPr>
+                                  <w:rFonts w:cs="Arial"/>
+                                  <w:sz w:val="24"/>
+                                  <w:szCs w:val="24"/>
+                                  <w:lang w:val="es-PE"/>
+                                </w:rPr>
+                              </w:pPr>
+                              <w:r>
+                                <w:rPr>
+                                  <w:rFonts w:cs="Arial"/>
+                                  <w:sz w:val="24"/>
+                                  <w:szCs w:val="24"/>
+                                  <w:lang w:val="es-PE"/>
+                                </w:rPr>
+                                <w:t>______</w:t>
+                              </w:r>
+                              <w:r>
+                                <w:rPr>
+                                  <w:rFonts w:cs="Arial"/>
+                                  <w:sz w:val="24"/>
+                                  <w:szCs w:val="24"/>
+                                  <w:lang w:val="es-PE"/>
+                                </w:rPr>
+                                <w:t>___</w:t>
+                              </w:r>
+                              <w:r>
+                                <w:rPr>
+                                  <w:rFonts w:cs="Arial"/>
+                                  <w:sz w:val="24"/>
+                                  <w:szCs w:val="24"/>
+                                  <w:lang w:val="es-PE"/>
+                                </w:rPr>
+                                <w:t>____________________</w:t>
+                              </w:r>
+                            </w:p>
+                            <w:p>
+                              <w:pPr>
+                                <w:jc w:val="center"/>
+                                <w:rPr>
+                                  <w:rFonts w:cs="Arial"/>
+                                  <w:sz w:val="24"/>
+                                  <w:szCs w:val="24"/>
+                                  <w:lang w:val="es-PE"/>
+                                </w:rPr>
+                              </w:pPr>
+                              <w:r>
+                                <w:rPr>
+                                  <w:rFonts w:cs="Arial"/>
+                                  <w:sz w:val="24"/>
+                                  <w:szCs w:val="24"/>
+                                  <w:lang w:val="es-PE"/>
+                                </w:rPr>
+                                <w:t>F</w:t>
+                              </w:r>
+                              <w:r>
+                                <w:rPr>
+                                  <w:rFonts w:cs="Arial"/>
+                                  <w:sz w:val="24"/>
+                                  <w:szCs w:val="24"/>
+                                  <w:lang w:val="es-PE"/>
+                                </w:rPr>
+                                <w:t>irma</w:t>
+                              </w:r>
+                            </w:p>
+                            <w:p>
+                              <w:pPr>
+                                <w:ind w:left="1560" w:hanging="1560"/>
+                                <w:rPr>
+                                  <w:rFonts w:cs="Arial"/>
+                                  <w:sz w:val="24"/>
+                                  <w:szCs w:val="24"/>
+                                  <w:lang w:val="es-PE"/>
+                                </w:rPr>
+                              </w:pPr>
+                              <w:r>
+                                <w:rPr>
+                                  <w:rFonts w:cs="Arial"/>
+                                  <w:sz w:val="24"/>
+                                  <w:szCs w:val="24"/>
+                                  <w:lang w:val="es-PE"/>
+                                </w:rPr>
+                                <w:t>DNI: _________________________</w:t>
+                              </w:r>
+                            </w:p>
+                            <w:p>
+                              <w:pPr>
+                                <w:rPr>
+                                  <w:rFonts w:cs="Arial"/>
+                                  <w:sz w:val="10"/>
+                                  <w:szCs w:val="24"/>
+                                  <w:lang w:val="es-PE"/>
+                                </w:rPr>
+                              </w:pPr>
+                            </w:p>
+                            <w:p>
+                              <w:pPr>
+                                <w:spacing w:line="276" w:lineRule="auto"/>
+                                <w:ind w:left="1560" w:hanging="1560"/>
+                                <w:rPr>
+                                  <w:rFonts w:cs="Arial"/>
+                                  <w:sz w:val="24"/>
+                                  <w:szCs w:val="24"/>
+                                  <w:lang w:val="es-PE"/>
+                                </w:rPr>
+                              </w:pPr>
+                              <w:r>
+                                <w:rPr>
+                                  <w:rFonts w:cs="Arial"/>
+                                  <w:sz w:val="24"/>
+                                  <w:szCs w:val="24"/>
+                                  <w:lang w:val="es-PE"/>
+                                </w:rPr>
+                                <w:t>CIP: _________________________</w:t>
+                              </w:r>
+                            </w:p>
+                            <w:p>
+                              <w:pPr>
+                                <w:spacing w:line="276" w:lineRule="auto"/>
+                                <w:rPr>
+                                  <w:rFonts w:cs="Arial"/>
+                                  <w:sz w:val="10"/>
+                                  <w:szCs w:val="24"/>
+                                  <w:lang w:val="es-PE"/>
+                                </w:rPr>
+                              </w:pPr>
+                            </w:p>
+                            <w:p>
+                              <w:pPr>
+                                <w:spacing w:line="276" w:lineRule="auto"/>
+                                <w:rPr>
+                                  <w:rFonts w:cs="Arial"/>
+                                  <w:sz w:val="24"/>
+                                  <w:szCs w:val="24"/>
+                                  <w:lang w:val="es-PE"/>
+                                </w:rPr>
+                              </w:pPr>
+                              <w:r>
+                                <w:rPr>
+                                  <w:rFonts w:cs="Arial"/>
+                                  <w:sz w:val="24"/>
+                                  <w:szCs w:val="24"/>
+                                  <w:lang w:val="es-PE"/>
+                                </w:rPr>
+                                <w:t>Apellidos</w:t>
+                              </w:r>
+                              <w:r>
+                                <w:rPr>
+                                  <w:rFonts w:cs="Arial"/>
+                                  <w:sz w:val="24"/>
+                                  <w:szCs w:val="24"/>
+                                  <w:lang w:val="es-PE"/>
+                                </w:rPr>
+                                <w:t>:</w:t>
+                              </w:r>
+                              <w:r>
+                                <w:rPr>
+                                  <w:rFonts w:cs="Arial"/>
+                                  <w:sz w:val="24"/>
+                                  <w:szCs w:val="24"/>
+                                  <w:lang w:val="es-PE"/>
+                                </w:rPr>
+                                <w:t xml:space="preserve"> _____________________</w:t>
+                              </w:r>
+                            </w:p>
+                            <w:p>
+                              <w:pPr>
+                                <w:rPr>
+                                  <w:rFonts w:cs="Arial"/>
+                                  <w:sz w:val="8"/>
+                                  <w:szCs w:val="24"/>
+                                  <w:lang w:val="es-PE"/>
+                                </w:rPr>
+                              </w:pPr>
+                            </w:p>
+                            <w:p>
+                              <w:pPr>
+                                <w:spacing w:line="276" w:lineRule="auto"/>
+                                <w:rPr>
+                                  <w:rFonts w:cs="Arial"/>
+                                  <w:sz w:val="24"/>
+                                  <w:szCs w:val="24"/>
+                                  <w:lang w:val="es-PE"/>
+                                </w:rPr>
+                              </w:pPr>
+                              <w:r>
+                                <w:rPr>
+                                  <w:rFonts w:cs="Arial"/>
+                                  <w:sz w:val="24"/>
+                                  <w:szCs w:val="24"/>
+                                  <w:lang w:val="es-PE"/>
+                                </w:rPr>
+                                <w:t>Nombres: _____________________</w:t>
+                              </w:r>
+                            </w:p>
+                            <w:p>
+                              <w:pPr>
+                                <w:rPr>
+                                  <w:rFonts w:cs="Arial"/>
+                                  <w:sz w:val="16"/>
+                                  <w:szCs w:val="16"/>
+                                  <w:lang w:val="es-PE"/>
+                                </w:rPr>
+                              </w:pPr>
+                            </w:p>
+                            <w:p>
+                              <w:pPr>
+                                <w:rPr>
+                                  <w:rFonts w:cs="Arial"/>
+                                  <w:b/>
+                                  <w:sz w:val="24"/>
+                                  <w:szCs w:val="24"/>
+                                  <w:u w:val="single"/>
+                                  <w:lang w:val="es-PE"/>
+                                </w:rPr>
+                              </w:pPr>
+                              <w:r>
+                                <w:rPr>
+                                  <w:rFonts w:cs="Arial"/>
+                                  <w:sz w:val="24"/>
+                                  <w:szCs w:val="24"/>
+                                  <w:lang w:val="es-PE"/>
+                                </w:rPr>
+                                <w:t>Grado</w:t>
+                              </w:r>
+                              <w:r>
+                                <w:rPr>
+                                  <w:rFonts w:cs="Arial"/>
+                                  <w:sz w:val="24"/>
+                                  <w:szCs w:val="24"/>
+                                  <w:lang w:val="es-PE"/>
+                                </w:rPr>
+                                <w:t>:</w:t>
+                              </w:r>
+                              <w:r>
+                                <w:rPr>
+                                  <w:rFonts w:cs="Arial"/>
+                                  <w:sz w:val="24"/>
+                                  <w:szCs w:val="24"/>
+                                  <w:lang w:val="es-PE"/>
+                                </w:rPr>
+                                <w:t xml:space="preserve"> _______________________</w:t>
+                              </w:r>
+                            </w:p>
+                          </w:txbxContent>
+                        </wps:txbx>
+                        <wps:bodyPr rot="0" vert="horz" wrap="square" lIns="91440" tIns="45720" rIns="91440" bIns="45720" anchor="t" anchorCtr="0" upright="1">
+                          <a:noAutofit/>
+                        </wps:bodyPr>
+                      </wps:wsp>
+                      <wps:wsp>
+                        <wps:cNvPr id="337128152" name="Cuadro de texto 337128152"/>
+                        <wps:cNvSpPr txBox="1"/>
+                        <wps:spPr>
+                          <a:xfrm>
+                            <a:off x="413468" y="882595"/>
+                            <a:ext cx="970059" cy="278157"/>
+                          </a:xfrm>
+                          <a:prstGeom prst="rect">
+                            <a:avLst/>
+                          </a:prstGeom>
+                          <a:noFill/>
+                          <a:ln w="6350">
+                            <a:noFill/>
+                          </a:ln>
+                        </wps:spPr>
+                        <wps:txbx>
+                          <w:txbxContent>
+                            <w:p>
+                              <w:pPr>
+                                <w:rPr>
+                                  <w:sz w:val="24"/>
+                                  <w:szCs w:val="18"/>
+                                  <w:lang w:val="es-PE"/>
+                                </w:rPr>
+                              </w:pPr>
+                              <w:r>
+                                <w:rPr>
+                                  <w:sz w:val="24"/>
+                                  <w:szCs w:val="18"/>
+                                  <w:lang w:val="es-PE"/>
+                                </w:rPr>
+                                <w:t>{superior_dni}</w:t>
+                              </w:r>
+                              <w:r>
+                                <w:rPr>
+                                  <w:sz w:val="24"/>
+                                  <w:szCs w:val="18"/>
+                                  <w:lang w:val="es-PE"/>
+                                </w:rPr>
+                                <w:tab/>
+                              </w:r>
+                            </w:p>
+                          </w:txbxContent>
+                        </wps:txbx>
+                        <wps:bodyPr rot="0" spcFirstLastPara="0" vertOverflow="overflow" horzOverflow="overflow" vert="horz" wrap="square" lIns="91440" tIns="45720" rIns="91440" bIns="45720" numCol="1" spcCol="0" rtlCol="0" fromWordArt="0" anchor="t" anchorCtr="0" forceAA="0" compatLnSpc="1">
+                          <a:prstTxWarp prst="textNoShape">
+                            <a:avLst/>
+                          </a:prstTxWarp>
+                          <a:noAutofit/>
+                        </wps:bodyPr>
+                      </wps:wsp>
+                      <wps:wsp>
+                        <wps:cNvPr id="1151277308" name="Cuadro de texto 1151277308"/>
+                        <wps:cNvSpPr txBox="1"/>
+                        <wps:spPr>
+                          <a:xfrm>
+                            <a:off x="453225" y="1144988"/>
+                            <a:ext cx="970059" cy="278157"/>
+                          </a:xfrm>
+                          <a:prstGeom prst="rect">
+                            <a:avLst/>
+                          </a:prstGeom>
+                          <a:noFill/>
+                          <a:ln w="6350">
+                            <a:noFill/>
+                          </a:ln>
+                        </wps:spPr>
+                        <wps:txbx>
+                          <w:txbxContent>
+                            <w:p>
+                              <w:pPr>
+                                <w:rPr>
+                                  <w:sz w:val="24"/>
+                                  <w:szCs w:val="18"/>
+                                  <w:lang w:val="es-PE"/>
+                                </w:rPr>
+                              </w:pPr>
+                              <w:r>
+                                <w:rPr>
+                                  <w:sz w:val="24"/>
+                                  <w:szCs w:val="18"/>
+                                  <w:lang w:val="es-PE"/>
+                                </w:rPr>
+                                <w:t>{superior_cip}</w:t>
+                              </w:r>
+                            </w:p>
+                          </w:txbxContent>
+                        </wps:txbx>
+                        <wps:bodyPr rot="0" spcFirstLastPara="0" vertOverflow="overflow" horzOverflow="overflow" vert="horz" wrap="square" lIns="91440" tIns="45720" rIns="91440" bIns="45720" numCol="1" spcCol="0" rtlCol="0" fromWordArt="0" anchor="t" anchorCtr="0" forceAA="0" compatLnSpc="1">
+                          <a:prstTxWarp prst="textNoShape">
+                            <a:avLst/>
+                          </a:prstTxWarp>
+                          <a:noAutofit/>
+                        </wps:bodyPr>
+                      </wps:wsp>
+                      <wps:wsp>
+                        <wps:cNvPr id="587409326" name="Cuadro de texto 587409326"/>
+                        <wps:cNvSpPr txBox="1"/>
+                        <wps:spPr>
+                          <a:xfrm>
+                            <a:off x="715618" y="1423145"/>
+                            <a:ext cx="1875182" cy="332600"/>
+                          </a:xfrm>
+                          <a:prstGeom prst="rect">
+                            <a:avLst/>
+                          </a:prstGeom>
+                          <a:noFill/>
+                          <a:ln w="6350">
+                            <a:noFill/>
+                          </a:ln>
+                        </wps:spPr>
+                        <wps:txbx>
+                          <w:txbxContent>
+                            <w:p>
+                              <w:pPr>
+                                <w:rPr>
+                                  <w:sz w:val="20"/>
+                                  <w:szCs w:val="14"/>
+                                  <w:lang w:val="es-PE"/>
+                                </w:rPr>
+                              </w:pPr>
+                              <w:r>
+                                <w:rPr>
+                                  <w:rFonts w:cs="Arial"/>
+                                  <w:bCs/>
+                                  <w:sz w:val="24"/>
+                                  <w:szCs w:val="24"/>
+                                  <w:lang w:val="es-PE"/>
+                                </w:rPr>
+                                <w:t>{superior_apellidos}</w:t>
+                              </w:r>
+                            </w:p>
+                            <w:p>
+                              <w:pPr>
+                                <w:rPr>
+                                  <w:sz w:val="20"/>
+                                  <w:szCs w:val="14"/>
+                                  <w:lang w:val="es-PE"/>
+                                </w:rPr>
+                              </w:pPr>
+                            </w:p>
+                            <w:p>
+                              <w:pPr>
+                                <w:rPr>
+                                  <w:sz w:val="20"/>
+                                  <w:szCs w:val="14"/>
+                                  <w:lang w:val="es-PE"/>
+                                </w:rPr>
+                              </w:pPr>
+                            </w:p>
+                            <w:p>
+                              <w:pPr>
+                                <w:rPr>
+                                  <w:sz w:val="20"/>
+                                  <w:szCs w:val="14"/>
+                                  <w:lang w:val="es-PE"/>
+                                </w:rPr>
+                              </w:pPr>
+                            </w:p>
+                            <w:p>
+                              <w:pPr>
+                                <w:rPr>
+                                  <w:sz w:val="20"/>
+                                  <w:szCs w:val="14"/>
+                                  <w:lang w:val="es-PE"/>
+                                </w:rPr>
+                              </w:pPr>
+                            </w:p>
+                            <w:p>
+                              <w:pPr>
+                                <w:rPr>
+                                  <w:sz w:val="20"/>
+                                  <w:szCs w:val="14"/>
+                                  <w:lang w:val="es-PE"/>
+                                </w:rPr>
+                              </w:pPr>
+                            </w:p>
+                            <w:p>
+                              <w:pPr>
+                                <w:rPr>
+                                  <w:sz w:val="20"/>
+                                  <w:szCs w:val="14"/>
+                                  <w:lang w:val="es-PE"/>
+                                </w:rPr>
+                              </w:pPr>
+                            </w:p>
+                            <w:p>
+                              <w:pPr>
+                                <w:rPr>
+                                  <w:sz w:val="20"/>
+                                  <w:szCs w:val="14"/>
+                                  <w:lang w:val="es-PE"/>
+                                </w:rPr>
+                              </w:pPr>
+                            </w:p>
+                            <w:p>
+                              <w:pPr>
+                                <w:rPr>
+                                  <w:sz w:val="20"/>
+                                  <w:szCs w:val="14"/>
+                                  <w:lang w:val="es-PE"/>
+                                </w:rPr>
+                              </w:pPr>
+                            </w:p>
+                            <w:p>
+                              <w:pPr>
+                                <w:rPr>
+                                  <w:sz w:val="20"/>
+                                  <w:szCs w:val="14"/>
+                                  <w:lang w:val="es-PE"/>
+                                </w:rPr>
+                              </w:pPr>
+                            </w:p>
+                            <w:p>
+                              <w:pPr>
+                                <w:rPr>
+                                  <w:sz w:val="20"/>
+                                  <w:szCs w:val="14"/>
+                                  <w:lang w:val="es-PE"/>
+                                </w:rPr>
+                              </w:pPr>
+                            </w:p>
+                            <w:p>
+                              <w:pPr>
+                                <w:rPr>
+                                  <w:sz w:val="20"/>
+                                  <w:szCs w:val="14"/>
+                                  <w:lang w:val="es-PE"/>
+                                </w:rPr>
+                              </w:pPr>
+                            </w:p>
+                            <w:p>
+                              <w:pPr>
+                                <w:rPr>
+                                  <w:sz w:val="20"/>
+                                  <w:szCs w:val="14"/>
+                                  <w:lang w:val="es-PE"/>
+                                </w:rPr>
+                              </w:pPr>
+                            </w:p>
+                            <w:p>
+                              <w:pPr>
+                                <w:rPr>
+                                  <w:sz w:val="20"/>
+                                  <w:szCs w:val="14"/>
+                                  <w:lang w:val="es-PE"/>
+                                </w:rPr>
+                              </w:pPr>
+                            </w:p>
+                            <w:p>
+                              <w:pPr>
+                                <w:rPr>
+                                  <w:sz w:val="20"/>
+                                  <w:szCs w:val="14"/>
+                                  <w:lang w:val="es-PE"/>
+                                </w:rPr>
+                              </w:pPr>
+                            </w:p>
+                            <w:p>
+                              <w:pPr>
+                                <w:rPr>
+                                  <w:sz w:val="20"/>
+                                  <w:szCs w:val="14"/>
+                                  <w:lang w:val="es-PE"/>
+                                </w:rPr>
+                              </w:pPr>
+                            </w:p>
+                            <w:p>
+                              <w:pPr>
+                                <w:rPr>
+                                  <w:sz w:val="20"/>
+                                  <w:szCs w:val="14"/>
+                                  <w:lang w:val="es-PE"/>
+                                </w:rPr>
+                              </w:pPr>
+                            </w:p>
+                            <w:p>
+                              <w:pPr>
+                                <w:rPr>
+                                  <w:sz w:val="20"/>
+                                  <w:szCs w:val="14"/>
+                                  <w:lang w:val="es-PE"/>
+                                </w:rPr>
+                              </w:pPr>
+                            </w:p>
+                            <w:p>
+                              <w:pPr>
+                                <w:rPr>
+                                  <w:sz w:val="20"/>
+                                  <w:szCs w:val="14"/>
+                                  <w:lang w:val="es-PE"/>
+                                </w:rPr>
+                              </w:pPr>
+                            </w:p>
+                            <w:p>
+                              <w:pPr>
+                                <w:rPr>
+                                  <w:sz w:val="20"/>
+                                  <w:szCs w:val="14"/>
+                                  <w:lang w:val="es-PE"/>
+                                </w:rPr>
+                              </w:pPr>
+                            </w:p>
+                            <w:p>
+                              <w:pPr>
+                                <w:rPr>
+                                  <w:sz w:val="20"/>
+                                  <w:szCs w:val="14"/>
+                                  <w:lang w:val="es-PE"/>
+                                </w:rPr>
+                              </w:pPr>
+                            </w:p>
+                            <w:p>
+                              <w:pPr>
+                                <w:rPr>
+                                  <w:sz w:val="20"/>
+                                  <w:szCs w:val="14"/>
+                                  <w:lang w:val="es-PE"/>
+                                </w:rPr>
+                              </w:pPr>
+                            </w:p>
+                            <w:p>
+                              <w:pPr>
+                                <w:rPr>
+                                  <w:sz w:val="20"/>
+                                  <w:szCs w:val="14"/>
+                                  <w:lang w:val="es-PE"/>
+                                </w:rPr>
+                              </w:pPr>
+                            </w:p>
+                            <w:p>
+                              <w:pPr>
+                                <w:rPr>
+                                  <w:sz w:val="20"/>
+                                  <w:szCs w:val="14"/>
+                                  <w:lang w:val="es-PE"/>
+                                </w:rPr>
+                              </w:pPr>
+                            </w:p>
+                            <w:p>
+                              <w:pPr>
+                                <w:rPr>
+                                  <w:sz w:val="20"/>
+                                  <w:szCs w:val="14"/>
+                                  <w:lang w:val="es-PE"/>
+                                </w:rPr>
+                              </w:pPr>
+                            </w:p>
+                            <w:p>
+                              <w:pPr>
+                                <w:rPr>
+                                  <w:sz w:val="20"/>
+                                  <w:szCs w:val="14"/>
+                                  <w:lang w:val="es-PE"/>
+                                </w:rPr>
+                              </w:pPr>
+                            </w:p>
+                            <w:p>
+                              <w:pPr>
+                                <w:rPr>
+                                  <w:sz w:val="20"/>
+                                  <w:szCs w:val="14"/>
+                                  <w:lang w:val="es-PE"/>
+                                </w:rPr>
+                              </w:pPr>
+                            </w:p>
+                            <w:p>
+                              <w:pPr>
+                                <w:rPr>
+                                  <w:sz w:val="20"/>
+                                  <w:szCs w:val="14"/>
+                                  <w:lang w:val="es-PE"/>
+                                </w:rPr>
+                              </w:pPr>
+                            </w:p>
+                            <w:p>
+                              <w:pPr>
+                                <w:rPr>
+                                  <w:sz w:val="20"/>
+                                  <w:szCs w:val="14"/>
+                                  <w:lang w:val="es-PE"/>
+                                </w:rPr>
+                              </w:pPr>
+                            </w:p>
+                            <w:p>
+                              <w:pPr>
+                                <w:rPr>
+                                  <w:sz w:val="20"/>
+                                  <w:szCs w:val="14"/>
+                                  <w:lang w:val="es-PE"/>
+                                </w:rPr>
+                              </w:pPr>
+                            </w:p>
+                            <w:p>
+                              <w:pPr>
+                                <w:rPr>
+                                  <w:sz w:val="20"/>
+                                  <w:szCs w:val="14"/>
+                                  <w:lang w:val="es-PE"/>
+                                </w:rPr>
+                              </w:pPr>
+                            </w:p>
+                            <w:p>
+                              <w:pPr>
+                                <w:rPr>
+                                  <w:sz w:val="20"/>
+                                  <w:szCs w:val="14"/>
+                                  <w:lang w:val="es-PE"/>
+                                </w:rPr>
+                              </w:pPr>
+                            </w:p>
+                            <w:p>
+                              <w:pPr>
+                                <w:rPr>
+                                  <w:sz w:val="20"/>
+                                  <w:szCs w:val="14"/>
+                                  <w:lang w:val="es-PE"/>
+                                </w:rPr>
+                              </w:pPr>
+                            </w:p>
+                            <w:p>
+                              <w:pPr>
+                                <w:rPr>
+                                  <w:sz w:val="20"/>
+                                  <w:szCs w:val="14"/>
+                                  <w:lang w:val="es-PE"/>
+                                </w:rPr>
+                              </w:pPr>
+                            </w:p>
+                            <w:p>
+                              <w:pPr>
+                                <w:rPr>
+                                  <w:sz w:val="20"/>
+                                  <w:szCs w:val="14"/>
+                                  <w:lang w:val="es-PE"/>
+                                </w:rPr>
+                              </w:pPr>
+                            </w:p>
+                          </w:txbxContent>
+                        </wps:txbx>
+                        <wps:bodyPr rot="0" spcFirstLastPara="0" vertOverflow="overflow" horzOverflow="overflow" vert="horz" wrap="square" lIns="91440" tIns="45720" rIns="91440" bIns="45720" numCol="1" spcCol="0" rtlCol="0" fromWordArt="0" anchor="t" anchorCtr="0" forceAA="0" compatLnSpc="1">
+                          <a:prstTxWarp prst="textNoShape">
+                            <a:avLst/>
+                          </a:prstTxWarp>
+                          <a:noAutofit/>
+                        </wps:bodyPr>
+                      </wps:wsp>
+                      <wps:wsp>
+                        <wps:cNvPr id="142838111" name="Cuadro de texto 142838111"/>
+                        <wps:cNvSpPr txBox="1"/>
+                        <wps:spPr>
+                          <a:xfrm>
+                            <a:off x="715618" y="1677725"/>
+                            <a:ext cx="1725433" cy="278157"/>
+                          </a:xfrm>
+                          <a:prstGeom prst="rect">
+                            <a:avLst/>
+                          </a:prstGeom>
+                          <a:noFill/>
+                          <a:ln w="6350">
+                            <a:noFill/>
+                          </a:ln>
+                        </wps:spPr>
+                        <wps:txbx>
+                          <w:txbxContent>
+                            <w:p>
+                              <w:pPr>
+                                <w:rPr>
+                                  <w:sz w:val="24"/>
+                                  <w:szCs w:val="18"/>
+                                  <w:lang w:val="es-PE"/>
+                                </w:rPr>
+                              </w:pPr>
+                              <w:r>
+                                <w:rPr>
+                                  <w:rFonts w:cs="Arial"/>
+                                  <w:bCs/>
+                                  <w:sz w:val="24"/>
+                                  <w:szCs w:val="24"/>
+                                  <w:lang w:val="es-PE"/>
+                                </w:rPr>
+                                <w:t>{superior_nombres}</w:t>
+                              </w:r>
+                            </w:p>
+                          </w:txbxContent>
+                        </wps:txbx>
+                        <wps:bodyPr rot="0" spcFirstLastPara="0" vertOverflow="overflow" horzOverflow="overflow" vert="horz" wrap="square" lIns="91440" tIns="45720" rIns="91440" bIns="45720" numCol="1" spcCol="0" rtlCol="0" fromWordArt="0" anchor="t" anchorCtr="0" forceAA="0" compatLnSpc="1">
+                          <a:prstTxWarp prst="textNoShape">
+                            <a:avLst/>
+                          </a:prstTxWarp>
+                          <a:noAutofit/>
+                        </wps:bodyPr>
+                      </wps:wsp>
+                      <wps:wsp>
+                        <wps:cNvPr id="563029074" name="Cuadro de texto 563029074"/>
+                        <wps:cNvSpPr txBox="1"/>
+                        <wps:spPr>
+                          <a:xfrm>
+                            <a:off x="556592" y="1995777"/>
+                            <a:ext cx="1725433" cy="278157"/>
+                          </a:xfrm>
+                          <a:prstGeom prst="rect">
+                            <a:avLst/>
+                          </a:prstGeom>
+                          <a:noFill/>
+                          <a:ln w="6350">
+                            <a:noFill/>
+                          </a:ln>
+                        </wps:spPr>
+                        <wps:txbx>
+                          <w:txbxContent>
+                            <w:p>
+                              <w:pPr>
+                                <w:rPr>
+                                  <w:sz w:val="24"/>
+                                  <w:szCs w:val="18"/>
+                                </w:rPr>
+                              </w:pPr>
+                              <w:r>
+                                <w:rPr>
+                                  <w:sz w:val="24"/>
+                                  <w:szCs w:val="18"/>
+                                </w:rPr>
+                                <w:t>{superior_grado}</w:t>
+                              </w:r>
+                              <w:r>
+                                <w:rPr>
+                                  <w:sz w:val="24"/>
+                                  <w:szCs w:val="18"/>
+                                </w:rPr>
+                                <w:t xml:space="preserve"> PNP</w:t>
+                              </w:r>
+                            </w:p>
+                          </w:txbxContent>
+                        </wps:txbx>
+                        <wps:bodyPr rot="0" spcFirstLastPara="0" vertOverflow="overflow" horzOverflow="overflow" vert="horz" wrap="square" lIns="91440" tIns="45720" rIns="91440" bIns="45720" numCol="1" spcCol="0" rtlCol="0" fromWordArt="0" anchor="t" anchorCtr="0" forceAA="0" compatLnSpc="1">
+                          <a:prstTxWarp prst="textNoShape">
+                            <a:avLst/>
+                          </a:prstTxWarp>
+                          <a:noAutofit/>
+                        </wps:bodyPr>
+                      </wps:wsp>
+                    </wpg:wgp>
+                  </a:graphicData>
+                </a:graphic>
+                <wp14:sizeRelV relativeFrom="margin">
+                  <wp14:pctHeight>0</wp14:pctHeight>
+                </wp14:sizeRelV>
+              </wp:anchor>
+            </w:drawing>
+          </mc:Choice>
+          <mc:Fallback>
+            <w:pict>
+              <v:group w14:anchorId="4ADCC757" id="Grupo 2106470334" o:spid="_x0000_s1033" style="position:absolute;left:0;text-align:left;margin-left:-.25pt;margin-top:.6pt;width:214.3pt;height:192.55pt;z-index:251683841;mso-position-horizontal-relative:margin;mso-height-relative:margin" coordsize="27216,24454" o:gfxdata="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">
+                <v:shape id="Cuadro de texto 1096586737" o:spid="_x0000_s1034" type="#_x0000_t202" style="position:absolute;width:27216;height:24454;visibility:visible;mso-wrap-style:square;v-text-anchor:top" o:gfxdata="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" strokeweight="1.5pt">
+                  <v:textbox>
+                    <w:txbxContent>
+                      <w:p>
+                        <w:pPr>
+                          <w:jc w:val="center"/>
+                          <w:rPr>
+                            <w:rFonts w:cs="Arial"/>
+                            <w:b/>
+                            <w:sz w:val="24"/>
+                            <w:szCs w:val="24"/>
+                            <w:u w:val="single"/>
+                            <w:lang w:val="es-PE"/>
+                          </w:rPr>
+                        </w:pPr>
+                        <w:r>
+                          <w:rPr>
+                            <w:rFonts w:cs="Arial"/>
+                            <w:b/>
+                            <w:sz w:val="24"/>
+                            <w:szCs w:val="24"/>
+                            <w:u w:val="single"/>
+                            <w:lang w:val="es-PE"/>
+                          </w:rPr>
+                          <w:t>SUPERIOR CONDUCE P/A/D</w:t>
+                        </w:r>
+                      </w:p>
+                      <w:p>
+                        <w:pPr>
+                          <w:jc w:val="center"/>
+                          <w:rPr>
+                            <w:rFonts w:cs="Arial"/>
+                            <w:b/>
+                            <w:sz w:val="24"/>
+                            <w:szCs w:val="24"/>
+                            <w:u w:val="single"/>
+                            <w:lang w:val="es-PE"/>
+                          </w:rPr>
+                        </w:pPr>
+                      </w:p>
+                      <w:p>
+                        <w:pPr>
+                          <w:jc w:val="center"/>
+                          <w:rPr>
+                            <w:rFonts w:cs="Arial"/>
+                            <w:b/>
+                            <w:sz w:val="24"/>
+                            <w:szCs w:val="24"/>
+                            <w:u w:val="single"/>
+                            <w:lang w:val="es-PE"/>
+                          </w:rPr>
+                        </w:pPr>
+                      </w:p>
+                      <w:p>
+                        <w:pPr>
+                          <w:jc w:val="center"/>
+                          <w:rPr>
+                            <w:rFonts w:cs="Arial"/>
+                            <w:sz w:val="24"/>
+                            <w:szCs w:val="24"/>
+                            <w:lang w:val="es-PE"/>
+                          </w:rPr>
+                        </w:pPr>
+                        <w:r>
+                          <w:rPr>
+                            <w:rFonts w:cs="Arial"/>
+                            <w:sz w:val="24"/>
+                            <w:szCs w:val="24"/>
+                            <w:lang w:val="es-PE"/>
+                          </w:rPr>
+                          <w:t>______</w:t>
+                        </w:r>
+                        <w:r>
+                          <w:rPr>
+                            <w:rFonts w:cs="Arial"/>
+                            <w:sz w:val="24"/>
+                            <w:szCs w:val="24"/>
+                            <w:lang w:val="es-PE"/>
+                          </w:rPr>
+                          <w:t>___</w:t>
+                        </w:r>
+                        <w:r>
+                          <w:rPr>
+                            <w:rFonts w:cs="Arial"/>
+                            <w:sz w:val="24"/>
+                            <w:szCs w:val="24"/>
+                            <w:lang w:val="es-PE"/>
+                          </w:rPr>
+                          <w:t>____________________</w:t>
+                        </w:r>
+                      </w:p>
+                      <w:p>
+                        <w:pPr>
+                          <w:jc w:val="center"/>
+                          <w:rPr>
+                            <w:rFonts w:cs="Arial"/>
+                            <w:sz w:val="24"/>
+                            <w:szCs w:val="24"/>
+                            <w:lang w:val="es-PE"/>
+                          </w:rPr>
+                        </w:pPr>
+                        <w:r>
+                          <w:rPr>
+                            <w:rFonts w:cs="Arial"/>
+                            <w:sz w:val="24"/>
+                            <w:szCs w:val="24"/>
+                            <w:lang w:val="es-PE"/>
+                          </w:rPr>
+                          <w:t>F</w:t>
+                        </w:r>
+                        <w:r>
+                          <w:rPr>
+                            <w:rFonts w:cs="Arial"/>
+                            <w:sz w:val="24"/>
+                            <w:szCs w:val="24"/>
+                            <w:lang w:val="es-PE"/>
+                          </w:rPr>
+                          <w:t>irma</w:t>
+                        </w:r>
+                      </w:p>
+                      <w:p>
+                        <w:pPr>
+                          <w:ind w:left="1560" w:hanging="1560"/>
+                          <w:rPr>
+                            <w:rFonts w:cs="Arial"/>
+                            <w:sz w:val="24"/>
+                            <w:szCs w:val="24"/>
+                            <w:lang w:val="es-PE"/>
+                          </w:rPr>
+                        </w:pPr>
+                        <w:r>
+                          <w:rPr>
+                            <w:rFonts w:cs="Arial"/>
+                            <w:sz w:val="24"/>
+                            <w:szCs w:val="24"/>
+                            <w:lang w:val="es-PE"/>
+                          </w:rPr>
+                          <w:t>DNI: _________________________</w:t>
+                        </w:r>
+                      </w:p>
+                      <w:p>
+                        <w:pPr>
+                          <w:rPr>
+                            <w:rFonts w:cs="Arial"/>
+                            <w:sz w:val="10"/>
+                            <w:szCs w:val="24"/>
+                            <w:lang w:val="es-PE"/>
+                          </w:rPr>
+                        </w:pPr>
+                      </w:p>
+                      <w:p>
+                        <w:pPr>
+                          <w:spacing w:line="276" w:lineRule="auto"/>
+                          <w:ind w:left="1560" w:hanging="1560"/>
+                          <w:rPr>
+                            <w:rFonts w:cs="Arial"/>
+                            <w:sz w:val="24"/>
+                            <w:szCs w:val="24"/>
+                            <w:lang w:val="es-PE"/>
+                          </w:rPr>
+                        </w:pPr>
+                        <w:r>
+                          <w:rPr>
+                            <w:rFonts w:cs="Arial"/>
+                            <w:sz w:val="24"/>
+                            <w:szCs w:val="24"/>
+                            <w:lang w:val="es-PE"/>
+                          </w:rPr>
+                          <w:t>CIP: _________________________</w:t>
+                        </w:r>
+                      </w:p>
+                      <w:p>
+                        <w:pPr>
+                          <w:spacing w:line="276" w:lineRule="auto"/>
+                          <w:rPr>
+                            <w:rFonts w:cs="Arial"/>
+                            <w:sz w:val="10"/>
+                            <w:szCs w:val="24"/>
+                            <w:lang w:val="es-PE"/>
+                          </w:rPr>
+                        </w:pPr>
+                      </w:p>
+                      <w:p>
+                        <w:pPr>
+                          <w:spacing w:line="276" w:lineRule="auto"/>
+                          <w:rPr>
+                            <w:rFonts w:cs="Arial"/>
+                            <w:sz w:val="24"/>
+                            <w:szCs w:val="24"/>
+                            <w:lang w:val="es-PE"/>
+                          </w:rPr>
+                        </w:pPr>
+                        <w:r>
+                          <w:rPr>
+                            <w:rFonts w:cs="Arial"/>
+                            <w:sz w:val="24"/>
+                            <w:szCs w:val="24"/>
+                            <w:lang w:val="es-PE"/>
+                          </w:rPr>
+                          <w:t>Apellidos</w:t>
+                        </w:r>
+                        <w:r>
+                          <w:rPr>
+                            <w:rFonts w:cs="Arial"/>
+                            <w:sz w:val="24"/>
+                            <w:szCs w:val="24"/>
+                            <w:lang w:val="es-PE"/>
+                          </w:rPr>
+                          <w:t>:</w:t>
+                        </w:r>
+                        <w:r>
+                          <w:rPr>
+                            <w:rFonts w:cs="Arial"/>
+                            <w:sz w:val="24"/>
+                            <w:szCs w:val="24"/>
+                            <w:lang w:val="es-PE"/>
+                          </w:rPr>
+                          <w:t xml:space="preserve"> _____________________</w:t>
+                        </w:r>
+                      </w:p>
+                      <w:p>
+                        <w:pPr>
+                          <w:rPr>
+                            <w:rFonts w:cs="Arial"/>
+                            <w:sz w:val="8"/>
+                            <w:szCs w:val="24"/>
+                            <w:lang w:val="es-PE"/>
+                          </w:rPr>
+                        </w:pPr>
+                      </w:p>
+                      <w:p>
+                        <w:pPr>
+                          <w:spacing w:line="276" w:lineRule="auto"/>
+                          <w:rPr>
+                            <w:rFonts w:cs="Arial"/>
+                            <w:sz w:val="24"/>
+                            <w:szCs w:val="24"/>
+                            <w:lang w:val="es-PE"/>
+                          </w:rPr>
+                        </w:pPr>
+                        <w:r>
+                          <w:rPr>
+                            <w:rFonts w:cs="Arial"/>
+                            <w:sz w:val="24"/>
+                            <w:szCs w:val="24"/>
+                            <w:lang w:val="es-PE"/>
+                          </w:rPr>
+                          <w:t>Nombres: _____________________</w:t>
+                        </w:r>
+                      </w:p>
+                      <w:p>
+                        <w:pPr>
+                          <w:rPr>
+                            <w:rFonts w:cs="Arial"/>
+                            <w:sz w:val="16"/>
+                            <w:szCs w:val="16"/>
+                            <w:lang w:val="es-PE"/>
+                          </w:rPr>
+                        </w:pPr>
+                      </w:p>
+                      <w:p>
+                        <w:pPr>
+                          <w:rPr>
+                            <w:rFonts w:cs="Arial"/>
+                            <w:b/>
+                            <w:sz w:val="24"/>
+                            <w:szCs w:val="24"/>
+                            <w:u w:val="single"/>
+                            <w:lang w:val="es-PE"/>
+                          </w:rPr>
+                        </w:pPr>
+                        <w:r>
+                          <w:rPr>
+                            <w:rFonts w:cs="Arial"/>
+                            <w:sz w:val="24"/>
+                            <w:szCs w:val="24"/>
+                            <w:lang w:val="es-PE"/>
+                          </w:rPr>
+                          <w:t>Grado</w:t>
+                        </w:r>
+                        <w:r>
+                          <w:rPr>
+                            <w:rFonts w:cs="Arial"/>
+                            <w:sz w:val="24"/>
+                            <w:szCs w:val="24"/>
+                            <w:lang w:val="es-PE"/>
+                          </w:rPr>
+                          <w:t>:</w:t>
+                        </w:r>
+                        <w:r>
+                          <w:rPr>
+                            <w:rFonts w:cs="Arial"/>
+                            <w:sz w:val="24"/>
+                            <w:szCs w:val="24"/>
+                            <w:lang w:val="es-PE"/>
+                          </w:rPr>
+                          <w:t xml:space="preserve"> _______________________</w:t>
+                        </w:r>
+                      </w:p>
+                    </w:txbxContent>
+                  </v:textbox>
+                </v:shape>
+                <v:shape id="Cuadro de texto 337128152" o:spid="_x0000_s1035" type="#_x0000_t202" style="position:absolute;left:4134;top:8825;width:9701;height:2782;visibility:visible;mso-wrap-style:square;v-text-anchor:top" o:gfxdata="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" filled="f" stroked="f" strokeweight=".5pt">
+                  <v:textbox>
+                    <w:txbxContent>
+                      <w:p>
+                        <w:pPr>
+                          <w:rPr>
+                            <w:sz w:val="24"/>
+                            <w:szCs w:val="18"/>
+                            <w:lang w:val="es-PE"/>
+                          </w:rPr>
+                        </w:pPr>
+                        <w:r>
+                          <w:rPr>
+                            <w:sz w:val="24"/>
+                            <w:szCs w:val="18"/>
+                            <w:lang w:val="es-PE"/>
+                          </w:rPr>
+                          <w:t>{superior_dni}</w:t>
+                        </w:r>
+                        <w:r>
+                          <w:rPr>
+                            <w:sz w:val="24"/>
+                            <w:szCs w:val="18"/>
+                            <w:lang w:val="es-PE"/>
+                          </w:rPr>
+                          <w:tab/>
+                        </w:r>
+                      </w:p>
+                    </w:txbxContent>
+                  </v:textbox>
+                </v:shape>
+                <v:shape id="Cuadro de texto 1151277308" o:spid="_x0000_s1036" type="#_x0000_t202" style="position:absolute;left:4532;top:11449;width:9700;height:2782;visibility:visible;mso-wrap-style:square;v-text-anchor:top" o:gfxdata="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" filled="f" stroked="f" strokeweight=".5pt">
+                  <v:textbox>
+                    <w:txbxContent>
+                      <w:p>
+                        <w:pPr>
+                          <w:rPr>
+                            <w:sz w:val="24"/>
+                            <w:szCs w:val="18"/>
+                            <w:lang w:val="es-PE"/>
+                          </w:rPr>
+                        </w:pPr>
+                        <w:r>
+                          <w:rPr>
+                            <w:sz w:val="24"/>
+                            <w:szCs w:val="18"/>
+                            <w:lang w:val="es-PE"/>
+                          </w:rPr>
+                          <w:t>{superior_cip}</w:t>
+                        </w:r>
+                      </w:p>
+                    </w:txbxContent>
+                  </v:textbox>
+                </v:shape>
+                <v:shape id="Cuadro de texto 587409326" o:spid="_x0000_s1037" type="#_x0000_t202" style="position:absolute;left:7156;top:14231;width:18752;height:3326;visibility:visible;mso-wrap-style:square;v-text-anchor:top" o:gfxdata="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" filled="f" stroked="f" strokeweight=".5pt">
+                  <v:textbox>
+                    <w:txbxContent>
+                      <w:p>
+                        <w:pPr>
+                          <w:rPr>
+                            <w:sz w:val="20"/>
+                            <w:szCs w:val="14"/>
+                            <w:lang w:val="es-PE"/>
+                          </w:rPr>
+                        </w:pPr>
+                        <w:r>
+                          <w:rPr>
+                            <w:rFonts w:cs="Arial"/>
+                            <w:bCs/>
+                            <w:sz w:val="24"/>
+                            <w:szCs w:val="24"/>
+                            <w:lang w:val="es-PE"/>
+                          </w:rPr>
+                          <w:t>{superior_apellidos}</w:t>
+                        </w:r>
+                      </w:p>
+                      <w:p>
+                        <w:pPr>
+                          <w:rPr>
+                            <w:sz w:val="20"/>
+                            <w:szCs w:val="14"/>
+                            <w:lang w:val="es-PE"/>
+                          </w:rPr>
+                        </w:pPr>
+                      </w:p>
+                      <w:p>
+                        <w:pPr>
+                          <w:rPr>
+                            <w:sz w:val="20"/>
+                            <w:szCs w:val="14"/>
+                            <w:lang w:val="es-PE"/>
+                          </w:rPr>
+                        </w:pPr>
+                      </w:p>
+                      <w:p>
+                        <w:pPr>
+                          <w:rPr>
+                            <w:sz w:val="20"/>
+                            <w:szCs w:val="14"/>
+                            <w:lang w:val="es-PE"/>
+                          </w:rPr>
+                        </w:pPr>
+                      </w:p>
+                      <w:p>
+                        <w:pPr>
+                          <w:rPr>
+                            <w:sz w:val="20"/>
+                            <w:szCs w:val="14"/>
+                            <w:lang w:val="es-PE"/>
+                          </w:rPr>
+                        </w:pPr>
+                      </w:p>
+                      <w:p>
+                        <w:pPr>
+                          <w:rPr>
+                            <w:sz w:val="20"/>
+                            <w:szCs w:val="14"/>
+                            <w:lang w:val="es-PE"/>
+                          </w:rPr>
+                        </w:pPr>
+                      </w:p>
+                      <w:p>
+                        <w:pPr>
+                          <w:rPr>
+                            <w:sz w:val="20"/>
+                            <w:szCs w:val="14"/>
+                            <w:lang w:val="es-PE"/>
+                          </w:rPr>
+                        </w:pPr>
+                      </w:p>
+                      <w:p>
+                        <w:pPr>
+                          <w:rPr>
+                            <w:sz w:val="20"/>
+                            <w:szCs w:val="14"/>
+                            <w:lang w:val="es-PE"/>
+                          </w:rPr>
+                        </w:pPr>
+                      </w:p>
+                      <w:p>
+                        <w:pPr>
+                          <w:rPr>
+                            <w:sz w:val="20"/>
+                            <w:szCs w:val="14"/>
+                            <w:lang w:val="es-PE"/>
+                          </w:rPr>
+                        </w:pPr>
+                      </w:p>
+                      <w:p>
+                        <w:pPr>
+                          <w:rPr>
+                            <w:sz w:val="20"/>
+                            <w:szCs w:val="14"/>
+                            <w:lang w:val="es-PE"/>
+                          </w:rPr>
+                        </w:pPr>
+                      </w:p>
+                      <w:p>
+                        <w:pPr>
+                          <w:rPr>
+                            <w:sz w:val="20"/>
+                            <w:szCs w:val="14"/>
+                            <w:lang w:val="es-PE"/>
+                          </w:rPr>
+                        </w:pPr>
+                      </w:p>
+                      <w:p>
+                        <w:pPr>
+                          <w:rPr>
+                            <w:sz w:val="20"/>
+                            <w:szCs w:val="14"/>
+                            <w:lang w:val="es-PE"/>
+                          </w:rPr>
+                        </w:pPr>
+                      </w:p>
+                      <w:p>
+                        <w:pPr>
+                          <w:rPr>
+                            <w:sz w:val="20"/>
+                            <w:szCs w:val="14"/>
+                            <w:lang w:val="es-PE"/>
+                          </w:rPr>
+                        </w:pPr>
+                      </w:p>
+                      <w:p>
+                        <w:pPr>
+                          <w:rPr>
+                            <w:sz w:val="20"/>
+                            <w:szCs w:val="14"/>
+                            <w:lang w:val="es-PE"/>
+                          </w:rPr>
+                        </w:pPr>
+                      </w:p>
+                      <w:p>
+                        <w:pPr>
+                          <w:rPr>
+                            <w:sz w:val="20"/>
+                            <w:szCs w:val="14"/>
+                            <w:lang w:val="es-PE"/>
+                          </w:rPr>
+                        </w:pPr>
+                      </w:p>
+                      <w:p>
+                        <w:pPr>
+                          <w:rPr>
+                            <w:sz w:val="20"/>
+                            <w:szCs w:val="14"/>
+                            <w:lang w:val="es-PE"/>
+                          </w:rPr>
+                        </w:pPr>
+                      </w:p>
+                      <w:p>
+                        <w:pPr>
+                          <w:rPr>
+                            <w:sz w:val="20"/>
+                            <w:szCs w:val="14"/>
+                            <w:lang w:val="es-PE"/>
+                          </w:rPr>
+                        </w:pPr>
+                      </w:p>
+                      <w:p>
+                        <w:pPr>
+                          <w:rPr>
+                            <w:sz w:val="20"/>
+                            <w:szCs w:val="14"/>
+                            <w:lang w:val="es-PE"/>
+                          </w:rPr>
+                        </w:pPr>
+                      </w:p>
+                      <w:p>
+                        <w:pPr>
+                          <w:rPr>
+                            <w:sz w:val="20"/>
+                            <w:szCs w:val="14"/>
+                            <w:lang w:val="es-PE"/>
+                          </w:rPr>
+                        </w:pPr>
+                      </w:p>
+                      <w:p>
+                        <w:pPr>
+                          <w:rPr>
+                            <w:sz w:val="20"/>
+                            <w:szCs w:val="14"/>
+                            <w:lang w:val="es-PE"/>
+                          </w:rPr>
+                        </w:pPr>
+                      </w:p>
+                      <w:p>
+                        <w:pPr>
+                          <w:rPr>
+                            <w:sz w:val="20"/>
+                            <w:szCs w:val="14"/>
+                            <w:lang w:val="es-PE"/>
+                          </w:rPr>
+                        </w:pPr>
+                      </w:p>
+                      <w:p>
+                        <w:pPr>
+                          <w:rPr>
+                            <w:sz w:val="20"/>
+                            <w:szCs w:val="14"/>
+                            <w:lang w:val="es-PE"/>
+                          </w:rPr>
+                        </w:pPr>
+                      </w:p>
+                      <w:p>
+                        <w:pPr>
+                          <w:rPr>
+                            <w:sz w:val="20"/>
+                            <w:szCs w:val="14"/>
+                            <w:lang w:val="es-PE"/>
+                          </w:rPr>
+                        </w:pPr>
+                      </w:p>
+                      <w:p>
+                        <w:pPr>
+                          <w:rPr>
+                            <w:sz w:val="20"/>
+                            <w:szCs w:val="14"/>
+                            <w:lang w:val="es-PE"/>
+                          </w:rPr>
+                        </w:pPr>
+                      </w:p>
+                      <w:p>
+                        <w:pPr>
+                          <w:rPr>
+                            <w:sz w:val="20"/>
+                            <w:szCs w:val="14"/>
+                            <w:lang w:val="es-PE"/>
+                          </w:rPr>
+                        </w:pPr>
+                      </w:p>
+                      <w:p>
+                        <w:pPr>
+                          <w:rPr>
+                            <w:sz w:val="20"/>
+                            <w:szCs w:val="14"/>
+                            <w:lang w:val="es-PE"/>
+                          </w:rPr>
+                        </w:pPr>
+                      </w:p>
+                      <w:p>
+                        <w:pPr>
+                          <w:rPr>
+                            <w:sz w:val="20"/>
+                            <w:szCs w:val="14"/>
+                            <w:lang w:val="es-PE"/>
+                          </w:rPr>
+                        </w:pPr>
+                      </w:p>
+                      <w:p>
+                        <w:pPr>
+                          <w:rPr>
+                            <w:sz w:val="20"/>
+                            <w:szCs w:val="14"/>
+                            <w:lang w:val="es-PE"/>
+                          </w:rPr>
+                        </w:pPr>
+                      </w:p>
+                      <w:p>
+                        <w:pPr>
+                          <w:rPr>
+                            <w:sz w:val="20"/>
+                            <w:szCs w:val="14"/>
+                            <w:lang w:val="es-PE"/>
+                          </w:rPr>
+                        </w:pPr>
+                      </w:p>
+                      <w:p>
+                        <w:pPr>
+                          <w:rPr>
+                            <w:sz w:val="20"/>
+                            <w:szCs w:val="14"/>
+                            <w:lang w:val="es-PE"/>
+                          </w:rPr>
+                        </w:pPr>
+                      </w:p>
+                      <w:p>
+                        <w:pPr>
+                          <w:rPr>
+                            <w:sz w:val="20"/>
+                            <w:szCs w:val="14"/>
+                            <w:lang w:val="es-PE"/>
+                          </w:rPr>
+                        </w:pPr>
+                      </w:p>
+                      <w:p>
+                        <w:pPr>
+                          <w:rPr>
+                            <w:sz w:val="20"/>
+                            <w:szCs w:val="14"/>
+                            <w:lang w:val="es-PE"/>
+                          </w:rPr>
+                        </w:pPr>
+                      </w:p>
+                      <w:p>
+                        <w:pPr>
+                          <w:rPr>
+                            <w:sz w:val="20"/>
+                            <w:szCs w:val="14"/>
+                            <w:lang w:val="es-PE"/>
+                          </w:rPr>
+                        </w:pPr>
+                      </w:p>
+                      <w:p>
+                        <w:pPr>
+                          <w:rPr>
+                            <w:sz w:val="20"/>
+                            <w:szCs w:val="14"/>
+                            <w:lang w:val="es-PE"/>
+                          </w:rPr>
+                        </w:pPr>
+                      </w:p>
+                      <w:p>
+                        <w:pPr>
+                          <w:rPr>
+                            <w:sz w:val="20"/>
+                            <w:szCs w:val="14"/>
+                            <w:lang w:val="es-PE"/>
+                          </w:rPr>
+                        </w:pPr>
+                      </w:p>
+                    </w:txbxContent>
+                  </v:textbox>
+                </v:shape>
+                <v:shape id="Cuadro de texto 142838111" o:spid="_x0000_s1038" type="#_x0000_t202" style="position:absolute;left:7156;top:16777;width:17254;height:2781;visibility:visible;mso-wrap-style:square;v-text-anchor:top" o:gfxdata="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" filled="f" stroked="f" strokeweight=".5pt">
+                  <v:textbox>
+                    <w:txbxContent>
+                      <w:p>
+                        <w:pPr>
+                          <w:rPr>
+                            <w:sz w:val="24"/>
+                            <w:szCs w:val="18"/>
+                            <w:lang w:val="es-PE"/>
+                          </w:rPr>
+                        </w:pPr>
+                        <w:r>
+                          <w:rPr>
+                            <w:rFonts w:cs="Arial"/>
+                            <w:bCs/>
+                            <w:sz w:val="24"/>
+                            <w:szCs w:val="24"/>
+                            <w:lang w:val="es-PE"/>
+                          </w:rPr>
+                          <w:t>{superior_nombres}</w:t>
+                        </w:r>
+                      </w:p>
+                    </w:txbxContent>
+                  </v:textbox>
+                </v:shape>
+                <v:shape id="Cuadro de texto 563029074" o:spid="_x0000_s1039" type="#_x0000_t202" style="position:absolute;left:5565;top:19957;width:17255;height:2782;visibility:visible;mso-wrap-style:square;v-text-anchor:top" o:gfxdata="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" filled="f" stroked="f" strokeweight=".5pt">
+                  <v:textbox>
+                    <w:txbxContent>
+                      <w:p>
+                        <w:pPr>
+                          <w:rPr>
+                            <w:sz w:val="24"/>
+                            <w:szCs w:val="18"/>
+                          </w:rPr>
+                        </w:pPr>
+                        <w:r>
+                          <w:rPr>
+                            <w:sz w:val="24"/>
+                            <w:szCs w:val="18"/>
+                          </w:rPr>
+                          <w:t>{superior_grado}</w:t>
+                        </w:r>
+                        <w:r>
+                          <w:rPr>
+                            <w:sz w:val="24"/>
+                            <w:szCs w:val="18"/>
+                          </w:rPr>
+                          <w:t xml:space="preserve"> PNP</w:t>
+                        </w:r>
+                      </w:p>
+                    </w:txbxContent>
+                  </v:textbox>
+                </v:shape>
+                <w10:wrap anchorx="margin"/>
+              </v:group>
+            </w:pict>
+          </mc:Fallback>
+        </mc:AlternateContent>
+      </w:r>
+      <w:r>
+        <w:rPr>
+          <w:rFonts w:cs="Arial"/>
+          <w:b/>
+          <w:noProof/>
+          <w:u w:val="single"/>
+          <w:lang w:val="es-PE"/>
+        </w:rPr>
+        <mc:AlternateContent>
+          <mc:Choice Requires="wpg">
+            <w:drawing>
+              <wp:anchor distT="0" distB="0" distL="114300" distR="114300" simplePos="0" relativeHeight="251681793" behindDoc="0" locked="0" layoutInCell="1" allowOverlap="1" wp14:anchorId="006A358E" wp14:editId="3126C719">
+                <wp:simplePos x="0" y="0"/>
+                <wp:positionH relativeFrom="margin">
+                  <wp:align>left</wp:align>
+                </wp:positionH>
+                <wp:positionV relativeFrom="paragraph">
+                  <wp:posOffset>8255</wp:posOffset>
+                </wp:positionV>
+                <wp:extent cx="2721610" cy="2445385"/>
+                <wp:effectExtent l="0" t="0" r="21590" b="12065"/>
+                <wp:wrapNone/>
+                <wp:docPr id="1174315406" name="Grupo 1174315406"/>
+                <wp:cNvGraphicFramePr/>
+                <a:graphic xmlns:a="http://schemas.openxmlformats.org/drawingml/2006/main">
+                  <a:graphicData uri="http://schemas.microsoft.com/office/word/2010/wordprocessingGroup">
+                    <wpg:wgp>
+                      <wpg:cNvGrpSpPr/>
+                      <wpg:grpSpPr>
+                        <a:xfrm>
+                          <a:off x="0" y="0"/>
+                          <a:ext cx="2721610" cy="2445385"/>
+                          <a:chOff x="0" y="0"/>
+                          <a:chExt cx="2721610" cy="2445488"/>
+                        </a:xfrm>
+                      </wpg:grpSpPr>
+                      <wps:wsp>
+                        <wps:cNvPr id="1379834038" name="Cuadro de texto 1379834038"/>
+                        <wps:cNvSpPr txBox="1">
+                          <a:spLocks noChangeArrowheads="1"/>
+                        </wps:cNvSpPr>
+                        <wps:spPr bwMode="auto">
+                          <a:xfrm>
+                            <a:off x="0" y="0"/>
+                            <a:ext cx="2721610" cy="2445488"/>
+                          </a:xfrm>
+                          <a:prstGeom prst="rect">
+                            <a:avLst/>
+                          </a:prstGeom>
+                          <a:solidFill>
+                            <a:srgbClr val="FFFFFF"/>
+                          </a:solidFill>
+                          <a:ln w="19050">
+                            <a:solidFill>
+                              <a:srgbClr val="000000"/>
+                            </a:solidFill>
+                            <a:miter lim="800000"/>
+                            <a:headEnd/>
+                            <a:tailEnd/>
+                          </a:ln>
+                        </wps:spPr>
+                        <wps:txbx>
+                          <w:txbxContent>
+                            <w:p>
+                              <w:pPr>
+                                <w:jc w:val="center"/>
+                                <w:rPr>
+                                  <w:rFonts w:cs="Arial"/>
+                                  <w:b/>
+                                  <w:sz w:val="24"/>
+                                  <w:szCs w:val="24"/>
+                                  <w:u w:val="single"/>
+                                  <w:lang w:val="es-PE"/>
+                                </w:rPr>
+                              </w:pPr>
+                              <w:r>
+                                <w:rPr>
+                                  <w:rFonts w:cs="Arial"/>
+                                  <w:b/>
+                                  <w:sz w:val="24"/>
+                                  <w:szCs w:val="24"/>
+                                  <w:u w:val="single"/>
+                                  <w:lang w:val="es-PE"/>
+                                </w:rPr>
+                                <w:t>SUPERIOR CONDUCE P/A/D</w:t>
+                              </w:r>
+                            </w:p>
+                            <w:p>
+                              <w:pPr>
+                                <w:jc w:val="center"/>
+                                <w:rPr>
+                                  <w:rFonts w:cs="Arial"/>
+                                  <w:b/>
+                                  <w:sz w:val="24"/>
+                                  <w:szCs w:val="24"/>
+                                  <w:u w:val="single"/>
+                                  <w:lang w:val="es-PE"/>
+                                </w:rPr>
+                              </w:pPr>
+                            </w:p>
+                            <w:p>
+                              <w:pPr>
+                                <w:jc w:val="center"/>
+                                <w:rPr>
+                                  <w:rFonts w:cs="Arial"/>
+                                  <w:b/>
+                                  <w:sz w:val="24"/>
+                                  <w:szCs w:val="24"/>
+                                  <w:u w:val="single"/>
+                                  <w:lang w:val="es-PE"/>
+                                </w:rPr>
+                              </w:pPr>
+                            </w:p>
+                            <w:p>
+                              <w:pPr>
+                                <w:jc w:val="center"/>
+                                <w:rPr>
+                                  <w:rFonts w:cs="Arial"/>
+                                  <w:sz w:val="24"/>
+                                  <w:szCs w:val="24"/>
+                                  <w:lang w:val="es-PE"/>
+                                </w:rPr>
+                              </w:pPr>
+                              <w:r>
+                                <w:rPr>
+                                  <w:rFonts w:cs="Arial"/>
+                                  <w:sz w:val="24"/>
+                                  <w:szCs w:val="24"/>
+                                  <w:lang w:val="es-PE"/>
+                                </w:rPr>
+                                <w:t>______</w:t>
+                              </w:r>
+                              <w:r>
+                                <w:rPr>
+                                  <w:rFonts w:cs="Arial"/>
+                                  <w:sz w:val="24"/>
+                                  <w:szCs w:val="24"/>
+                                  <w:lang w:val="es-PE"/>
+                                </w:rPr>
+                                <w:t>___</w:t>
+                              </w:r>
+                              <w:r>
+                                <w:rPr>
+                                  <w:rFonts w:cs="Arial"/>
+                                  <w:sz w:val="24"/>
+                                  <w:szCs w:val="24"/>
+                                  <w:lang w:val="es-PE"/>
+                                </w:rPr>
+                                <w:t>____________________</w:t>
+                              </w:r>
+                            </w:p>
+                            <w:p>
+                              <w:pPr>
+                                <w:jc w:val="center"/>
+                                <w:rPr>
+                                  <w:rFonts w:cs="Arial"/>
+                                  <w:sz w:val="24"/>
+                                  <w:szCs w:val="24"/>
+                                  <w:lang w:val="es-PE"/>
+                                </w:rPr>
+                              </w:pPr>
+                              <w:r>
+                                <w:rPr>
+                                  <w:rFonts w:cs="Arial"/>
+                                  <w:sz w:val="24"/>
+                                  <w:szCs w:val="24"/>
+                                  <w:lang w:val="es-PE"/>
+                                </w:rPr>
+                                <w:t>F</w:t>
+                              </w:r>
+                              <w:r>
+                                <w:rPr>
+                                  <w:rFonts w:cs="Arial"/>
+                                  <w:sz w:val="24"/>
+                                  <w:szCs w:val="24"/>
+                                  <w:lang w:val="es-PE"/>
+                                </w:rPr>
+                                <w:t>irma</w:t>
+                              </w:r>
+                            </w:p>
+                            <w:p>
+                              <w:pPr>
+                                <w:ind w:left="1560" w:hanging="1560"/>
+                                <w:rPr>
+                                  <w:rFonts w:cs="Arial"/>
+                                  <w:sz w:val="24"/>
+                                  <w:szCs w:val="24"/>
+                                  <w:lang w:val="es-PE"/>
+                                </w:rPr>
+                              </w:pPr>
+                              <w:r>
+                                <w:rPr>
+                                  <w:rFonts w:cs="Arial"/>
+                                  <w:sz w:val="24"/>
+                                  <w:szCs w:val="24"/>
+                                  <w:lang w:val="es-PE"/>
+                                </w:rPr>
+                                <w:t>DNI: _________________________</w:t>
+                              </w:r>
+                            </w:p>
+                            <w:p>
+                              <w:pPr>
+                                <w:rPr>
+                                  <w:rFonts w:cs="Arial"/>
+                                  <w:sz w:val="10"/>
+                                  <w:szCs w:val="24"/>
+                                  <w:lang w:val="es-PE"/>
+                                </w:rPr>
+                              </w:pPr>
+                            </w:p>
+                            <w:p>
+                              <w:pPr>
+                                <w:spacing w:line="276" w:lineRule="auto"/>
+                                <w:ind w:left="1560" w:hanging="1560"/>
+                                <w:rPr>
+                                  <w:rFonts w:cs="Arial"/>
+                                  <w:sz w:val="24"/>
+                                  <w:szCs w:val="24"/>
+                                  <w:lang w:val="es-PE"/>
+                                </w:rPr>
+                              </w:pPr>
+                              <w:r>
+                                <w:rPr>
+                                  <w:rFonts w:cs="Arial"/>
+                                  <w:sz w:val="24"/>
+                                  <w:szCs w:val="24"/>
+                                  <w:lang w:val="es-PE"/>
+                                </w:rPr>
+                                <w:t>CIP: _________________________</w:t>
+                              </w:r>
+                            </w:p>
+                            <w:p>
+                              <w:pPr>
+                                <w:spacing w:line="276" w:lineRule="auto"/>
+                                <w:rPr>
+                                  <w:rFonts w:cs="Arial"/>
+                                  <w:sz w:val="10"/>
+                                  <w:szCs w:val="24"/>
+                                  <w:lang w:val="es-PE"/>
+                                </w:rPr>
+                              </w:pPr>
+                            </w:p>
+                            <w:p>
+                              <w:pPr>
+                                <w:spacing w:line="276" w:lineRule="auto"/>
+                                <w:rPr>
+                                  <w:rFonts w:cs="Arial"/>
+                                  <w:sz w:val="24"/>
+                                  <w:szCs w:val="24"/>
+                                  <w:lang w:val="es-PE"/>
+                                </w:rPr>
+                              </w:pPr>
+                              <w:r>
+                                <w:rPr>
+                                  <w:rFonts w:cs="Arial"/>
+                                  <w:sz w:val="24"/>
+                                  <w:szCs w:val="24"/>
+                                  <w:lang w:val="es-PE"/>
+                                </w:rPr>
+                                <w:t>Apellidos</w:t>
+                              </w:r>
+                              <w:r>
+                                <w:rPr>
+                                  <w:rFonts w:cs="Arial"/>
+                                  <w:sz w:val="24"/>
+                                  <w:szCs w:val="24"/>
+                                  <w:lang w:val="es-PE"/>
+                                </w:rPr>
+                                <w:t>:</w:t>
+                              </w:r>
+                              <w:r>
+                                <w:rPr>
+                                  <w:rFonts w:cs="Arial"/>
+                                  <w:sz w:val="24"/>
+                                  <w:szCs w:val="24"/>
+                                  <w:lang w:val="es-PE"/>
+                                </w:rPr>
+                                <w:t xml:space="preserve"> _____________________</w:t>
+                              </w:r>
+                            </w:p>
+                            <w:p>
+                              <w:pPr>
+                                <w:rPr>
+                                  <w:rFonts w:cs="Arial"/>
+                                  <w:sz w:val="8"/>
+                                  <w:szCs w:val="24"/>
+                                  <w:lang w:val="es-PE"/>
+                                </w:rPr>
+                              </w:pPr>
+                            </w:p>
+                            <w:p>
+                              <w:pPr>
+                                <w:spacing w:line="276" w:lineRule="auto"/>
+                                <w:rPr>
+                                  <w:rFonts w:cs="Arial"/>
+                                  <w:sz w:val="24"/>
+                                  <w:szCs w:val="24"/>
+                                  <w:lang w:val="es-PE"/>
+                                </w:rPr>
+                              </w:pPr>
+                              <w:r>
+                                <w:rPr>
+                                  <w:rFonts w:cs="Arial"/>
+                                  <w:sz w:val="24"/>
+                                  <w:szCs w:val="24"/>
+                                  <w:lang w:val="es-PE"/>
+                                </w:rPr>
+                                <w:t>Nombres: _____________________</w:t>
+                              </w:r>
+                            </w:p>
+                            <w:p>
+                              <w:pPr>
+                                <w:rPr>
+                                  <w:rFonts w:cs="Arial"/>
+                                  <w:sz w:val="16"/>
+                                  <w:szCs w:val="16"/>
+                                  <w:lang w:val="es-PE"/>
+                                </w:rPr>
+                              </w:pPr>
+                            </w:p>
+                            <w:p>
+                              <w:pPr>
+                                <w:rPr>
+                                  <w:rFonts w:cs="Arial"/>
+                                  <w:b/>
+                                  <w:sz w:val="24"/>
+                                  <w:szCs w:val="24"/>
+                                  <w:u w:val="single"/>
+                                  <w:lang w:val="es-PE"/>
+                                </w:rPr>
+                              </w:pPr>
+                              <w:r>
+                                <w:rPr>
+                                  <w:rFonts w:cs="Arial"/>
+                                  <w:sz w:val="24"/>
+                                  <w:szCs w:val="24"/>
+                                  <w:lang w:val="es-PE"/>
+                                </w:rPr>
+                                <w:t>Grado</w:t>
+                              </w:r>
+                              <w:r>
+                                <w:rPr>
+                                  <w:rFonts w:cs="Arial"/>
+                                  <w:sz w:val="24"/>
+                                  <w:szCs w:val="24"/>
+                                  <w:lang w:val="es-PE"/>
+                                </w:rPr>
+                                <w:t>:</w:t>
+                              </w:r>
+                              <w:r>
+                                <w:rPr>
+                                  <w:rFonts w:cs="Arial"/>
+                                  <w:sz w:val="24"/>
+                                  <w:szCs w:val="24"/>
+                                  <w:lang w:val="es-PE"/>
+                                </w:rPr>
+                                <w:t xml:space="preserve"> _______________________</w:t>
+                              </w:r>
+                            </w:p>
+                          </w:txbxContent>
+                        </wps:txbx>
+                        <wps:bodyPr rot="0" vert="horz" wrap="square" lIns="91440" tIns="45720" rIns="91440" bIns="45720" anchor="t" anchorCtr="0" upright="1">
+                          <a:noAutofit/>
+                        </wps:bodyPr>
+                      </wps:wsp>
+                      <wps:wsp>
+                        <wps:cNvPr id="1182269669" name="Cuadro de texto 1182269669"/>
+                        <wps:cNvSpPr txBox="1"/>
+                        <wps:spPr>
+                          <a:xfrm>
+                            <a:off x="413468" y="882595"/>
+                            <a:ext cx="970059" cy="278157"/>
+                          </a:xfrm>
+                          <a:prstGeom prst="rect">
+                            <a:avLst/>
+                          </a:prstGeom>
+                          <a:noFill/>
+                          <a:ln w="6350">
+                            <a:noFill/>
+                          </a:ln>
+                        </wps:spPr>
+                        <wps:txbx>
+                          <w:txbxContent>
+                            <w:p>
+                              <w:pPr>
+                                <w:rPr>
+                                  <w:sz w:val="24"/>
+                                  <w:szCs w:val="18"/>
+                                  <w:lang w:val="es-PE"/>
+                                </w:rPr>
+                              </w:pPr>
+                              <w:r>
+                                <w:rPr>
+                                  <w:sz w:val="24"/>
+                                  <w:szCs w:val="18"/>
+                                  <w:lang w:val="es-PE"/>
+                                </w:rPr>
+                                <w:t>{superior_dni}</w:t>
+                              </w:r>
+                              <w:r>
+                                <w:rPr>
+                                  <w:sz w:val="24"/>
+                                  <w:szCs w:val="18"/>
+                                  <w:lang w:val="es-PE"/>
+                                </w:rPr>
+                                <w:tab/>
+                              </w:r>
+                            </w:p>
+                          </w:txbxContent>
+                        </wps:txbx>
+                        <wps:bodyPr rot="0" spcFirstLastPara="0" vertOverflow="overflow" horzOverflow="overflow" vert="horz" wrap="square" lIns="91440" tIns="45720" rIns="91440" bIns="45720" numCol="1" spcCol="0" rtlCol="0" fromWordArt="0" anchor="t" anchorCtr="0" forceAA="0" compatLnSpc="1">
+                          <a:prstTxWarp prst="textNoShape">
+                            <a:avLst/>
+                          </a:prstTxWarp>
+                          <a:noAutofit/>
+                        </wps:bodyPr>
+                      </wps:wsp>
+                      <wps:wsp>
+                        <wps:cNvPr id="443298384" name="Cuadro de texto 443298384"/>
+                        <wps:cNvSpPr txBox="1"/>
+                        <wps:spPr>
+                          <a:xfrm>
+                            <a:off x="453225" y="1144988"/>
+                            <a:ext cx="970059" cy="278157"/>
+                          </a:xfrm>
+                          <a:prstGeom prst="rect">
+                            <a:avLst/>
+                          </a:prstGeom>
+                          <a:noFill/>
+                          <a:ln w="6350">
+                            <a:noFill/>
+                          </a:ln>
+                        </wps:spPr>
+                        <wps:txbx>
+                          <w:txbxContent>
+                            <w:p>
+                              <w:pPr>
+                                <w:rPr>
+                                  <w:sz w:val="24"/>
+                                  <w:szCs w:val="18"/>
+                                  <w:lang w:val="es-PE"/>
+                                </w:rPr>
+                              </w:pPr>
+                              <w:r>
+                                <w:rPr>
+                                  <w:sz w:val="24"/>
+                                  <w:szCs w:val="18"/>
+                                  <w:lang w:val="es-PE"/>
+                                </w:rPr>
+                                <w:t>{superior_cip}</w:t>
+                              </w:r>
+                            </w:p>
+                          </w:txbxContent>
+                        </wps:txbx>
+                        <wps:bodyPr rot="0" spcFirstLastPara="0" vertOverflow="overflow" horzOverflow="overflow" vert="horz" wrap="square" lIns="91440" tIns="45720" rIns="91440" bIns="45720" numCol="1" spcCol="0" rtlCol="0" fromWordArt="0" anchor="t" anchorCtr="0" forceAA="0" compatLnSpc="1">
+                          <a:prstTxWarp prst="textNoShape">
+                            <a:avLst/>
+                          </a:prstTxWarp>
+                          <a:noAutofit/>
+                        </wps:bodyPr>
+                      </wps:wsp>
+                      <wps:wsp>
+                        <wps:cNvPr id="211120580" name="Cuadro de texto 211120580"/>
+                        <wps:cNvSpPr txBox="1"/>
+                        <wps:spPr>
+                          <a:xfrm>
+                            <a:off x="715618" y="1423145"/>
+                            <a:ext cx="1875182" cy="332600"/>
+                          </a:xfrm>
+                          <a:prstGeom prst="rect">
+                            <a:avLst/>
+                          </a:prstGeom>
+                          <a:noFill/>
+                          <a:ln w="6350">
+                            <a:noFill/>
+                          </a:ln>
+                        </wps:spPr>
+                        <wps:txbx>
+                          <w:txbxContent>
+                            <w:p>
+                              <w:pPr>
+                                <w:rPr>
+                                  <w:sz w:val="20"/>
+                                  <w:szCs w:val="14"/>
+                                  <w:lang w:val="es-PE"/>
+                                </w:rPr>
+                              </w:pPr>
+                              <w:r>
+                                <w:rPr>
+                                  <w:sz w:val="20"/>
+                                  <w:szCs w:val="14"/>
+                                  <w:lang w:val="es-PE"/>
+                                </w:rPr>
+                                <w:t>{superior_apellidos}</w:t>
+                              </w:r>
+                            </w:p>
+                            <w:p>
+                              <w:pPr>
+                                <w:rPr>
+                                  <w:sz w:val="20"/>
+                                  <w:szCs w:val="14"/>
+                                  <w:lang w:val="es-PE"/>
+                                </w:rPr>
+                              </w:pPr>
+                            </w:p>
+                            <w:p>
+                              <w:pPr>
+                                <w:rPr>
+                                  <w:sz w:val="20"/>
+                                  <w:szCs w:val="14"/>
+                                  <w:lang w:val="es-PE"/>
+                                </w:rPr>
+                              </w:pPr>
+                            </w:p>
+                            <w:p>
+                              <w:pPr>
+                                <w:rPr>
+                                  <w:sz w:val="20"/>
+                                  <w:szCs w:val="14"/>
+                                  <w:lang w:val="es-PE"/>
+                                </w:rPr>
+                              </w:pPr>
+                            </w:p>
+                            <w:p>
+                              <w:pPr>
+                                <w:rPr>
+                                  <w:sz w:val="20"/>
+                                  <w:szCs w:val="14"/>
+                                  <w:lang w:val="es-PE"/>
+                                </w:rPr>
+                              </w:pPr>
+                            </w:p>
+                            <w:p>
+                              <w:pPr>
+                                <w:rPr>
+                                  <w:sz w:val="20"/>
+                                  <w:szCs w:val="14"/>
+                                  <w:lang w:val="es-PE"/>
+                                </w:rPr>
+                              </w:pPr>
+                            </w:p>
+                            <w:p>
+                              <w:pPr>
+                                <w:rPr>
+                                  <w:sz w:val="20"/>
+                                  <w:szCs w:val="14"/>
+                                  <w:lang w:val="es-PE"/>
+                                </w:rPr>
+                              </w:pPr>
+                            </w:p>
+                            <w:p>
+                              <w:pPr>
+                                <w:rPr>
+                                  <w:sz w:val="20"/>
+                                  <w:szCs w:val="14"/>
+                                  <w:lang w:val="es-PE"/>
+                                </w:rPr>
+                              </w:pPr>
+                            </w:p>
+                            <w:p>
+                              <w:pPr>
+                                <w:rPr>
+                                  <w:sz w:val="20"/>
+                                  <w:szCs w:val="14"/>
+                                  <w:lang w:val="es-PE"/>
+                                </w:rPr>
+                              </w:pPr>
+                            </w:p>
+                            <w:p>
+                              <w:pPr>
+                                <w:rPr>
+                                  <w:sz w:val="20"/>
+                                  <w:szCs w:val="14"/>
+                                  <w:lang w:val="es-PE"/>
+                                </w:rPr>
+                              </w:pPr>
+                            </w:p>
+                            <w:p>
+                              <w:pPr>
+                                <w:rPr>
+                                  <w:sz w:val="20"/>
+                                  <w:szCs w:val="14"/>
+                                  <w:lang w:val="es-PE"/>
+                                </w:rPr>
+                              </w:pPr>
+                            </w:p>
+                            <w:p>
+                              <w:pPr>
+                                <w:rPr>
+                                  <w:sz w:val="20"/>
+                                  <w:szCs w:val="14"/>
+                                  <w:lang w:val="es-PE"/>
+                                </w:rPr>
+                              </w:pPr>
+                            </w:p>
+                            <w:p>
+                              <w:pPr>
+                                <w:rPr>
+                                  <w:sz w:val="20"/>
+                                  <w:szCs w:val="14"/>
+                                  <w:lang w:val="es-PE"/>
+                                </w:rPr>
+                              </w:pPr>
+                            </w:p>
+                            <w:p>
+                              <w:pPr>
+                                <w:rPr>
+                                  <w:sz w:val="20"/>
+                                  <w:szCs w:val="14"/>
+                                  <w:lang w:val="es-PE"/>
+                                </w:rPr>
+                              </w:pPr>
+                            </w:p>
+                            <w:p>
+                              <w:pPr>
+                                <w:rPr>
+                                  <w:sz w:val="20"/>
+                                  <w:szCs w:val="14"/>
+                                  <w:lang w:val="es-PE"/>
+                                </w:rPr>
+                              </w:pPr>
+                            </w:p>
+                            <w:p>
+                              <w:pPr>
+                                <w:rPr>
+                                  <w:sz w:val="20"/>
+                                  <w:szCs w:val="14"/>
+                                  <w:lang w:val="es-PE"/>
+                                </w:rPr>
+                              </w:pPr>
+                            </w:p>
+                            <w:p>
+                              <w:pPr>
+                                <w:rPr>
+                                  <w:sz w:val="20"/>
+                                  <w:szCs w:val="14"/>
+                                  <w:lang w:val="es-PE"/>
+                                </w:rPr>
+                              </w:pPr>
+                            </w:p>
+                            <w:p>
+                              <w:pPr>
+                                <w:rPr>
+                                  <w:sz w:val="20"/>
+                                  <w:szCs w:val="14"/>
+                                  <w:lang w:val="es-PE"/>
+                                </w:rPr>
+                              </w:pPr>
+                            </w:p>
+                            <w:p>
+                              <w:pPr>
+                                <w:rPr>
+                                  <w:sz w:val="20"/>
+                                  <w:szCs w:val="14"/>
+                                  <w:lang w:val="es-PE"/>
+                                </w:rPr>
+                              </w:pPr>
+                            </w:p>
+                            <w:p>
+                              <w:pPr>
+                                <w:rPr>
+                                  <w:sz w:val="20"/>
+                                  <w:szCs w:val="14"/>
+                                  <w:lang w:val="es-PE"/>
+                                </w:rPr>
+                              </w:pPr>
+                            </w:p>
+                            <w:p>
+                              <w:pPr>
+                                <w:rPr>
+                                  <w:sz w:val="20"/>
+                                  <w:szCs w:val="14"/>
+                                  <w:lang w:val="es-PE"/>
+                                </w:rPr>
+                              </w:pPr>
+                            </w:p>
+                            <w:p>
+                              <w:pPr>
+                                <w:rPr>
+                                  <w:sz w:val="20"/>
+                                  <w:szCs w:val="14"/>
+                                  <w:lang w:val="es-PE"/>
+                                </w:rPr>
+                              </w:pPr>
+                            </w:p>
+                            <w:p>
+                              <w:pPr>
+                                <w:rPr>
+                                  <w:sz w:val="20"/>
+                                  <w:szCs w:val="14"/>
+                                  <w:lang w:val="es-PE"/>
+                                </w:rPr>
+                              </w:pPr>
+                            </w:p>
+                            <w:p>
+                              <w:pPr>
+                                <w:rPr>
+                                  <w:sz w:val="20"/>
+                                  <w:szCs w:val="14"/>
+                                  <w:lang w:val="es-PE"/>
+                                </w:rPr>
+                              </w:pPr>
+                            </w:p>
+                            <w:p>
+                              <w:pPr>
+                                <w:rPr>
+                                  <w:sz w:val="20"/>
+                                  <w:szCs w:val="14"/>
+                                  <w:lang w:val="es-PE"/>
+                                </w:rPr>
+                              </w:pPr>
+                            </w:p>
+                            <w:p>
+                              <w:pPr>
+                                <w:rPr>
+                                  <w:sz w:val="20"/>
+                                  <w:szCs w:val="14"/>
+                                  <w:lang w:val="es-PE"/>
+                                </w:rPr>
+                              </w:pPr>
+                            </w:p>
+                            <w:p>
+                              <w:pPr>
+                                <w:rPr>
+                                  <w:sz w:val="20"/>
+                                  <w:szCs w:val="14"/>
+                                  <w:lang w:val="es-PE"/>
+                                </w:rPr>
+                              </w:pPr>
+                            </w:p>
+                            <w:p>
+                              <w:pPr>
+                                <w:rPr>
+                                  <w:sz w:val="20"/>
+                                  <w:szCs w:val="14"/>
+                                  <w:lang w:val="es-PE"/>
+                                </w:rPr>
+                              </w:pPr>
+                            </w:p>
+                            <w:p>
+                              <w:pPr>
+                                <w:rPr>
+                                  <w:sz w:val="20"/>
+                                  <w:szCs w:val="14"/>
+                                  <w:lang w:val="es-PE"/>
+                                </w:rPr>
+                              </w:pPr>
+                            </w:p>
+                            <w:p>
+                              <w:pPr>
+                                <w:rPr>
+                                  <w:sz w:val="20"/>
+                                  <w:szCs w:val="14"/>
+                                  <w:lang w:val="es-PE"/>
+                                </w:rPr>
+                              </w:pPr>
+                            </w:p>
+                            <w:p>
+                              <w:pPr>
+                                <w:rPr>
+                                  <w:sz w:val="20"/>
+                                  <w:szCs w:val="14"/>
+                                  <w:lang w:val="es-PE"/>
+                                </w:rPr>
+                              </w:pPr>
+                            </w:p>
+                            <w:p>
+                              <w:pPr>
+                                <w:rPr>
+                                  <w:sz w:val="20"/>
+                                  <w:szCs w:val="14"/>
+                                  <w:lang w:val="es-PE"/>
+                                </w:rPr>
+                              </w:pPr>
+                            </w:p>
+                            <w:p>
+                              <w:pPr>
+                                <w:rPr>
+                                  <w:sz w:val="20"/>
+                                  <w:szCs w:val="14"/>
+                                  <w:lang w:val="es-PE"/>
+                                </w:rPr>
+                              </w:pPr>
+                            </w:p>
+                            <w:p>
+                              <w:pPr>
+                                <w:rPr>
+                                  <w:sz w:val="20"/>
+                                  <w:szCs w:val="14"/>
+                                  <w:lang w:val="es-PE"/>
+                                </w:rPr>
+                              </w:pPr>
+                            </w:p>
+                            <w:p>
+                              <w:pPr>
+                                <w:rPr>
+                                  <w:sz w:val="20"/>
+                                  <w:szCs w:val="14"/>
+                                  <w:lang w:val="es-PE"/>
+                                </w:rPr>
+                              </w:pPr>
+                            </w:p>
+                          </w:txbxContent>
+                        </wps:txbx>
+                        <wps:bodyPr rot="0" spcFirstLastPara="0" vertOverflow="overflow" horzOverflow="overflow" vert="horz" wrap="square" lIns="91440" tIns="45720" rIns="91440" bIns="45720" numCol="1" spcCol="0" rtlCol="0" fromWordArt="0" anchor="t" anchorCtr="0" forceAA="0" compatLnSpc="1">
+                          <a:prstTxWarp prst="textNoShape">
+                            <a:avLst/>
+                          </a:prstTxWarp>
+                          <a:noAutofit/>
+                        </wps:bodyPr>
+                      </wps:wsp>
+                      <wps:wsp>
+                        <wps:cNvPr id="789063120" name="Cuadro de texto 789063120"/>
+                        <wps:cNvSpPr txBox="1"/>
+                        <wps:spPr>
+                          <a:xfrm>
+                            <a:off x="715618" y="1677725"/>
+                            <a:ext cx="1725433" cy="278157"/>
+                          </a:xfrm>
+                          <a:prstGeom prst="rect">
+                            <a:avLst/>
+                          </a:prstGeom>
+                          <a:noFill/>
+                          <a:ln w="6350">
+                            <a:noFill/>
+                          </a:ln>
+                        </wps:spPr>
+                        <wps:txbx>
+                          <w:txbxContent>
+                            <w:p>
+                              <w:pPr>
+                                <w:rPr>
+                                  <w:sz w:val="24"/>
+                                  <w:szCs w:val="18"/>
+                                  <w:lang w:val="es-PE"/>
+                                </w:rPr>
+                              </w:pPr>
+                              <w:r>
+                                <w:rPr>
+                                  <w:rFonts w:cs="Arial"/>
+                                  <w:bCs/>
+                                  <w:sz w:val="24"/>
+                                  <w:szCs w:val="24"/>
+                                  <w:lang w:val="es-PE"/>
+                                </w:rPr>
+                                <w:t>{superior_nombres}</w:t>
+                              </w:r>
+                            </w:p>
+                          </w:txbxContent>
+                        </wps:txbx>
+                        <wps:bodyPr rot="0" spcFirstLastPara="0" vertOverflow="overflow" horzOverflow="overflow" vert="horz" wrap="square" lIns="91440" tIns="45720" rIns="91440" bIns="45720" numCol="1" spcCol="0" rtlCol="0" fromWordArt="0" anchor="t" anchorCtr="0" forceAA="0" compatLnSpc="1">
+                          <a:prstTxWarp prst="textNoShape">
+                            <a:avLst/>
+                          </a:prstTxWarp>
+                          <a:noAutofit/>
+                        </wps:bodyPr>
+                      </wps:wsp>
+                      <wps:wsp>
+                        <wps:cNvPr id="505123973" name="Cuadro de texto 505123973"/>
+                        <wps:cNvSpPr txBox="1"/>
+                        <wps:spPr>
+                          <a:xfrm>
+                            <a:off x="556592" y="1995777"/>
+                            <a:ext cx="1725433" cy="278157"/>
+                          </a:xfrm>
+                          <a:prstGeom prst="rect">
+                            <a:avLst/>
+                          </a:prstGeom>
+                          <a:noFill/>
+                          <a:ln w="6350">
+                            <a:noFill/>
+                          </a:ln>
+                        </wps:spPr>
+                        <wps:txbx>
+                          <w:txbxContent>
+                            <w:p>
+                              <w:pPr>
+                                <w:rPr>
+                                  <w:sz w:val="24"/>
+                                  <w:szCs w:val="18"/>
+                                </w:rPr>
+                              </w:pPr>
+                              <w:r>
+                                <w:rPr>
+                                  <w:sz w:val="24"/>
+                                  <w:szCs w:val="18"/>
+                                </w:rPr>
+                                <w:t>{superior_grado}</w:t>
+                              </w:r>
+                              <w:r>
+                                <w:rPr>
+                                  <w:sz w:val="24"/>
+                                  <w:szCs w:val="18"/>
+                                </w:rPr>
+                                <w:t xml:space="preserve"> PNP</w:t>
+                              </w:r>
+                            </w:p>
+                          </w:txbxContent>
+                        </wps:txbx>
+                        <wps:bodyPr rot="0" spcFirstLastPara="0" vertOverflow="overflow" horzOverflow="overflow" vert="horz" wrap="square" lIns="91440" tIns="45720" rIns="91440" bIns="45720" numCol="1" spcCol="0" rtlCol="0" fromWordArt="0" anchor="t" anchorCtr="0" forceAA="0" compatLnSpc="1">
+                          <a:prstTxWarp prst="textNoShape">
+                            <a:avLst/>
+                          </a:prstTxWarp>
+                          <a:noAutofit/>
+                        </wps:bodyPr>
+                      </wps:wsp>
+                    </wpg:wgp>
+                  </a:graphicData>
+                </a:graphic>
+                <wp14:sizeRelV relativeFrom="margin">
+                  <wp14:pctHeight>0</wp14:pctHeight>
+                </wp14:sizeRelV>
+              </wp:anchor>
+            </w:drawing>
+          </mc:Choice>
+          <mc:Fallback>
+            <w:pict>
+              <v:group w14:anchorId="006A358E" id="Grupo 1174315406" o:spid="_x0000_s1040" style="position:absolute;left:0;text-align:left;margin-left:0;margin-top:.65pt;width:214.3pt;height:192.55pt;z-index:251681793;mso-position-horizontal:left;mso-position-horizontal-relative:margin;mso-height-relative:margin" coordsize="27216,24454" o:gfxdata="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">
+                <v:shape id="Cuadro de texto 1379834038" o:spid="_x0000_s1041" type="#_x0000_t202" style="position:absolute;width:27216;height:24454;visibility:visible;mso-wrap-style:square;v-text-anchor:top" o:gfxdata="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" strokeweight="1.5pt">
+                  <v:textbox>
+                    <w:txbxContent>
+                      <w:p>
+                        <w:pPr>
+                          <w:jc w:val="center"/>
+                          <w:rPr>
+                            <w:rFonts w:cs="Arial"/>
+                            <w:b/>
+                            <w:sz w:val="24"/>
+                            <w:szCs w:val="24"/>
+                            <w:u w:val="single"/>
+                            <w:lang w:val="es-PE"/>
+                          </w:rPr>
+                        </w:pPr>
+                        <w:r>
+                          <w:rPr>
+                            <w:rFonts w:cs="Arial"/>
+                            <w:b/>
+                            <w:sz w:val="24"/>
+                            <w:szCs w:val="24"/>
+                            <w:u w:val="single"/>
+                            <w:lang w:val="es-PE"/>
+                          </w:rPr>
+                          <w:t>SUPERIOR CONDUCE P/A/D</w:t>
+                        </w:r>
+                      </w:p>
+                      <w:p>
+                        <w:pPr>
+                          <w:jc w:val="center"/>
+                          <w:rPr>
+                            <w:rFonts w:cs="Arial"/>
+                            <w:b/>
+                            <w:sz w:val="24"/>
+                            <w:szCs w:val="24"/>
+                            <w:u w:val="single"/>
+                            <w:lang w:val="es-PE"/>
+                          </w:rPr>
+                        </w:pPr>
+                      </w:p>
+                      <w:p>
+                        <w:pPr>
+                          <w:jc w:val="center"/>
+                          <w:rPr>
+                            <w:rFonts w:cs="Arial"/>
+                            <w:b/>
+                            <w:sz w:val="24"/>
+                            <w:szCs w:val="24"/>
+                            <w:u w:val="single"/>
+                            <w:lang w:val="es-PE"/>
+                          </w:rPr>
+                        </w:pPr>
+                      </w:p>
+                      <w:p>
+                        <w:pPr>
+                          <w:jc w:val="center"/>
+                          <w:rPr>
+                            <w:rFonts w:cs="Arial"/>
+                            <w:sz w:val="24"/>
+                            <w:szCs w:val="24"/>
+                            <w:lang w:val="es-PE"/>
+                          </w:rPr>
+                        </w:pPr>
+                        <w:r>
+                          <w:rPr>
+                            <w:rFonts w:cs="Arial"/>
+                            <w:sz w:val="24"/>
+                            <w:szCs w:val="24"/>
+                            <w:lang w:val="es-PE"/>
+                          </w:rPr>
+                          <w:t>______</w:t>
+                        </w:r>
+                        <w:r>
+                          <w:rPr>
+                            <w:rFonts w:cs="Arial"/>
+                            <w:sz w:val="24"/>
+                            <w:szCs w:val="24"/>
+                            <w:lang w:val="es-PE"/>
+                          </w:rPr>
+                          <w:t>___</w:t>
+                        </w:r>
+                        <w:r>
+                          <w:rPr>
+                            <w:rFonts w:cs="Arial"/>
+                            <w:sz w:val="24"/>
+                            <w:szCs w:val="24"/>
+                            <w:lang w:val="es-PE"/>
+                          </w:rPr>
+                          <w:t>____________________</w:t>
+                        </w:r>
+                      </w:p>
+                      <w:p>
+                        <w:pPr>
+                          <w:jc w:val="center"/>
+                          <w:rPr>
+                            <w:rFonts w:cs="Arial"/>
+                            <w:sz w:val="24"/>
+                            <w:szCs w:val="24"/>
+                            <w:lang w:val="es-PE"/>
+                          </w:rPr>
+                        </w:pPr>
+                        <w:r>
+                          <w:rPr>
+                            <w:rFonts w:cs="Arial"/>
+                            <w:sz w:val="24"/>
+                            <w:szCs w:val="24"/>
+                            <w:lang w:val="es-PE"/>
+                          </w:rPr>
+                          <w:t>F</w:t>
+                        </w:r>
+                        <w:r>
+                          <w:rPr>
+                            <w:rFonts w:cs="Arial"/>
+                            <w:sz w:val="24"/>
+                            <w:szCs w:val="24"/>
+                            <w:lang w:val="es-PE"/>
+                          </w:rPr>
+                          <w:t>irma</w:t>
+                        </w:r>
+                      </w:p>
+                      <w:p>
+                        <w:pPr>
+                          <w:ind w:left="1560" w:hanging="1560"/>
+                          <w:rPr>
+                            <w:rFonts w:cs="Arial"/>
+                            <w:sz w:val="24"/>
+                            <w:szCs w:val="24"/>
+                            <w:lang w:val="es-PE"/>
+                          </w:rPr>
+                        </w:pPr>
+                        <w:r>
+                          <w:rPr>
+                            <w:rFonts w:cs="Arial"/>
+                            <w:sz w:val="24"/>
+                            <w:szCs w:val="24"/>
+                            <w:lang w:val="es-PE"/>
+                          </w:rPr>
+                          <w:t>DNI: _________________________</w:t>
+                        </w:r>
+                      </w:p>
+                      <w:p>
+                        <w:pPr>
+                          <w:rPr>
+                            <w:rFonts w:cs="Arial"/>
+                            <w:sz w:val="10"/>
+                            <w:szCs w:val="24"/>
+                            <w:lang w:val="es-PE"/>
+                          </w:rPr>
+                        </w:pPr>
+                      </w:p>
+                      <w:p>
+                        <w:pPr>
+                          <w:spacing w:line="276" w:lineRule="auto"/>
+                          <w:ind w:left="1560" w:hanging="1560"/>
+                          <w:rPr>
+                            <w:rFonts w:cs="Arial"/>
+                            <w:sz w:val="24"/>
+                            <w:szCs w:val="24"/>
+                            <w:lang w:val="es-PE"/>
+                          </w:rPr>
+                        </w:pPr>
+                        <w:r>
+                          <w:rPr>
+                            <w:rFonts w:cs="Arial"/>
+                            <w:sz w:val="24"/>
+                            <w:szCs w:val="24"/>
+                            <w:lang w:val="es-PE"/>
+                          </w:rPr>
+                          <w:t>CIP: _________________________</w:t>
+                        </w:r>
+                      </w:p>
+                      <w:p>
+                        <w:pPr>
+                          <w:spacing w:line="276" w:lineRule="auto"/>
+                          <w:rPr>
+                            <w:rFonts w:cs="Arial"/>
+                            <w:sz w:val="10"/>
+                            <w:szCs w:val="24"/>
+                            <w:lang w:val="es-PE"/>
+                          </w:rPr>
+                        </w:pPr>
+                      </w:p>
+                      <w:p>
+                        <w:pPr>
+                          <w:spacing w:line="276" w:lineRule="auto"/>
+                          <w:rPr>
+                            <w:rFonts w:cs="Arial"/>
+                            <w:sz w:val="24"/>
+                            <w:szCs w:val="24"/>
+                            <w:lang w:val="es-PE"/>
+                          </w:rPr>
+                        </w:pPr>
+                        <w:r>
+                          <w:rPr>
+                            <w:rFonts w:cs="Arial"/>
+                            <w:sz w:val="24"/>
+                            <w:szCs w:val="24"/>
+                            <w:lang w:val="es-PE"/>
+                          </w:rPr>
+                          <w:t>Apellidos</w:t>
+                        </w:r>
+                        <w:r>
+                          <w:rPr>
+                            <w:rFonts w:cs="Arial"/>
+                            <w:sz w:val="24"/>
+                            <w:szCs w:val="24"/>
+                            <w:lang w:val="es-PE"/>
+                          </w:rPr>
+                          <w:t>:</w:t>
+                        </w:r>
+                        <w:r>
+                          <w:rPr>
+                            <w:rFonts w:cs="Arial"/>
+                            <w:sz w:val="24"/>
+                            <w:szCs w:val="24"/>
+                            <w:lang w:val="es-PE"/>
+                          </w:rPr>
+                          <w:t xml:space="preserve"> _____________________</w:t>
+                        </w:r>
+                      </w:p>
+                      <w:p>
+                        <w:pPr>
+                          <w:rPr>
+                            <w:rFonts w:cs="Arial"/>
+                            <w:sz w:val="8"/>
+                            <w:szCs w:val="24"/>
+                            <w:lang w:val="es-PE"/>
+                          </w:rPr>
+                        </w:pPr>
+                      </w:p>
+                      <w:p>
+                        <w:pPr>
+                          <w:spacing w:line="276" w:lineRule="auto"/>
+                          <w:rPr>
+                            <w:rFonts w:cs="Arial"/>
+                            <w:sz w:val="24"/>
+                            <w:szCs w:val="24"/>
+                            <w:lang w:val="es-PE"/>
+                          </w:rPr>
+                        </w:pPr>
+                        <w:r>
+                          <w:rPr>
+                            <w:rFonts w:cs="Arial"/>
+                            <w:sz w:val="24"/>
+                            <w:szCs w:val="24"/>
+                            <w:lang w:val="es-PE"/>
+                          </w:rPr>
+                          <w:t>Nombres: _____________________</w:t>
+                        </w:r>
+                      </w:p>
+                      <w:p>
+                        <w:pPr>
+                          <w:rPr>
+                            <w:rFonts w:cs="Arial"/>
+                            <w:sz w:val="16"/>
+                            <w:szCs w:val="16"/>
+                            <w:lang w:val="es-PE"/>
+                          </w:rPr>
+                        </w:pPr>
+                      </w:p>
+                      <w:p>
+                        <w:pPr>
+                          <w:rPr>
+                            <w:rFonts w:cs="Arial"/>
+                            <w:b/>
+                            <w:sz w:val="24"/>
+                            <w:szCs w:val="24"/>
+                            <w:u w:val="single"/>
+                            <w:lang w:val="es-PE"/>
+                          </w:rPr>
+                        </w:pPr>
+                        <w:r>
+                          <w:rPr>
+                            <w:rFonts w:cs="Arial"/>
+                            <w:sz w:val="24"/>
+                            <w:szCs w:val="24"/>
+                            <w:lang w:val="es-PE"/>
+                          </w:rPr>
+                          <w:t>Grado</w:t>
+                        </w:r>
+                        <w:r>
+                          <w:rPr>
+                            <w:rFonts w:cs="Arial"/>
+                            <w:sz w:val="24"/>
+                            <w:szCs w:val="24"/>
+                            <w:lang w:val="es-PE"/>
+                          </w:rPr>
+                          <w:t>:</w:t>
+                        </w:r>
+                        <w:r>
+                          <w:rPr>
+                            <w:rFonts w:cs="Arial"/>
+                            <w:sz w:val="24"/>
+                            <w:szCs w:val="24"/>
+                            <w:lang w:val="es-PE"/>
+                          </w:rPr>
+                          <w:t xml:space="preserve"> _______________________</w:t>
+                        </w:r>
+                      </w:p>
+                    </w:txbxContent>
+                  </v:textbox>
+                </v:shape>
+                <v:shape id="Cuadro de texto 1182269669" o:spid="_x0000_s1042" type="#_x0000_t202" style="position:absolute;left:4134;top:8825;width:9701;height:2782;visibility:visible;mso-wrap-style:square;v-text-anchor:top" o:gfxdata="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" filled="f" stroked="f" strokeweight=".5pt">
+                  <v:textbox>
+                    <w:txbxContent>
+                      <w:p>
+                        <w:pPr>
+                          <w:rPr>
+                            <w:sz w:val="24"/>
+                            <w:szCs w:val="18"/>
+                            <w:lang w:val="es-PE"/>
+                          </w:rPr>
+                        </w:pPr>
+                        <w:r>
+                          <w:rPr>
+                            <w:sz w:val="24"/>
+                            <w:szCs w:val="18"/>
+                            <w:lang w:val="es-PE"/>
+                          </w:rPr>
+                          <w:t>{superior_dni}</w:t>
+                        </w:r>
+                        <w:r>
+                          <w:rPr>
+                            <w:sz w:val="24"/>
+                            <w:szCs w:val="18"/>
+                            <w:lang w:val="es-PE"/>
+                          </w:rPr>
+                          <w:tab/>
+                        </w:r>
+                      </w:p>
+                    </w:txbxContent>
+                  </v:textbox>
+                </v:shape>
+                <v:shape id="Cuadro de texto 443298384" o:spid="_x0000_s1043" type="#_x0000_t202" style="position:absolute;left:4532;top:11449;width:9700;height:2782;visibility:visible;mso-wrap-style:square;v-text-anchor:top" o:gfxdata="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" filled="f" stroked="f" strokeweight=".5pt">
+                  <v:textbox>
+                    <w:txbxContent>
+                      <w:p>
+                        <w:pPr>
+                          <w:rPr>
+                            <w:sz w:val="24"/>
+                            <w:szCs w:val="18"/>
+                            <w:lang w:val="es-PE"/>
+                          </w:rPr>
+                        </w:pPr>
+                        <w:r>
+                          <w:rPr>
+                            <w:sz w:val="24"/>
+                            <w:szCs w:val="18"/>
+                            <w:lang w:val="es-PE"/>
+                          </w:rPr>
+                          <w:t>{superior_cip}</w:t>
+                        </w:r>
+                      </w:p>
+                    </w:txbxContent>
+                  </v:textbox>
+                </v:shape>
+                <v:shape id="Cuadro de texto 211120580" o:spid="_x0000_s1044" type="#_x0000_t202" style="position:absolute;left:7156;top:14231;width:18752;height:3326;visibility:visible;mso-wrap-style:square;v-text-anchor:top" o:gfxdata="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" filled="f" stroked="f" strokeweight=".5pt">
+                  <v:textbox>
+                    <w:txbxContent>
+                      <w:p>
+                        <w:pPr>
+                          <w:rPr>
+                            <w:sz w:val="20"/>
+                            <w:szCs w:val="14"/>
+                            <w:lang w:val="es-PE"/>
+                          </w:rPr>
+                        </w:pPr>
+                        <w:r>
+                          <w:rPr>
+                            <w:sz w:val="20"/>
+                            <w:szCs w:val="14"/>
+                            <w:lang w:val="es-PE"/>
+                          </w:rPr>
+                          <w:t>{superior_apellidos}</w:t>
+                        </w:r>
+                      </w:p>
+                      <w:p>
+                        <w:pPr>
+                          <w:rPr>
+                            <w:sz w:val="20"/>
+                            <w:szCs w:val="14"/>
+                            <w:lang w:val="es-PE"/>
+                          </w:rPr>
+                        </w:pPr>
+                      </w:p>
+                      <w:p>
+                        <w:pPr>
+                          <w:rPr>
+                            <w:sz w:val="20"/>
+                            <w:szCs w:val="14"/>
+                            <w:lang w:val="es-PE"/>
+                          </w:rPr>
+                        </w:pPr>
+                      </w:p>
+                      <w:p>
+                        <w:pPr>
+                          <w:rPr>
+                            <w:sz w:val="20"/>
+                            <w:szCs w:val="14"/>
+                            <w:lang w:val="es-PE"/>
+                          </w:rPr>
+                        </w:pPr>
+                      </w:p>
+                      <w:p>
+                        <w:pPr>
+                          <w:rPr>
+                            <w:sz w:val="20"/>
+                            <w:szCs w:val="14"/>
+                            <w:lang w:val="es-PE"/>
+                          </w:rPr>
+                        </w:pPr>
+                      </w:p>
+                      <w:p>
+                        <w:pPr>
+                          <w:rPr>
+                            <w:sz w:val="20"/>
+                            <w:szCs w:val="14"/>
+                            <w:lang w:val="es-PE"/>
+                          </w:rPr>
+                        </w:pPr>
+                      </w:p>
+                      <w:p>
+                        <w:pPr>
+                          <w:rPr>
+                            <w:sz w:val="20"/>
+                            <w:szCs w:val="14"/>
+                            <w:lang w:val="es-PE"/>
+                          </w:rPr>
+                        </w:pPr>
+                      </w:p>
+                      <w:p>
+                        <w:pPr>
+                          <w:rPr>
+                            <w:sz w:val="20"/>
+                            <w:szCs w:val="14"/>
+                            <w:lang w:val="es-PE"/>
+                          </w:rPr>
+                        </w:pPr>
+                      </w:p>
+                      <w:p>
+                        <w:pPr>
+                          <w:rPr>
+                            <w:sz w:val="20"/>
+                            <w:szCs w:val="14"/>
+                            <w:lang w:val="es-PE"/>
+                          </w:rPr>
+                        </w:pPr>
+                      </w:p>
+                      <w:p>
+                        <w:pPr>
+                          <w:rPr>
+                            <w:sz w:val="20"/>
+                            <w:szCs w:val="14"/>
+                            <w:lang w:val="es-PE"/>
+                          </w:rPr>
+                        </w:pPr>
+                      </w:p>
+                      <w:p>
+                        <w:pPr>
+                          <w:rPr>
+                            <w:sz w:val="20"/>
+                            <w:szCs w:val="14"/>
+                            <w:lang w:val="es-PE"/>
+                          </w:rPr>
+                        </w:pPr>
+                      </w:p>
+                      <w:p>
+                        <w:pPr>
+                          <w:rPr>
+                            <w:sz w:val="20"/>
+                            <w:szCs w:val="14"/>
+                            <w:lang w:val="es-PE"/>
+                          </w:rPr>
+                        </w:pPr>
+                      </w:p>
+                      <w:p>
+                        <w:pPr>
+                          <w:rPr>
+                            <w:sz w:val="20"/>
+                            <w:szCs w:val="14"/>
+                            <w:lang w:val="es-PE"/>
+                          </w:rPr>
+                        </w:pPr>
+                      </w:p>
+                      <w:p>
+                        <w:pPr>
+                          <w:rPr>
+                            <w:sz w:val="20"/>
+                            <w:szCs w:val="14"/>
+                            <w:lang w:val="es-PE"/>
+                          </w:rPr>
+                        </w:pPr>
+                      </w:p>
+                      <w:p>
+                        <w:pPr>
+                          <w:rPr>
+                            <w:sz w:val="20"/>
+                            <w:szCs w:val="14"/>
+                            <w:lang w:val="es-PE"/>
+                          </w:rPr>
+                        </w:pPr>
+                      </w:p>
+                      <w:p>
+                        <w:pPr>
+                          <w:rPr>
+                            <w:sz w:val="20"/>
+                            <w:szCs w:val="14"/>
+                            <w:lang w:val="es-PE"/>
+                          </w:rPr>
+                        </w:pPr>
+                      </w:p>
+                      <w:p>
+                        <w:pPr>
+                          <w:rPr>
+                            <w:sz w:val="20"/>
+                            <w:szCs w:val="14"/>
+                            <w:lang w:val="es-PE"/>
+                          </w:rPr>
+                        </w:pPr>
+                      </w:p>
+                      <w:p>
+                        <w:pPr>
+                          <w:rPr>
+                            <w:sz w:val="20"/>
+                            <w:szCs w:val="14"/>
+                            <w:lang w:val="es-PE"/>
+                          </w:rPr>
+                        </w:pPr>
+                      </w:p>
+                      <w:p>
+                        <w:pPr>
+                          <w:rPr>
+                            <w:sz w:val="20"/>
+                            <w:szCs w:val="14"/>
+                            <w:lang w:val="es-PE"/>
+                          </w:rPr>
+                        </w:pPr>
+                      </w:p>
+                      <w:p>
+                        <w:pPr>
+                          <w:rPr>
+                            <w:sz w:val="20"/>
+                            <w:szCs w:val="14"/>
+                            <w:lang w:val="es-PE"/>
+                          </w:rPr>
+                        </w:pPr>
+                      </w:p>
+                      <w:p>
+                        <w:pPr>
+                          <w:rPr>
+                            <w:sz w:val="20"/>
+                            <w:szCs w:val="14"/>
+                            <w:lang w:val="es-PE"/>
+                          </w:rPr>
+                        </w:pPr>
+                      </w:p>
+                      <w:p>
+                        <w:pPr>
+                          <w:rPr>
+                            <w:sz w:val="20"/>
+                            <w:szCs w:val="14"/>
+                            <w:lang w:val="es-PE"/>
+                          </w:rPr>
+                        </w:pPr>
+                      </w:p>
+                      <w:p>
+                        <w:pPr>
+                          <w:rPr>
+                            <w:sz w:val="20"/>
+                            <w:szCs w:val="14"/>
+                            <w:lang w:val="es-PE"/>
+                          </w:rPr>
+                        </w:pPr>
+                      </w:p>
+                      <w:p>
+                        <w:pPr>
+                          <w:rPr>
+                            <w:sz w:val="20"/>
+                            <w:szCs w:val="14"/>
+                            <w:lang w:val="es-PE"/>
+                          </w:rPr>
+                        </w:pPr>
+                      </w:p>
+                      <w:p>
+                        <w:pPr>
+                          <w:rPr>
+                            <w:sz w:val="20"/>
+                            <w:szCs w:val="14"/>
+                            <w:lang w:val="es-PE"/>
+                          </w:rPr>
+                        </w:pPr>
+                      </w:p>
+                      <w:p>
+                        <w:pPr>
+                          <w:rPr>
+                            <w:sz w:val="20"/>
+                            <w:szCs w:val="14"/>
+                            <w:lang w:val="es-PE"/>
+                          </w:rPr>
+                        </w:pPr>
+                      </w:p>
+                      <w:p>
+                        <w:pPr>
+                          <w:rPr>
+                            <w:sz w:val="20"/>
+                            <w:szCs w:val="14"/>
+                            <w:lang w:val="es-PE"/>
+                          </w:rPr>
+                        </w:pPr>
+                      </w:p>
+                      <w:p>
+                        <w:pPr>
+                          <w:rPr>
+                            <w:sz w:val="20"/>
+                            <w:szCs w:val="14"/>
+                            <w:lang w:val="es-PE"/>
+                          </w:rPr>
+                        </w:pPr>
+                      </w:p>
+                      <w:p>
+                        <w:pPr>
+                          <w:rPr>
+                            <w:sz w:val="20"/>
+                            <w:szCs w:val="14"/>
+                            <w:lang w:val="es-PE"/>
+                          </w:rPr>
+                        </w:pPr>
+                      </w:p>
+                      <w:p>
+                        <w:pPr>
+                          <w:rPr>
+                            <w:sz w:val="20"/>
+                            <w:szCs w:val="14"/>
+                            <w:lang w:val="es-PE"/>
+                          </w:rPr>
+                        </w:pPr>
+                      </w:p>
+                      <w:p>
+                        <w:pPr>
+                          <w:rPr>
+                            <w:sz w:val="20"/>
+                            <w:szCs w:val="14"/>
+                            <w:lang w:val="es-PE"/>
+                          </w:rPr>
+                        </w:pPr>
+                      </w:p>
+                      <w:p>
+                        <w:pPr>
+                          <w:rPr>
+                            <w:sz w:val="20"/>
+                            <w:szCs w:val="14"/>
+                            <w:lang w:val="es-PE"/>
+                          </w:rPr>
+                        </w:pPr>
+                      </w:p>
+                      <w:p>
+                        <w:pPr>
+                          <w:rPr>
+                            <w:sz w:val="20"/>
+                            <w:szCs w:val="14"/>
+                            <w:lang w:val="es-PE"/>
+                          </w:rPr>
+                        </w:pPr>
+                      </w:p>
+                      <w:p>
+                        <w:pPr>
+                          <w:rPr>
+                            <w:sz w:val="20"/>
+                            <w:szCs w:val="14"/>
+                            <w:lang w:val="es-PE"/>
+                          </w:rPr>
+                        </w:pPr>
+                      </w:p>
+                      <w:p>
+                        <w:pPr>
+                          <w:rPr>
+                            <w:sz w:val="20"/>
+                            <w:szCs w:val="14"/>
+                            <w:lang w:val="es-PE"/>
+                          </w:rPr>
+                        </w:pPr>
+                      </w:p>
+                    </w:txbxContent>
+                  </v:textbox>
+                </v:shape>
+                <v:shape id="Cuadro de texto 789063120" o:spid="_x0000_s1045" type="#_x0000_t202" style="position:absolute;left:7156;top:16777;width:17254;height:2781;visibility:visible;mso-wrap-style:square;v-text-anchor:top" o:gfxdata="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" filled="f" stroked="f" strokeweight=".5pt">
+                  <v:textbox>
+                    <w:txbxContent>
+                      <w:p>
+                        <w:pPr>
+                          <w:rPr>
+                            <w:sz w:val="24"/>
+                            <w:szCs w:val="18"/>
+                            <w:lang w:val="es-PE"/>
+                          </w:rPr>
+                        </w:pPr>
+                        <w:r>
+                          <w:rPr>
+                            <w:rFonts w:cs="Arial"/>
+                            <w:bCs/>
+                            <w:sz w:val="24"/>
+                            <w:szCs w:val="24"/>
+                            <w:lang w:val="es-PE"/>
+                          </w:rPr>
+                          <w:t>{superior_nombres}</w:t>
+                        </w:r>
+                      </w:p>
+                    </w:txbxContent>
+                  </v:textbox>
+                </v:shape>
+                <v:shape id="Cuadro de texto 505123973" o:spid="_x0000_s1046" type="#_x0000_t202" style="position:absolute;left:5565;top:19957;width:17255;height:2782;visibility:visible;mso-wrap-style:square;v-text-anchor:top" o:gfxdata="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" filled="f" stroked="f" strokeweight=".5pt">
+                  <v:textbox>
+                    <w:txbxContent>
+                      <w:p>
+                        <w:pPr>
+                          <w:rPr>
+                            <w:sz w:val="24"/>
+                            <w:szCs w:val="18"/>
+                          </w:rPr>
+                        </w:pPr>
+                        <w:r>
+                          <w:rPr>
+                            <w:sz w:val="24"/>
+                            <w:szCs w:val="18"/>
+                          </w:rPr>
+                          <w:t>{superior_grado}</w:t>
+                        </w:r>
+                        <w:r>
+                          <w:rPr>
+                            <w:sz w:val="24"/>
+                            <w:szCs w:val="18"/>
+                          </w:rPr>
+                          <w:t xml:space="preserve"> PNP</w:t>
+                        </w:r>
+                      </w:p>
+                    </w:txbxContent>
+                  </v:textbox>
+                </v:shape>
+                <w10:wrap anchorx="margin"/>
+              </v:group>
+            </w:pict>
+          </mc:Fallback>
+        </mc:AlternateContent>
+      </w:r>
+      <w:r>
+        <w:rPr>
+          <w:rFonts w:cs="Arial"/>
+          <w:b/>
+          <w:noProof/>
+          <w:u w:val="single"/>
+          <w:lang w:val="es-PE"/>
+        </w:rPr>
+        <mc:AlternateContent>
+          <mc:Choice Requires="wpg">
+            <w:drawing>
+              <wp:anchor distT="0" distB="0" distL="114300" distR="114300" simplePos="0" relativeHeight="251658241" behindDoc="0" locked="0" layoutInCell="1" allowOverlap="1" wp14:anchorId="5E6EA9DE" wp14:editId="30B09E8F">
+                <wp:simplePos x="0" y="0"/>
+                <wp:positionH relativeFrom="margin">
+                  <wp:posOffset>4445</wp:posOffset>
+                </wp:positionH>
+                <wp:positionV relativeFrom="paragraph">
+                  <wp:posOffset>11430</wp:posOffset>
+                </wp:positionV>
+                <wp:extent cx="2721610" cy="2445385"/>
+                <wp:effectExtent l="0" t="0" r="21590" b="12065"/>
+                <wp:wrapNone/>
+                <wp:docPr id="37" name="Grupo 37"/>
+                <wp:cNvGraphicFramePr/>
+                <a:graphic xmlns:a="http://schemas.openxmlformats.org/drawingml/2006/main">
+                  <a:graphicData uri="http://schemas.microsoft.com/office/word/2010/wordprocessingGroup">
+                    <wpg:wgp>
+                      <wpg:cNvGrpSpPr/>
+                      <wpg:grpSpPr>
+                        <a:xfrm>
+                          <a:off x="0" y="0"/>
+                          <a:ext cx="2721610" cy="2445385"/>
+                          <a:chOff x="0" y="0"/>
+                          <a:chExt cx="2721610" cy="2445488"/>
+                        </a:xfrm>
+                      </wpg:grpSpPr>
+                      <wps:wsp>
+                        <wps:cNvPr id="38" name="Cuadro de texto 38"/>
+                        <wps:cNvSpPr txBox="1">
+                          <a:spLocks noChangeArrowheads="1"/>
+                        </wps:cNvSpPr>
+                        <wps:spPr bwMode="auto">
+                          <a:xfrm>
+                            <a:off x="0" y="0"/>
+                            <a:ext cx="2721610" cy="2445488"/>
+                          </a:xfrm>
+                          <a:prstGeom prst="rect">
+                            <a:avLst/>
+                          </a:prstGeom>
+                          <a:solidFill>
+                            <a:srgbClr val="FFFFFF"/>
+                          </a:solidFill>
+                          <a:ln w="19050">
+                            <a:solidFill>
+                              <a:srgbClr val="000000"/>
+                            </a:solidFill>
+                            <a:miter lim="800000"/>
+                            <a:headEnd/>
+                            <a:tailEnd/>
+                          </a:ln>
+                        </wps:spPr>
+                        <wps:txbx>
+                          <w:txbxContent>
+                            <w:p>
+                              <w:pPr>
+                                <w:jc w:val="center"/>
+                                <w:rPr>
+                                  <w:rFonts w:cs="Arial"/>
+                                  <w:b/>
+                                  <w:sz w:val="24"/>
+                                  <w:szCs w:val="24"/>
+                                  <w:u w:val="single"/>
+                                  <w:lang w:val="es-PE"/>
+                                </w:rPr>
+                              </w:pPr>
+                              <w:r>
+                                <w:rPr>
+                                  <w:rFonts w:cs="Arial"/>
+                                  <w:b/>
+                                  <w:sz w:val="24"/>
+                                  <w:szCs w:val="24"/>
+                                  <w:u w:val="single"/>
+                                  <w:lang w:val="es-PE"/>
+                                </w:rPr>
+                                <w:t>SUPERIOR CONDUCE P/A/D</w:t>
+                              </w:r>
+                            </w:p>
+                            <w:p>
+                              <w:pPr>
+                                <w:jc w:val="center"/>
+                                <w:rPr>
+                                  <w:rFonts w:cs="Arial"/>
+                                  <w:b/>
+                                  <w:sz w:val="24"/>
+                                  <w:szCs w:val="24"/>
+                                  <w:u w:val="single"/>
+                                  <w:lang w:val="es-PE"/>
+                                </w:rPr>
+                              </w:pPr>
+                            </w:p>
+                            <w:p>
+                              <w:pPr>
+                                <w:jc w:val="center"/>
+                                <w:rPr>
+                                  <w:rFonts w:cs="Arial"/>
+                                  <w:b/>
+                                  <w:sz w:val="24"/>
+                                  <w:szCs w:val="24"/>
+                                  <w:u w:val="single"/>
+                                  <w:lang w:val="es-PE"/>
+                                </w:rPr>
+                              </w:pPr>
+                            </w:p>
+                            <w:p>
+                              <w:pPr>
+                                <w:jc w:val="center"/>
+                                <w:rPr>
+                                  <w:rFonts w:cs="Arial"/>
+                                  <w:sz w:val="24"/>
+                                  <w:szCs w:val="24"/>
+                                  <w:lang w:val="es-PE"/>
+                                </w:rPr>
+                              </w:pPr>
+                              <w:r>
+                                <w:rPr>
+                                  <w:rFonts w:cs="Arial"/>
+                                  <w:sz w:val="24"/>
+                                  <w:szCs w:val="24"/>
+                                  <w:lang w:val="es-PE"/>
+                                </w:rPr>
+                                <w:t>______</w:t>
+                              </w:r>
+                              <w:r>
+                                <w:rPr>
+                                  <w:rFonts w:cs="Arial"/>
+                                  <w:sz w:val="24"/>
+                                  <w:szCs w:val="24"/>
+                                  <w:lang w:val="es-PE"/>
+                                </w:rPr>
+                                <w:t>___</w:t>
+                              </w:r>
+                              <w:r>
+                                <w:rPr>
+                                  <w:rFonts w:cs="Arial"/>
+                                  <w:sz w:val="24"/>
+                                  <w:szCs w:val="24"/>
+                                  <w:lang w:val="es-PE"/>
+                                </w:rPr>
+                                <w:t>____________________</w:t>
+                              </w:r>
+                            </w:p>
+                            <w:p>
+                              <w:pPr>
+                                <w:jc w:val="center"/>
+                                <w:rPr>
+                                  <w:rFonts w:cs="Arial"/>
+                                  <w:sz w:val="24"/>
+                                  <w:szCs w:val="24"/>
+                                  <w:lang w:val="es-PE"/>
+                                </w:rPr>
+                              </w:pPr>
+                              <w:r>
+                                <w:rPr>
+                                  <w:rFonts w:cs="Arial"/>
+                                  <w:sz w:val="24"/>
+                                  <w:szCs w:val="24"/>
+                                  <w:lang w:val="es-PE"/>
+                                </w:rPr>
+                                <w:t>F</w:t>
+                              </w:r>
+                              <w:r>
+                                <w:rPr>
+                                  <w:rFonts w:cs="Arial"/>
+                                  <w:sz w:val="24"/>
+                                  <w:szCs w:val="24"/>
+                                  <w:lang w:val="es-PE"/>
+                                </w:rPr>
+                                <w:t>irma</w:t>
+                              </w:r>
+                            </w:p>
+                            <w:p>
+                              <w:pPr>
+                                <w:ind w:left="1560" w:hanging="1560"/>
+                                <w:rPr>
+                                  <w:rFonts w:cs="Arial"/>
+                                  <w:sz w:val="24"/>
+                                  <w:szCs w:val="24"/>
+                                  <w:lang w:val="es-PE"/>
+                                </w:rPr>
+                              </w:pPr>
+                              <w:r>
+                                <w:rPr>
+                                  <w:rFonts w:cs="Arial"/>
+                                  <w:sz w:val="24"/>
+                                  <w:szCs w:val="24"/>
+                                  <w:lang w:val="es-PE"/>
+                                </w:rPr>
+                                <w:t>DNI: _________________________</w:t>
+                              </w:r>
+                            </w:p>
+                            <w:p>
+                              <w:pPr>
+                                <w:rPr>
+                                  <w:rFonts w:cs="Arial"/>
+                                  <w:sz w:val="10"/>
+                                  <w:szCs w:val="24"/>
+                                  <w:lang w:val="es-PE"/>
+                                </w:rPr>
+                              </w:pPr>
+                            </w:p>
+                            <w:p>
+                              <w:pPr>
+                                <w:spacing w:line="276" w:lineRule="auto"/>
+                                <w:ind w:left="1560" w:hanging="1560"/>
+                                <w:rPr>
+                                  <w:rFonts w:cs="Arial"/>
+                                  <w:sz w:val="24"/>
+                                  <w:szCs w:val="24"/>
+                                  <w:lang w:val="es-PE"/>
+                                </w:rPr>
+                              </w:pPr>
+                              <w:r>
+                                <w:rPr>
+                                  <w:rFonts w:cs="Arial"/>
+                                  <w:sz w:val="24"/>
+                                  <w:szCs w:val="24"/>
+                                  <w:lang w:val="es-PE"/>
+                                </w:rPr>
+                                <w:t>CIP: _________________________</w:t>
+                              </w:r>
+                            </w:p>
+                            <w:p>
+                              <w:pPr>
+                                <w:spacing w:line="276" w:lineRule="auto"/>
+                                <w:rPr>
+                                  <w:rFonts w:cs="Arial"/>
+                                  <w:sz w:val="10"/>
+                                  <w:szCs w:val="24"/>
+                                  <w:lang w:val="es-PE"/>
+                                </w:rPr>
+                              </w:pPr>
+                            </w:p>
+                            <w:p>
+                              <w:pPr>
+                                <w:spacing w:line="276" w:lineRule="auto"/>
+                                <w:rPr>
+                                  <w:rFonts w:cs="Arial"/>
+                                  <w:sz w:val="24"/>
+                                  <w:szCs w:val="24"/>
+                                  <w:lang w:val="es-PE"/>
+                                </w:rPr>
+                              </w:pPr>
+                              <w:r>
+                                <w:rPr>
+                                  <w:rFonts w:cs="Arial"/>
+                                  <w:sz w:val="24"/>
+                                  <w:szCs w:val="24"/>
+                                  <w:lang w:val="es-PE"/>
+                                </w:rPr>
+                                <w:t>Apellidos</w:t>
+                              </w:r>
+                              <w:r>
+                                <w:rPr>
+                                  <w:rFonts w:cs="Arial"/>
+                                  <w:sz w:val="24"/>
+                                  <w:szCs w:val="24"/>
+                                  <w:lang w:val="es-PE"/>
+                                </w:rPr>
+                                <w:t>:</w:t>
+                              </w:r>
+                              <w:r>
+                                <w:rPr>
+                                  <w:rFonts w:cs="Arial"/>
+                                  <w:sz w:val="24"/>
+                                  <w:szCs w:val="24"/>
+                                  <w:lang w:val="es-PE"/>
+                                </w:rPr>
+                                <w:t xml:space="preserve"> _____________________</w:t>
+                              </w:r>
+                            </w:p>
+                            <w:p>
+                              <w:pPr>
+                                <w:rPr>
+                                  <w:rFonts w:cs="Arial"/>
+                                  <w:sz w:val="8"/>
+                                  <w:szCs w:val="24"/>
+                                  <w:lang w:val="es-PE"/>
+                                </w:rPr>
+                              </w:pPr>
+                            </w:p>
+                            <w:p>
+                              <w:pPr>
+                                <w:spacing w:line="276" w:lineRule="auto"/>
+                                <w:rPr>
+                                  <w:rFonts w:cs="Arial"/>
+                                  <w:sz w:val="24"/>
+                                  <w:szCs w:val="24"/>
+                                  <w:lang w:val="es-PE"/>
+                                </w:rPr>
+                              </w:pPr>
+                              <w:r>
+                                <w:rPr>
+                                  <w:rFonts w:cs="Arial"/>
+                                  <w:sz w:val="24"/>
+                                  <w:szCs w:val="24"/>
+                                  <w:lang w:val="es-PE"/>
+                                </w:rPr>
+                                <w:t>Nombres: _____________________</w:t>
+                              </w:r>
+                            </w:p>
+                            <w:p>
+                              <w:pPr>
+                                <w:rPr>
+                                  <w:rFonts w:cs="Arial"/>
+                                  <w:sz w:val="16"/>
+                                  <w:szCs w:val="16"/>
+                                  <w:lang w:val="es-PE"/>
+                                </w:rPr>
+                              </w:pPr>
+                            </w:p>
+                            <w:p>
+                              <w:pPr>
+                                <w:rPr>
+                                  <w:rFonts w:cs="Arial"/>
+                                  <w:b/>
+                                  <w:sz w:val="24"/>
+                                  <w:szCs w:val="24"/>
+                                  <w:u w:val="single"/>
+                                  <w:lang w:val="es-PE"/>
+                                </w:rPr>
+                              </w:pPr>
+                              <w:r>
+                                <w:rPr>
+                                  <w:rFonts w:cs="Arial"/>
+                                  <w:sz w:val="24"/>
+                                  <w:szCs w:val="24"/>
+                                  <w:lang w:val="es-PE"/>
+                                </w:rPr>
+                                <w:t>Grado</w:t>
+                              </w:r>
+                              <w:r>
+                                <w:rPr>
+                                  <w:rFonts w:cs="Arial"/>
+                                  <w:sz w:val="24"/>
+                                  <w:szCs w:val="24"/>
+                                  <w:lang w:val="es-PE"/>
+                                </w:rPr>
+                                <w:t>:</w:t>
+                              </w:r>
+                              <w:r>
+                                <w:rPr>
+                                  <w:rFonts w:cs="Arial"/>
+                                  <w:sz w:val="24"/>
+                                  <w:szCs w:val="24"/>
+                                  <w:lang w:val="es-PE"/>
+                                </w:rPr>
+                                <w:t xml:space="preserve"> _______________________</w:t>
+                              </w:r>
+                            </w:p>
+                          </w:txbxContent>
+                        </wps:txbx>
+                        <wps:bodyPr rot="0" vert="horz" wrap="square" lIns="91440" tIns="45720" rIns="91440" bIns="45720" anchor="t" anchorCtr="0" upright="1">
+                          <a:noAutofit/>
+                        </wps:bodyPr>
+                      </wps:wsp>
+                      <wps:wsp>
+                        <wps:cNvPr id="39" name="Cuadro de texto 39"/>
+                        <wps:cNvSpPr txBox="1"/>
+                        <wps:spPr>
+                          <a:xfrm>
+                            <a:off x="413468" y="882595"/>
+                            <a:ext cx="970059" cy="278157"/>
+                          </a:xfrm>
+                          <a:prstGeom prst="rect">
+                            <a:avLst/>
+                          </a:prstGeom>
+                          <a:noFill/>
+                          <a:ln w="6350">
+                            <a:noFill/>
+                          </a:ln>
+                        </wps:spPr>
+                        <wps:txbx>
+                          <w:txbxContent>
+                            <w:p>
+                              <w:pPr>
+                                <w:rPr>
+                                  <w:sz w:val="24"/>
+                                  <w:szCs w:val="18"/>
+                                  <w:lang w:val="es-PE"/>
+                                </w:rPr>
+                              </w:pPr>
+                              <w:r>
+                                <w:rPr>
+                                  <w:bCs/>
+                                  <w:sz w:val="24"/>
+                                  <w:szCs w:val="24"/>
+                                </w:rPr>
+                                <w:t>{superior_dni}</w:t>
+                              </w:r>
+                              <w:r>
+                                <w:rPr>
+                                  <w:sz w:val="24"/>
+                                  <w:szCs w:val="18"/>
+                                  <w:lang w:val="es-PE"/>
+                                </w:rPr>
+                                <w:tab/>
+                              </w:r>
+                            </w:p>
+                          </w:txbxContent>
+                        </wps:txbx>
+                        <wps:bodyPr rot="0" spcFirstLastPara="0" vertOverflow="overflow" horzOverflow="overflow" vert="horz" wrap="square" lIns="91440" tIns="45720" rIns="91440" bIns="45720" numCol="1" spcCol="0" rtlCol="0" fromWordArt="0" anchor="t" anchorCtr="0" forceAA="0" compatLnSpc="1">
+                          <a:prstTxWarp prst="textNoShape">
+                            <a:avLst/>
+                          </a:prstTxWarp>
+                          <a:noAutofit/>
+                        </wps:bodyPr>
+                      </wps:wsp>
+                      <wps:wsp>
+                        <wps:cNvPr id="40" name="Cuadro de texto 40"/>
+                        <wps:cNvSpPr txBox="1"/>
+                        <wps:spPr>
+                          <a:xfrm>
+                            <a:off x="453225" y="1144988"/>
+                            <a:ext cx="970059" cy="278157"/>
+                          </a:xfrm>
+                          <a:prstGeom prst="rect">
+                            <a:avLst/>
+                          </a:prstGeom>
+                          <a:noFill/>
+                          <a:ln w="6350">
+                            <a:noFill/>
+                          </a:ln>
+                        </wps:spPr>
+                        <wps:txbx>
+                          <w:txbxContent>
+                            <w:p>
+                              <w:pPr>
+                                <w:rPr>
+                                  <w:sz w:val="24"/>
+                                  <w:szCs w:val="18"/>
+                                  <w:lang w:val="es-PE"/>
+                                </w:rPr>
+                              </w:pPr>
+                              <w:r>
+                                <w:rPr>
+                                  <w:rFonts w:cs="Arial"/>
+                                  <w:bCs/>
+                                  <w:sz w:val="24"/>
+                                  <w:szCs w:val="24"/>
+                                  <w:lang w:val="es-PE"/>
+                                </w:rPr>
+                                <w:t>{superior_cip}</w:t>
+                              </w:r>
+                            </w:p>
+                          </w:txbxContent>
+                        </wps:txbx>
+                        <wps:bodyPr rot="0" spcFirstLastPara="0" vertOverflow="overflow" horzOverflow="overflow" vert="horz" wrap="square" lIns="91440" tIns="45720" rIns="91440" bIns="45720" numCol="1" spcCol="0" rtlCol="0" fromWordArt="0" anchor="t" anchorCtr="0" forceAA="0" compatLnSpc="1">
+                          <a:prstTxWarp prst="textNoShape">
+                            <a:avLst/>
+                          </a:prstTxWarp>
+                          <a:noAutofit/>
+                        </wps:bodyPr>
+                      </wps:wsp>
+                      <wps:wsp>
+                        <wps:cNvPr id="41" name="Cuadro de texto 41"/>
+                        <wps:cNvSpPr txBox="1"/>
+                        <wps:spPr>
+                          <a:xfrm>
+                            <a:off x="715618" y="1423145"/>
+                            <a:ext cx="1875182" cy="332600"/>
+                          </a:xfrm>
+                          <a:prstGeom prst="rect">
+                            <a:avLst/>
+                          </a:prstGeom>
+                          <a:noFill/>
+                          <a:ln w="6350">
+                            <a:noFill/>
+                          </a:ln>
+                        </wps:spPr>
+                        <wps:txbx>
+                          <w:txbxContent>
+                            <w:p>
+                              <w:pPr>
+                                <w:rPr>
+                                  <w:sz w:val="20"/>
+                                  <w:szCs w:val="14"/>
+                                  <w:lang w:val="es-PE"/>
+                                </w:rPr>
+                              </w:pPr>
+                              <w:r>
+                                <w:rPr>
+                                  <w:rFonts w:cs="Arial"/>
+                                  <w:bCs/>
+                                  <w:sz w:val="24"/>
+                                  <w:szCs w:val="24"/>
+                                  <w:lang w:val="es-PE"/>
+                                </w:rPr>
+                                <w:t>{superior_apellidos}</w:t>
+                              </w:r>
+                            </w:p>
+                            <w:p>
+                              <w:pPr>
+                                <w:rPr>
+                                  <w:sz w:val="20"/>
+                                  <w:szCs w:val="14"/>
+                                  <w:lang w:val="es-PE"/>
+                                </w:rPr>
+                              </w:pPr>
+                            </w:p>
+                            <w:p>
+                              <w:pPr>
+                                <w:rPr>
+                                  <w:sz w:val="20"/>
+                                  <w:szCs w:val="14"/>
+                                  <w:lang w:val="es-PE"/>
+                                </w:rPr>
+                              </w:pPr>
+                            </w:p>
+                            <w:p>
+                              <w:pPr>
+                                <w:rPr>
+                                  <w:sz w:val="20"/>
+                                  <w:szCs w:val="14"/>
+                                  <w:lang w:val="es-PE"/>
+                                </w:rPr>
+                              </w:pPr>
+                            </w:p>
+                            <w:p>
+                              <w:pPr>
+                                <w:rPr>
+                                  <w:sz w:val="20"/>
+                                  <w:szCs w:val="14"/>
+                                  <w:lang w:val="es-PE"/>
+                                </w:rPr>
+                              </w:pPr>
+                            </w:p>
+                            <w:p>
+                              <w:pPr>
+                                <w:rPr>
+                                  <w:sz w:val="20"/>
+                                  <w:szCs w:val="14"/>
+                                  <w:lang w:val="es-PE"/>
+                                </w:rPr>
+                              </w:pPr>
+                            </w:p>
+                            <w:p>
+                              <w:pPr>
+                                <w:rPr>
+                                  <w:sz w:val="20"/>
+                                  <w:szCs w:val="14"/>
+                                  <w:lang w:val="es-PE"/>
+                                </w:rPr>
+                              </w:pPr>
+                            </w:p>
+                            <w:p>
+                              <w:pPr>
+                                <w:rPr>
+                                  <w:sz w:val="20"/>
+                                  <w:szCs w:val="14"/>
+                                  <w:lang w:val="es-PE"/>
+                                </w:rPr>
+                              </w:pPr>
+                            </w:p>
+                            <w:p>
+                              <w:pPr>
+                                <w:rPr>
+                                  <w:sz w:val="20"/>
+                                  <w:szCs w:val="14"/>
+                                  <w:lang w:val="es-PE"/>
+                                </w:rPr>
+                              </w:pPr>
+                            </w:p>
+                            <w:p>
+                              <w:pPr>
+                                <w:rPr>
+                                  <w:sz w:val="20"/>
+                                  <w:szCs w:val="14"/>
+                                  <w:lang w:val="es-PE"/>
+                                </w:rPr>
+                              </w:pPr>
+                            </w:p>
+                            <w:p>
+                              <w:pPr>
+                                <w:rPr>
+                                  <w:sz w:val="20"/>
+                                  <w:szCs w:val="14"/>
+                                  <w:lang w:val="es-PE"/>
+                                </w:rPr>
+                              </w:pPr>
+                            </w:p>
+                            <w:p>
+                              <w:pPr>
+                                <w:rPr>
+                                  <w:sz w:val="20"/>
+                                  <w:szCs w:val="14"/>
+                                  <w:lang w:val="es-PE"/>
+                                </w:rPr>
+                              </w:pPr>
+                            </w:p>
+                            <w:p>
+                              <w:pPr>
+                                <w:rPr>
+                                  <w:sz w:val="20"/>
+                                  <w:szCs w:val="14"/>
+                                  <w:lang w:val="es-PE"/>
+                                </w:rPr>
+                              </w:pPr>
+                            </w:p>
+                            <w:p>
+                              <w:pPr>
+                                <w:rPr>
+                                  <w:sz w:val="20"/>
+                                  <w:szCs w:val="14"/>
+                                  <w:lang w:val="es-PE"/>
+                                </w:rPr>
+                              </w:pPr>
+                            </w:p>
+                            <w:p>
+                              <w:pPr>
+                                <w:rPr>
+                                  <w:sz w:val="20"/>
+                                  <w:szCs w:val="14"/>
+                                  <w:lang w:val="es-PE"/>
+                                </w:rPr>
+                              </w:pPr>
+                            </w:p>
+                            <w:p>
+                              <w:pPr>
+                                <w:rPr>
+                                  <w:sz w:val="20"/>
+                                  <w:szCs w:val="14"/>
+                                  <w:lang w:val="es-PE"/>
+                                </w:rPr>
+                              </w:pPr>
+                            </w:p>
+                            <w:p>
+                              <w:pPr>
+                                <w:rPr>
+                                  <w:sz w:val="20"/>
+                                  <w:szCs w:val="14"/>
+                                  <w:lang w:val="es-PE"/>
+                                </w:rPr>
+                              </w:pPr>
+                            </w:p>
+                            <w:p>
+                              <w:pPr>
+                                <w:rPr>
+                                  <w:sz w:val="20"/>
+                                  <w:szCs w:val="14"/>
+                                  <w:lang w:val="es-PE"/>
+                                </w:rPr>
+                              </w:pPr>
+                            </w:p>
+                            <w:p>
+                              <w:pPr>
+                                <w:rPr>
+                                  <w:sz w:val="20"/>
+                                  <w:szCs w:val="14"/>
+                                  <w:lang w:val="es-PE"/>
+                                </w:rPr>
+                              </w:pPr>
+                            </w:p>
+                            <w:p>
+                              <w:pPr>
+                                <w:rPr>
+                                  <w:sz w:val="20"/>
+                                  <w:szCs w:val="14"/>
+                                  <w:lang w:val="es-PE"/>
+                                </w:rPr>
+                              </w:pPr>
+                            </w:p>
+                            <w:p>
+                              <w:pPr>
+                                <w:rPr>
+                                  <w:sz w:val="20"/>
+                                  <w:szCs w:val="14"/>
+                                  <w:lang w:val="es-PE"/>
+                                </w:rPr>
+                              </w:pPr>
+                            </w:p>
+                            <w:p>
+                              <w:pPr>
+                                <w:rPr>
+                                  <w:sz w:val="20"/>
+                                  <w:szCs w:val="14"/>
+                                  <w:lang w:val="es-PE"/>
+                                </w:rPr>
+                              </w:pPr>
+                            </w:p>
+                            <w:p>
+                              <w:pPr>
+                                <w:rPr>
+                                  <w:sz w:val="20"/>
+                                  <w:szCs w:val="14"/>
+                                  <w:lang w:val="es-PE"/>
+                                </w:rPr>
+                              </w:pPr>
+                            </w:p>
+                            <w:p>
+                              <w:pPr>
+                                <w:rPr>
+                                  <w:sz w:val="20"/>
+                                  <w:szCs w:val="14"/>
+                                  <w:lang w:val="es-PE"/>
+                                </w:rPr>
+                              </w:pPr>
+                            </w:p>
+                            <w:p>
+                              <w:pPr>
+                                <w:rPr>
+                                  <w:sz w:val="20"/>
+                                  <w:szCs w:val="14"/>
+                                  <w:lang w:val="es-PE"/>
+                                </w:rPr>
+                              </w:pPr>
+                            </w:p>
+                            <w:p>
+                              <w:pPr>
+                                <w:rPr>
+                                  <w:sz w:val="20"/>
+                                  <w:szCs w:val="14"/>
+                                  <w:lang w:val="es-PE"/>
+                                </w:rPr>
+                              </w:pPr>
+                            </w:p>
+                            <w:p>
+                              <w:pPr>
+                                <w:rPr>
+                                  <w:sz w:val="20"/>
+                                  <w:szCs w:val="14"/>
+                                  <w:lang w:val="es-PE"/>
+                                </w:rPr>
+                              </w:pPr>
+                            </w:p>
+                            <w:p>
+                              <w:pPr>
+                                <w:rPr>
+                                  <w:sz w:val="20"/>
+                                  <w:szCs w:val="14"/>
+                                  <w:lang w:val="es-PE"/>
+                                </w:rPr>
+                              </w:pPr>
+                            </w:p>
+                            <w:p>
+                              <w:pPr>
+                                <w:rPr>
+                                  <w:sz w:val="20"/>
+                                  <w:szCs w:val="14"/>
+                                  <w:lang w:val="es-PE"/>
+                                </w:rPr>
+                              </w:pPr>
+                            </w:p>
+                            <w:p>
+                              <w:pPr>
+                                <w:rPr>
+                                  <w:sz w:val="20"/>
+                                  <w:szCs w:val="14"/>
+                                  <w:lang w:val="es-PE"/>
+                                </w:rPr>
+                              </w:pPr>
+                            </w:p>
+                            <w:p>
+                              <w:pPr>
+                                <w:rPr>
+                                  <w:sz w:val="20"/>
+                                  <w:szCs w:val="14"/>
+                                  <w:lang w:val="es-PE"/>
+                                </w:rPr>
+                              </w:pPr>
+                            </w:p>
+                            <w:p>
+                              <w:pPr>
+                                <w:rPr>
+                                  <w:sz w:val="20"/>
+                                  <w:szCs w:val="14"/>
+                                  <w:lang w:val="es-PE"/>
+                                </w:rPr>
+                              </w:pPr>
+                            </w:p>
+                            <w:p>
+                              <w:pPr>
+                                <w:rPr>
+                                  <w:sz w:val="20"/>
+                                  <w:szCs w:val="14"/>
+                                  <w:lang w:val="es-PE"/>
+                                </w:rPr>
+                              </w:pPr>
+                            </w:p>
+                            <w:p>
+                              <w:pPr>
+                                <w:rPr>
+                                  <w:sz w:val="20"/>
+                                  <w:szCs w:val="14"/>
+                                  <w:lang w:val="es-PE"/>
+                                </w:rPr>
+                              </w:pPr>
+                            </w:p>
+                          </w:txbxContent>
+                        </wps:txbx>
+                        <wps:bodyPr rot="0" spcFirstLastPara="0" vertOverflow="overflow" horzOverflow="overflow" vert="horz" wrap="square" lIns="91440" tIns="45720" rIns="91440" bIns="45720" numCol="1" spcCol="0" rtlCol="0" fromWordArt="0" anchor="t" anchorCtr="0" forceAA="0" compatLnSpc="1">
+                          <a:prstTxWarp prst="textNoShape">
+                            <a:avLst/>
+                          </a:prstTxWarp>
+                          <a:noAutofit/>
+                        </wps:bodyPr>
+                      </wps:wsp>
+                      <wps:wsp>
+                        <wps:cNvPr id="42" name="Cuadro de texto 42"/>
+                        <wps:cNvSpPr txBox="1"/>
+                        <wps:spPr>
+                          <a:xfrm>
+                            <a:off x="715618" y="1677725"/>
+                            <a:ext cx="1725433" cy="278157"/>
+                          </a:xfrm>
+                          <a:prstGeom prst="rect">
+                            <a:avLst/>
+                          </a:prstGeom>
+                          <a:noFill/>
+                          <a:ln w="6350">
+                            <a:noFill/>
+                          </a:ln>
+                        </wps:spPr>
+                        <wps:txbx>
+                          <w:txbxContent>
+                            <w:p>
+                              <w:pPr>
+                                <w:rPr>
+                                  <w:sz w:val="24"/>
+                                  <w:szCs w:val="18"/>
+                                  <w:lang w:val="es-PE"/>
+                                </w:rPr>
+                              </w:pPr>
+                              <w:r>
+                                <w:rPr>
+                                  <w:rFonts w:cs="Arial"/>
+                                  <w:bCs/>
+                                  <w:sz w:val="24"/>
+                                  <w:szCs w:val="24"/>
+                                  <w:lang w:val="es-PE"/>
+                                </w:rPr>
+                                <w:t>{superior_nombres}</w:t>
+                              </w:r>
+                            </w:p>
+                          </w:txbxContent>
+                        </wps:txbx>
+                        <wps:bodyPr rot="0" spcFirstLastPara="0" vertOverflow="overflow" horzOverflow="overflow" vert="horz" wrap="square" lIns="91440" tIns="45720" rIns="91440" bIns="45720" numCol="1" spcCol="0" rtlCol="0" fromWordArt="0" anchor="t" anchorCtr="0" forceAA="0" compatLnSpc="1">
+                          <a:prstTxWarp prst="textNoShape">
+                            <a:avLst/>
+                          </a:prstTxWarp>
+                          <a:noAutofit/>
+                        </wps:bodyPr>
+                      </wps:wsp>
+                      <wps:wsp>
+                        <wps:cNvPr id="43" name="Cuadro de texto 43"/>
+                        <wps:cNvSpPr txBox="1"/>
+                        <wps:spPr>
+                          <a:xfrm>
+                            <a:off x="556592" y="1995777"/>
+                            <a:ext cx="1725433" cy="278157"/>
+                          </a:xfrm>
+                          <a:prstGeom prst="rect">
+                            <a:avLst/>
+                          </a:prstGeom>
+                          <a:noFill/>
+                          <a:ln w="6350">
+                            <a:noFill/>
+                          </a:ln>
+                        </wps:spPr>
+                        <wps:txbx>
+                          <w:txbxContent>
+                            <w:p>
+                              <w:pPr>
+                                <w:rPr>
+                                  <w:sz w:val="24"/>
+                                  <w:szCs w:val="18"/>
+                                </w:rPr>
+                              </w:pPr>
+                              <w:r>
+                                <w:rPr>
+                                  <w:sz w:val="24"/>
+                                  <w:szCs w:val="18"/>
+                                </w:rPr>
+                                <w:t>{superior_grado}</w:t>
+                              </w:r>
+                              <w:r>
+                                <w:rPr>
+                                  <w:sz w:val="24"/>
+                                  <w:szCs w:val="18"/>
+                                </w:rPr>
+                                <w:t xml:space="preserve"> PNP</w:t>
+                              </w:r>
+                            </w:p>
+                          </w:txbxContent>
+                        </wps:txbx>
+                        <wps:bodyPr rot="0" spcFirstLastPara="0" vertOverflow="overflow" horzOverflow="overflow" vert="horz" wrap="square" lIns="91440" tIns="45720" rIns="91440" bIns="45720" numCol="1" spcCol="0" rtlCol="0" fromWordArt="0" anchor="t" anchorCtr="0" forceAA="0" compatLnSpc="1">
+                          <a:prstTxWarp prst="textNoShape">
+                            <a:avLst/>
+                          </a:prstTxWarp>
+                          <a:noAutofit/>
+                        </wps:bodyPr>
+                      </wps:wsp>
+                    </wpg:wgp>
+                  </a:graphicData>
+                </a:graphic>
+                <wp14:sizeRelV relativeFrom="margin">
+                  <wp14:pctHeight>0</wp14:pctHeight>
+                </wp14:sizeRelV>
+              </wp:anchor>
+            </w:drawing>
+          </mc:Choice>
+          <mc:Fallback>
+            <w:pict>
+              <v:group w14:anchorId="5E6EA9DE" id="Grupo 37" o:spid="_x0000_s1047" style="position:absolute;left:0;text-align:left;margin-left:.35pt;margin-top:.9pt;width:214.3pt;height:192.55pt;z-index:251658241;mso-position-horizontal-relative:margin;mso-height-relative:margin" coordsize="27216,24454" o:gfxdata="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">
+                <v:shape id="Cuadro de texto 38" o:spid="_x0000_s1048" type="#_x0000_t202" style="position:absolute;width:27216;height:24454;visibility:visible;mso-wrap-style:square;v-text-anchor:top" o:gfxdata="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" strokeweight="1.5pt">
+                  <v:textbox>
+                    <w:txbxContent>
+                      <w:p>
+                        <w:pPr>
+                          <w:jc w:val="center"/>
+                          <w:rPr>
+                            <w:rFonts w:cs="Arial"/>
+                            <w:b/>
+                            <w:sz w:val="24"/>
+                            <w:szCs w:val="24"/>
+                            <w:u w:val="single"/>
+                            <w:lang w:val="es-PE"/>
+                          </w:rPr>
+                        </w:pPr>
+                        <w:r>
+                          <w:rPr>
+                            <w:rFonts w:cs="Arial"/>
+                            <w:b/>
+                            <w:sz w:val="24"/>
+                            <w:szCs w:val="24"/>
+                            <w:u w:val="single"/>
+                            <w:lang w:val="es-PE"/>
+                          </w:rPr>
+                          <w:t>SUPERIOR CONDUCE P/A/D</w:t>
+                        </w:r>
+                      </w:p>
+                      <w:p>
+                        <w:pPr>
+                          <w:jc w:val="center"/>
+                          <w:rPr>
+                            <w:rFonts w:cs="Arial"/>
+                            <w:b/>
+                            <w:sz w:val="24"/>
+                            <w:szCs w:val="24"/>
+                            <w:u w:val="single"/>
+                            <w:lang w:val="es-PE"/>
+                          </w:rPr>
+                        </w:pPr>
+                      </w:p>
+                      <w:p>
+                        <w:pPr>
+                          <w:jc w:val="center"/>
+                          <w:rPr>
+                            <w:rFonts w:cs="Arial"/>
+                            <w:b/>
+                            <w:sz w:val="24"/>
+                            <w:szCs w:val="24"/>
+                            <w:u w:val="single"/>
+                            <w:lang w:val="es-PE"/>
+                          </w:rPr>
+                        </w:pPr>
+                      </w:p>
+                      <w:p>
+                        <w:pPr>
+                          <w:jc w:val="center"/>
+                          <w:rPr>
+                            <w:rFonts w:cs="Arial"/>
+                            <w:sz w:val="24"/>
+                            <w:szCs w:val="24"/>
+                            <w:lang w:val="es-PE"/>
+                          </w:rPr>
+                        </w:pPr>
+                        <w:r>
+                          <w:rPr>
+                            <w:rFonts w:cs="Arial"/>
+                            <w:sz w:val="24"/>
+                            <w:szCs w:val="24"/>
+                            <w:lang w:val="es-PE"/>
+                          </w:rPr>
+                          <w:t>______</w:t>
+                        </w:r>
+                        <w:r>
+                          <w:rPr>
+                            <w:rFonts w:cs="Arial"/>
+                            <w:sz w:val="24"/>
+                            <w:szCs w:val="24"/>
+                            <w:lang w:val="es-PE"/>
+                          </w:rPr>
+                          <w:t>___</w:t>
+                        </w:r>
+                        <w:r>
+                          <w:rPr>
+                            <w:rFonts w:cs="Arial"/>
+                            <w:sz w:val="24"/>
+                            <w:szCs w:val="24"/>
+                            <w:lang w:val="es-PE"/>
+                          </w:rPr>
+                          <w:t>____________________</w:t>
+                        </w:r>
+                      </w:p>
+                      <w:p>
+                        <w:pPr>
+                          <w:jc w:val="center"/>
+                          <w:rPr>
+                            <w:rFonts w:cs="Arial"/>
+                            <w:sz w:val="24"/>
+                            <w:szCs w:val="24"/>
+                            <w:lang w:val="es-PE"/>
+                          </w:rPr>
+                        </w:pPr>
+                        <w:r>
+                          <w:rPr>
+                            <w:rFonts w:cs="Arial"/>
+                            <w:sz w:val="24"/>
+                            <w:szCs w:val="24"/>
+                            <w:lang w:val="es-PE"/>
+                          </w:rPr>
+                          <w:t>F</w:t>
+                        </w:r>
+                        <w:r>
+                          <w:rPr>
+                            <w:rFonts w:cs="Arial"/>
+                            <w:sz w:val="24"/>
+                            <w:szCs w:val="24"/>
+                            <w:lang w:val="es-PE"/>
+                          </w:rPr>
+                          <w:t>irma</w:t>
+                        </w:r>
+                      </w:p>
+                      <w:p>
+                        <w:pPr>
+                          <w:ind w:left="1560" w:hanging="1560"/>
+                          <w:rPr>
+                            <w:rFonts w:cs="Arial"/>
+                            <w:sz w:val="24"/>
+                            <w:szCs w:val="24"/>
+                            <w:lang w:val="es-PE"/>
+                          </w:rPr>
+                        </w:pPr>
+                        <w:r>
+                          <w:rPr>
+                            <w:rFonts w:cs="Arial"/>
+                            <w:sz w:val="24"/>
+                            <w:szCs w:val="24"/>
+                            <w:lang w:val="es-PE"/>
+                          </w:rPr>
+                          <w:t>DNI: _________________________</w:t>
+                        </w:r>
+                      </w:p>
+                      <w:p>
+                        <w:pPr>
+                          <w:rPr>
+                            <w:rFonts w:cs="Arial"/>
+                            <w:sz w:val="10"/>
+                            <w:szCs w:val="24"/>
+                            <w:lang w:val="es-PE"/>
+                          </w:rPr>
+                        </w:pPr>
+                      </w:p>
+                      <w:p>
+                        <w:pPr>
+                          <w:spacing w:line="276" w:lineRule="auto"/>
+                          <w:ind w:left="1560" w:hanging="1560"/>
+                          <w:rPr>
+                            <w:rFonts w:cs="Arial"/>
+                            <w:sz w:val="24"/>
+                            <w:szCs w:val="24"/>
+                            <w:lang w:val="es-PE"/>
+                          </w:rPr>
+                        </w:pPr>
+                        <w:r>
+                          <w:rPr>
+                            <w:rFonts w:cs="Arial"/>
+                            <w:sz w:val="24"/>
+                            <w:szCs w:val="24"/>
+                            <w:lang w:val="es-PE"/>
+                          </w:rPr>
+                          <w:t>CIP: _________________________</w:t>
+                        </w:r>
+                      </w:p>
+                      <w:p>
+                        <w:pPr>
+                          <w:spacing w:line="276" w:lineRule="auto"/>
+                          <w:rPr>
+                            <w:rFonts w:cs="Arial"/>
+                            <w:sz w:val="10"/>
+                            <w:szCs w:val="24"/>
+                            <w:lang w:val="es-PE"/>
+                          </w:rPr>
+                        </w:pPr>
+                      </w:p>
+                      <w:p>
+                        <w:pPr>
+                          <w:spacing w:line="276" w:lineRule="auto"/>
+                          <w:rPr>
+                            <w:rFonts w:cs="Arial"/>
+                            <w:sz w:val="24"/>
+                            <w:szCs w:val="24"/>
+                            <w:lang w:val="es-PE"/>
+                          </w:rPr>
+                        </w:pPr>
+                        <w:r>
+                          <w:rPr>
+                            <w:rFonts w:cs="Arial"/>
+                            <w:sz w:val="24"/>
+                            <w:szCs w:val="24"/>
+                            <w:lang w:val="es-PE"/>
+                          </w:rPr>
+                          <w:t>Apellidos</w:t>
+                        </w:r>
+                        <w:r>
+                          <w:rPr>
+                            <w:rFonts w:cs="Arial"/>
+                            <w:sz w:val="24"/>
+                            <w:szCs w:val="24"/>
+                            <w:lang w:val="es-PE"/>
+                          </w:rPr>
+                          <w:t>:</w:t>
+                        </w:r>
+                        <w:r>
+                          <w:rPr>
+                            <w:rFonts w:cs="Arial"/>
+                            <w:sz w:val="24"/>
+                            <w:szCs w:val="24"/>
+                            <w:lang w:val="es-PE"/>
+                          </w:rPr>
+                          <w:t xml:space="preserve"> _____________________</w:t>
+                        </w:r>
+                      </w:p>
+                      <w:p>
+                        <w:pPr>
+                          <w:rPr>
+                            <w:rFonts w:cs="Arial"/>
+                            <w:sz w:val="8"/>
+                            <w:szCs w:val="24"/>
+                            <w:lang w:val="es-PE"/>
+                          </w:rPr>
+                        </w:pPr>
+                      </w:p>
+                      <w:p>
+                        <w:pPr>
+                          <w:spacing w:line="276" w:lineRule="auto"/>
+                          <w:rPr>
+                            <w:rFonts w:cs="Arial"/>
+                            <w:sz w:val="24"/>
+                            <w:szCs w:val="24"/>
+                            <w:lang w:val="es-PE"/>
+                          </w:rPr>
+                        </w:pPr>
+                        <w:r>
+                          <w:rPr>
+                            <w:rFonts w:cs="Arial"/>
+                            <w:sz w:val="24"/>
+                            <w:szCs w:val="24"/>
+                            <w:lang w:val="es-PE"/>
+                          </w:rPr>
+                          <w:t>Nombres: _____________________</w:t>
+                        </w:r>
+                      </w:p>
+                      <w:p>
+                        <w:pPr>
+                          <w:rPr>
+                            <w:rFonts w:cs="Arial"/>
+                            <w:sz w:val="16"/>
+                            <w:szCs w:val="16"/>
+                            <w:lang w:val="es-PE"/>
+                          </w:rPr>
+                        </w:pPr>
+                      </w:p>
+                      <w:p>
+                        <w:pPr>
+                          <w:rPr>
+                            <w:rFonts w:cs="Arial"/>
+                            <w:b/>
+                            <w:sz w:val="24"/>
+                            <w:szCs w:val="24"/>
+                            <w:u w:val="single"/>
+                            <w:lang w:val="es-PE"/>
+                          </w:rPr>
+                        </w:pPr>
+                        <w:r>
+                          <w:rPr>
+                            <w:rFonts w:cs="Arial"/>
+                            <w:sz w:val="24"/>
+                            <w:szCs w:val="24"/>
+                            <w:lang w:val="es-PE"/>
+                          </w:rPr>
+                          <w:t>Grado</w:t>
+                        </w:r>
+                        <w:r>
+                          <w:rPr>
+                            <w:rFonts w:cs="Arial"/>
+                            <w:sz w:val="24"/>
+                            <w:szCs w:val="24"/>
+                            <w:lang w:val="es-PE"/>
+                          </w:rPr>
+                          <w:t>:</w:t>
+                        </w:r>
+                        <w:r>
+                          <w:rPr>
+                            <w:rFonts w:cs="Arial"/>
+                            <w:sz w:val="24"/>
+                            <w:szCs w:val="24"/>
+                            <w:lang w:val="es-PE"/>
+                          </w:rPr>
+                          <w:t xml:space="preserve"> _______________________</w:t>
+                        </w:r>
+                      </w:p>
+                    </w:txbxContent>
+                  </v:textbox>
+                </v:shape>
+                <v:shape id="Cuadro de texto 39" o:spid="_x0000_s1049" type="#_x0000_t202" style="position:absolute;left:4134;top:8825;width:9701;height:2782;visibility:visible;mso-wrap-style:square;v-text-anchor:top" o:gfxdata="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" filled="f" stroked="f" strokeweight=".5pt">
+                  <v:textbox>
+                    <w:txbxContent>
+                      <w:p>
+                        <w:pPr>
+                          <w:rPr>
+                            <w:sz w:val="24"/>
+                            <w:szCs w:val="18"/>
+                            <w:lang w:val="es-PE"/>
+                          </w:rPr>
+                        </w:pPr>
+                        <w:r>
+                          <w:rPr>
+                            <w:bCs/>
+                            <w:sz w:val="24"/>
+                            <w:szCs w:val="24"/>
+                          </w:rPr>
+                          <w:t>{superior_dni}</w:t>
+                        </w:r>
+                        <w:r>
+                          <w:rPr>
+                            <w:sz w:val="24"/>
+                            <w:szCs w:val="18"/>
+                            <w:lang w:val="es-PE"/>
+                          </w:rPr>
+                          <w:tab/>
+                        </w:r>
+                      </w:p>
+                    </w:txbxContent>
+                  </v:textbox>
+                </v:shape>
+                <v:shape id="Cuadro de texto 40" o:spid="_x0000_s1050" type="#_x0000_t202" style="position:absolute;left:4532;top:11449;width:9700;height:2782;visibility:visible;mso-wrap-style:square;v-text-anchor:top" o:gfxdata="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" filled="f" stroked="f" strokeweight=".5pt">
+                  <v:textbox>
+                    <w:txbxContent>
+                      <w:p>
+                        <w:pPr>
+                          <w:rPr>
+                            <w:sz w:val="24"/>
+                            <w:szCs w:val="18"/>
+                            <w:lang w:val="es-PE"/>
+                          </w:rPr>
+                        </w:pPr>
+                        <w:r>
+                          <w:rPr>
+                            <w:rFonts w:cs="Arial"/>
+                            <w:bCs/>
+                            <w:sz w:val="24"/>
+                            <w:szCs w:val="24"/>
+                            <w:lang w:val="es-PE"/>
+                          </w:rPr>
+                          <w:t>{superior_cip}</w:t>
+                        </w:r>
+                      </w:p>
+                    </w:txbxContent>
+                  </v:textbox>
+                </v:shape>
+                <v:shape id="Cuadro de texto 41" o:spid="_x0000_s1051" type="#_x0000_t202" style="position:absolute;left:7156;top:14231;width:18752;height:3326;visibility:visible;mso-wrap-style:square;v-text-anchor:top" o:gfxdata="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" filled="f" stroked="f" strokeweight=".5pt">
+                  <v:textbox>
+                    <w:txbxContent>
+                      <w:p>
+                        <w:pPr>
+                          <w:rPr>
+                            <w:sz w:val="20"/>
+                            <w:szCs w:val="14"/>
+                            <w:lang w:val="es-PE"/>
+                          </w:rPr>
+                        </w:pPr>
+                        <w:r>
+                          <w:rPr>
+                            <w:rFonts w:cs="Arial"/>
+                            <w:bCs/>
+                            <w:sz w:val="24"/>
+                            <w:szCs w:val="24"/>
+                            <w:lang w:val="es-PE"/>
+                          </w:rPr>
+                          <w:t>{superior_apellidos}</w:t>
+                        </w:r>
+                      </w:p>
+                      <w:p>
+                        <w:pPr>
+                          <w:rPr>
+                            <w:sz w:val="20"/>
+                            <w:szCs w:val="14"/>
+                            <w:lang w:val="es-PE"/>
+                          </w:rPr>
+                        </w:pPr>
+                      </w:p>
+                      <w:p>
+                        <w:pPr>
+                          <w:rPr>
+                            <w:sz w:val="20"/>
+                            <w:szCs w:val="14"/>
+                            <w:lang w:val="es-PE"/>
+                          </w:rPr>
+                        </w:pPr>
+                      </w:p>
+                      <w:p>
+                        <w:pPr>
+                          <w:rPr>
+                            <w:sz w:val="20"/>
+                            <w:szCs w:val="14"/>
+                            <w:lang w:val="es-PE"/>
+                          </w:rPr>
+                        </w:pPr>
+                      </w:p>
+                      <w:p>
+                        <w:pPr>
+                          <w:rPr>
+                            <w:sz w:val="20"/>
+                            <w:szCs w:val="14"/>
+                            <w:lang w:val="es-PE"/>
+                          </w:rPr>
+                        </w:pPr>
+                      </w:p>
+                      <w:p>
+                        <w:pPr>
+                          <w:rPr>
+                            <w:sz w:val="20"/>
+                            <w:szCs w:val="14"/>
+                            <w:lang w:val="es-PE"/>
+                          </w:rPr>
+                        </w:pPr>
+                      </w:p>
+                      <w:p>
+                        <w:pPr>
+                          <w:rPr>
+                            <w:sz w:val="20"/>
+                            <w:szCs w:val="14"/>
+                            <w:lang w:val="es-PE"/>
+                          </w:rPr>
+                        </w:pPr>
+                      </w:p>
+                      <w:p>
+                        <w:pPr>
+                          <w:rPr>
+                            <w:sz w:val="20"/>
+                            <w:szCs w:val="14"/>
+                            <w:lang w:val="es-PE"/>
+                          </w:rPr>
+                        </w:pPr>
+                      </w:p>
+                      <w:p>
+                        <w:pPr>
+                          <w:rPr>
+                            <w:sz w:val="20"/>
+                            <w:szCs w:val="14"/>
+                            <w:lang w:val="es-PE"/>
+                          </w:rPr>
+                        </w:pPr>
+                      </w:p>
+                      <w:p>
+                        <w:pPr>
+                          <w:rPr>
+                            <w:sz w:val="20"/>
+                            <w:szCs w:val="14"/>
+                            <w:lang w:val="es-PE"/>
+                          </w:rPr>
+                        </w:pPr>
+                      </w:p>
+                      <w:p>
+                        <w:pPr>
+                          <w:rPr>
+                            <w:sz w:val="20"/>
+                            <w:szCs w:val="14"/>
+                            <w:lang w:val="es-PE"/>
+                          </w:rPr>
+                        </w:pPr>
+                      </w:p>
+                      <w:p>
+                        <w:pPr>
+                          <w:rPr>
+                            <w:sz w:val="20"/>
+                            <w:szCs w:val="14"/>
+                            <w:lang w:val="es-PE"/>
+                          </w:rPr>
+                        </w:pPr>
+                      </w:p>
+                      <w:p>
+                        <w:pPr>
+                          <w:rPr>
+                            <w:sz w:val="20"/>
+                            <w:szCs w:val="14"/>
+                            <w:lang w:val="es-PE"/>
+                          </w:rPr>
+                        </w:pPr>
+                      </w:p>
+                      <w:p>
+                        <w:pPr>
+                          <w:rPr>
+                            <w:sz w:val="20"/>
+                            <w:szCs w:val="14"/>
+                            <w:lang w:val="es-PE"/>
+                          </w:rPr>
+                        </w:pPr>
+                      </w:p>
+                      <w:p>
+                        <w:pPr>
+                          <w:rPr>
+                            <w:sz w:val="20"/>
+                            <w:szCs w:val="14"/>
+                            <w:lang w:val="es-PE"/>
+                          </w:rPr>
+                        </w:pPr>
+                      </w:p>
+                      <w:p>
+                        <w:pPr>
+                          <w:rPr>
+                            <w:sz w:val="20"/>
+                            <w:szCs w:val="14"/>
+                            <w:lang w:val="es-PE"/>
+                          </w:rPr>
+                        </w:pPr>
+                      </w:p>
+                      <w:p>
+                        <w:pPr>
+                          <w:rPr>
+                            <w:sz w:val="20"/>
+                            <w:szCs w:val="14"/>
+                            <w:lang w:val="es-PE"/>
+                          </w:rPr>
+                        </w:pPr>
+                      </w:p>
+                      <w:p>
+                        <w:pPr>
+                          <w:rPr>
+                            <w:sz w:val="20"/>
+                            <w:szCs w:val="14"/>
+                            <w:lang w:val="es-PE"/>
+                          </w:rPr>
+                        </w:pPr>
+                      </w:p>
+                      <w:p>
+                        <w:pPr>
+                          <w:rPr>
+                            <w:sz w:val="20"/>
+                            <w:szCs w:val="14"/>
+                            <w:lang w:val="es-PE"/>
+                          </w:rPr>
+                        </w:pPr>
+                      </w:p>
+                      <w:p>
+                        <w:pPr>
+                          <w:rPr>
+                            <w:sz w:val="20"/>
+                            <w:szCs w:val="14"/>
+                            <w:lang w:val="es-PE"/>
+                          </w:rPr>
+                        </w:pPr>
+                      </w:p>
+                      <w:p>
+                        <w:pPr>
+                          <w:rPr>
+                            <w:sz w:val="20"/>
+                            <w:szCs w:val="14"/>
+                            <w:lang w:val="es-PE"/>
+                          </w:rPr>
+                        </w:pPr>
+                      </w:p>
+                      <w:p>
+                        <w:pPr>
+                          <w:rPr>
+                            <w:sz w:val="20"/>
+                            <w:szCs w:val="14"/>
+                            <w:lang w:val="es-PE"/>
+                          </w:rPr>
+                        </w:pPr>
+                      </w:p>
+                      <w:p>
+                        <w:pPr>
+                          <w:rPr>
+                            <w:sz w:val="20"/>
+                            <w:szCs w:val="14"/>
+                            <w:lang w:val="es-PE"/>
+                          </w:rPr>
+                        </w:pPr>
+                      </w:p>
+                      <w:p>
+                        <w:pPr>
+                          <w:rPr>
+                            <w:sz w:val="20"/>
+                            <w:szCs w:val="14"/>
+                            <w:lang w:val="es-PE"/>
+                          </w:rPr>
+                        </w:pPr>
+                      </w:p>
+                      <w:p>
+                        <w:pPr>
+                          <w:rPr>
+                            <w:sz w:val="20"/>
+                            <w:szCs w:val="14"/>
+                            <w:lang w:val="es-PE"/>
+                          </w:rPr>
+                        </w:pPr>
+                      </w:p>
+                      <w:p>
+                        <w:pPr>
+                          <w:rPr>
+                            <w:sz w:val="20"/>
+                            <w:szCs w:val="14"/>
+                            <w:lang w:val="es-PE"/>
+                          </w:rPr>
+                        </w:pPr>
+                      </w:p>
+                      <w:p>
+                        <w:pPr>
+                          <w:rPr>
+                            <w:sz w:val="20"/>
+                            <w:szCs w:val="14"/>
+                            <w:lang w:val="es-PE"/>
+                          </w:rPr>
+                        </w:pPr>
+                      </w:p>
+                      <w:p>
+                        <w:pPr>
+                          <w:rPr>
+                            <w:sz w:val="20"/>
+                            <w:szCs w:val="14"/>
+                            <w:lang w:val="es-PE"/>
+                          </w:rPr>
+                        </w:pPr>
+                      </w:p>
+                      <w:p>
+                        <w:pPr>
+                          <w:rPr>
+                            <w:sz w:val="20"/>
+                            <w:szCs w:val="14"/>
+                            <w:lang w:val="es-PE"/>
+                          </w:rPr>
+                        </w:pPr>
+                      </w:p>
+                      <w:p>
+                        <w:pPr>
+                          <w:rPr>
+                            <w:sz w:val="20"/>
+                            <w:szCs w:val="14"/>
+                            <w:lang w:val="es-PE"/>
+                          </w:rPr>
+                        </w:pPr>
+                      </w:p>
+                      <w:p>
+                        <w:pPr>
+                          <w:rPr>
+                            <w:sz w:val="20"/>
+                            <w:szCs w:val="14"/>
+                            <w:lang w:val="es-PE"/>
+                          </w:rPr>
+                        </w:pPr>
+                      </w:p>
+                      <w:p>
+                        <w:pPr>
+                          <w:rPr>
+                            <w:sz w:val="20"/>
+                            <w:szCs w:val="14"/>
+                            <w:lang w:val="es-PE"/>
+                          </w:rPr>
+                        </w:pPr>
+                      </w:p>
+                      <w:p>
+                        <w:pPr>
+                          <w:rPr>
+                            <w:sz w:val="20"/>
+                            <w:szCs w:val="14"/>
+                            <w:lang w:val="es-PE"/>
+                          </w:rPr>
+                        </w:pPr>
+                      </w:p>
+                      <w:p>
+                        <w:pPr>
+                          <w:rPr>
+                            <w:sz w:val="20"/>
+                            <w:szCs w:val="14"/>
+                            <w:lang w:val="es-PE"/>
+                          </w:rPr>
+                        </w:pPr>
+                      </w:p>
+                    </w:txbxContent>
+                  </v:textbox>
+                </v:shape>
+                <v:shape id="Cuadro de texto 42" o:spid="_x0000_s1052" type="#_x0000_t202" style="position:absolute;left:7156;top:16777;width:17254;height:2781;visibility:visible;mso-wrap-style:square;v-text-anchor:top" o:gfxdata="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" filled="f" stroked="f" strokeweight=".5pt">
+                  <v:textbox>
+                    <w:txbxContent>
+                      <w:p>
+                        <w:pPr>
+                          <w:rPr>
+                            <w:sz w:val="24"/>
+                            <w:szCs w:val="18"/>
+                            <w:lang w:val="es-PE"/>
+                          </w:rPr>
+                        </w:pPr>
+                        <w:r>
+                          <w:rPr>
+                            <w:rFonts w:cs="Arial"/>
+                            <w:bCs/>
+                            <w:sz w:val="24"/>
+                            <w:szCs w:val="24"/>
+                            <w:lang w:val="es-PE"/>
+                          </w:rPr>
+                          <w:t>{superior_nombres}</w:t>
+                        </w:r>
+                      </w:p>
+                    </w:txbxContent>
+                  </v:textbox>
+                </v:shape>
+                <v:shape id="Cuadro de texto 43" o:spid="_x0000_s1053" type="#_x0000_t202" style="position:absolute;left:5565;top:19957;width:17255;height:2782;visibility:visible;mso-wrap-style:square;v-text-anchor:top" o:gfxdata="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" filled="f" stroked="f" strokeweight=".5pt">
+                  <v:textbox>
+                    <w:txbxContent>
+                      <w:p>
+                        <w:pPr>
+                          <w:rPr>
+                            <w:sz w:val="24"/>
+                            <w:szCs w:val="18"/>
+                          </w:rPr>
+                        </w:pPr>
+                        <w:r>
+                          <w:rPr>
+                            <w:sz w:val="24"/>
+                            <w:szCs w:val="18"/>
+                          </w:rPr>
+                          <w:t>{superior_grado}</w:t>
+                        </w:r>
+                        <w:r>
+                          <w:rPr>
+                            <w:sz w:val="24"/>
+                            <w:szCs w:val="18"/>
+                          </w:rPr>
+                          <w:t xml:space="preserve"> PNP</w:t>
+                        </w:r>
+                      </w:p>
+                    </w:txbxContent>
+                  </v:textbox>
+                </v:shape>
+                <w10:wrap anchorx="margin"/>
+              </v:group>
+            </w:pict>
+          </mc:Fallback>
+        </mc:AlternateContent>
+      </w:r>
+    </w:p>
+    <w:p>
+      <w:pPr>
+        <w:jc w:val="both"/>
+        <w:rPr>
+          <w:rFonts w:cs="Arial"/>
+          <w:b/>
+          <w:u w:val="single"/>
+          <w:lang w:val="es-PE"/>
+        </w:rPr>
+      </w:pPr>
+    </w:p>
+    <w:p>
+      <w:pPr>
+        <w:jc w:val="both"/>
+        <w:rPr>
+          <w:rFonts w:cs="Arial"/>
+          <w:b/>
+          <w:u w:val="single"/>
+          <w:lang w:val="es-PE"/>
+        </w:rPr>
+      </w:pPr>
+    </w:p>
+    <w:p>
+      <w:pPr>
+        <w:jc w:val="both"/>
+        <w:rPr>
+          <w:rFonts w:cs="Arial"/>
+          <w:b/>
+          <w:u w:val="single"/>
+          <w:lang w:val="es-PE"/>
+        </w:rPr>
+      </w:pPr>
+    </w:p>
+    <w:p>
+      <w:pPr>
+        <w:jc w:val="both"/>
+        <w:rPr>
+          <w:rFonts w:cs="Arial"/>
+          <w:b/>
+          <w:u w:val="single"/>
+          <w:lang w:val="es-PE"/>
+        </w:rPr>
+      </w:pPr>
+    </w:p>
+    <w:p>
+      <w:pPr>
+        <w:jc w:val="center"/>
+        <w:rPr>
+          <w:b/>
+          <w:bCs/>
+          <w:sz w:val="24"/>
+          <w:u w:val="single"/>
+        </w:rPr>
+      </w:pPr>
+    </w:p>
+    <w:p>
+      <w:pPr>
+        <w:jc w:val="center"/>
+        <w:rPr>
+          <w:b/>
+          <w:bCs/>
+          <w:sz w:val="24"/>
+          <w:u w:val="single"/>
+        </w:rPr>
+      </w:pPr>
+    </w:p>
+    <w:p>
+      <w:pPr>
+        <w:jc w:val="center"/>
+        <w:rPr>
+          <w:b/>
+          <w:bCs/>
+          <w:sz w:val="24"/>
+          <w:u w:val="single"/>
+        </w:rPr>
+      </w:pPr>
+    </w:p>
+    <w:p>
+      <w:pPr>
+        <w:jc w:val="center"/>
+        <w:rPr>
+          <w:b/>
+          <w:bCs/>
+          <w:sz w:val="24"/>
+          <w:u w:val="single"/>
+        </w:rPr>
+      </w:pPr>
+    </w:p>
+    <w:p>
+      <w:pPr>
+        <w:jc w:val="center"/>
+        <w:rPr>
+          <w:b/>
+          <w:bCs/>
+          <w:sz w:val="24"/>
+          <w:u w:val="single"/>
+        </w:rPr>
+      </w:pPr>
+    </w:p>
+    <w:p>
+      <w:pPr>
+        <w:jc w:val="center"/>
+        <w:rPr>
+          <w:b/>
+          <w:bCs/>
+          <w:sz w:val="24"/>
+          <w:u w:val="single"/>
+        </w:rPr>
+      </w:pPr>
+    </w:p>
+    <w:p/>
+    <w:p/>
+    <w:p/>
+    <w:p/>
+    <w:p/>
+    <w:p>
+      <w:pPr>
+        <w:tabs>
+          <w:tab w:val="left" w:pos="1716"/>
+        </w:tabs>
+      </w:pPr>
+      <w:r>
+        <w:tab/>
+      </w:r>
+    </w:p>
+    <w:p>
+      <w:pPr>
+        <w:tabs>
+          <w:tab w:val="left" w:pos="1716"/>
+        </w:tabs>
+      </w:pPr>
+    </w:p>
+    <w:p>
+      <w:pPr>
+        <w:tabs>
+          <w:tab w:val="left" w:pos="1716"/>
+        </w:tabs>
+      </w:pPr>
+    </w:p>
+    <w:p>
+      <w:pPr>
+        <w:tabs>
+          <w:tab w:val="left" w:pos="1716"/>
+        </w:tabs>
+      </w:pPr>
+    </w:p>
+    <w:p>
+      <w:pPr>
+        <w:tabs>
+          <w:tab w:val="left" w:pos="1716"/>
+        </w:tabs>
+      </w:pPr>
+    </w:p>
+    <w:p>
+      <w:pPr>
+        <w:tabs>
+          <w:tab w:val="left" w:pos="1716"/>
+        </w:tabs>
+      </w:pPr>
+    </w:p>
+    <w:p>
+      <w:pPr>
+        <w:tabs>
+          <w:tab w:val="left" w:pos="1716"/>
+        </w:tabs>
+      </w:pPr>
+    </w:p>
+    <w:p>
+      <w:pPr>
+        <w:tabs>
+          <w:tab w:val="left" w:pos="1716"/>
+        </w:tabs>
+      </w:pPr>
+    </w:p>
+    <w:p/>
+    <w:p>
+      <w:pPr>
+        <w:tabs>
+          <w:tab w:val="left" w:pos="3255"/>
+        </w:tabs>
+      </w:pPr>
+    </w:p>
+    <w:sectPr>
+      <w:headerReference w:type="default" r:id="rId6"/>
+      <w:footerReference w:type="default" r:id="rId7"/>
+      <w:pgSz w:w="11906" w:h="16838"/>
+      <w:pgMar w:top="1985" w:right="1134" w:bottom="1134" w:left="1985" w:header="708" w:footer="1247" w:gutter="0"/>
+      <w:cols w:space="708"/>
+      <w:docGrid w:linePitch="360"/>
+    </w:sectPr>
+  </w:body>
+</w:document>
 </file>
 
 <file path=word/endnotes.xml><?xml version="1.0" encoding="utf-8"?>
